--- a/Grammar points all the lessons/lesson 7 Grammar points.docx
+++ b/Grammar points all the lessons/lesson 7 Grammar points.docx
@@ -5,35 +5,39 @@
     <w:p>
       <w:pPr>
         <w:rPr>
-          <w:b/>
-          <w:bCs/>
-        </w:rPr>
-      </w:pPr>
-      <w:r>
-        <w:rPr>
-          <w:rFonts w:ascii="Segoe UI Emoji" w:hAnsi="Segoe UI Emoji" w:cs="Segoe UI Emoji"/>
-          <w:b/>
-          <w:bCs/>
-        </w:rPr>
-        <w:t>📘</w:t>
-      </w:r>
-      <w:r>
-        <w:rPr>
-          <w:b/>
-          <w:bCs/>
-        </w:rPr>
-        <w:t xml:space="preserve"> Lesson 7 · Grammar Point 1 of 5</w:t>
+          <w:rFonts w:ascii="Segoe UI Emoji" w:hAnsi="Segoe UI Emoji" w:cs="Segoe UI Emoji"/>
+          <w:b/>
+          <w:bCs/>
+        </w:rPr>
+      </w:pPr>
+      <w:r>
+        <w:rPr>
+          <w:rFonts w:ascii="Segoe UI Emoji" w:hAnsi="Segoe UI Emoji" w:cs="Segoe UI Emoji"/>
+          <w:b/>
+          <w:bCs/>
+        </w:rPr>
+        <w:t>📘 Lesson 7 · Complete Grammar (5 points)</w:t>
       </w:r>
     </w:p>
     <w:p>
       <w:pPr>
         <w:rPr>
-          <w:b/>
-          <w:bCs/>
-        </w:rPr>
-      </w:pPr>
-      <w:r>
-        <w:rPr>
+          <w:rFonts w:ascii="Segoe UI Emoji" w:hAnsi="Segoe UI Emoji" w:cs="Segoe UI Emoji"/>
+          <w:b/>
+          <w:bCs/>
+        </w:rPr>
+      </w:pPr>
+      <w:r>
+        <w:rPr>
+          <w:rFonts w:ascii="Segoe UI Emoji" w:hAnsi="Segoe UI Emoji" w:cs="Segoe UI Emoji"/>
+          <w:b/>
+          <w:bCs/>
+        </w:rPr>
+        <w:t xml:space="preserve">1️⃣ </w:t>
+      </w:r>
+      <w:r>
+        <w:rPr>
+          <w:rFonts w:ascii="Segoe UI Emoji" w:hAnsi="Segoe UI Emoji" w:cs="Segoe UI Emoji"/>
           <w:b/>
           <w:bCs/>
         </w:rPr>
@@ -41,6 +45,7 @@
       </w:r>
       <w:r>
         <w:rPr>
+          <w:rFonts w:ascii="Segoe UI Emoji" w:hAnsi="Segoe UI Emoji" w:cs="Segoe UI Emoji"/>
           <w:b/>
           <w:bCs/>
         </w:rPr>
@@ -49,289 +54,193 @@
       <w:proofErr w:type="spellStart"/>
       <w:r>
         <w:rPr>
-          <w:b/>
-          <w:bCs/>
-        </w:rPr>
-        <w:t>gūjì</w:t>
+          <w:rFonts w:ascii="Segoe UI Emoji" w:hAnsi="Segoe UI Emoji" w:cs="Segoe UI Emoji"/>
+          <w:b/>
+          <w:bCs/>
+        </w:rPr>
+        <w:t>g</w:t>
+      </w:r>
+      <w:r>
+        <w:rPr>
+          <w:rFonts w:ascii="Calibri" w:hAnsi="Calibri" w:cs="Calibri"/>
+          <w:b/>
+          <w:bCs/>
+        </w:rPr>
+        <w:t>ū</w:t>
+      </w:r>
+      <w:r>
+        <w:rPr>
+          <w:rFonts w:ascii="Segoe UI Emoji" w:hAnsi="Segoe UI Emoji" w:cs="Segoe UI Emoji"/>
+          <w:b/>
+          <w:bCs/>
+        </w:rPr>
+        <w:t>jì</w:t>
       </w:r>
       <w:proofErr w:type="spellEnd"/>
       <w:r>
         <w:rPr>
-          <w:b/>
-          <w:bCs/>
-        </w:rPr>
-        <w:t xml:space="preserve"> </w:t>
-      </w:r>
-      <w:proofErr w:type="gramStart"/>
-      <w:r>
-        <w:rPr>
-          <w:b/>
-          <w:bCs/>
-        </w:rPr>
-        <w:t>— "</w:t>
-      </w:r>
-      <w:proofErr w:type="gramEnd"/>
-      <w:r>
-        <w:rPr>
-          <w:b/>
-          <w:bCs/>
-        </w:rPr>
-        <w:t>to estimate, to reckon"</w:t>
+          <w:rFonts w:ascii="Segoe UI Emoji" w:hAnsi="Segoe UI Emoji" w:cs="Segoe UI Emoji"/>
+          <w:b/>
+          <w:bCs/>
+        </w:rPr>
+        <w:t xml:space="preserve"> — "to estimate, to reckon"</w:t>
       </w:r>
     </w:p>
     <w:p>
-      <w:r>
-        <w:rPr>
-          <w:b/>
-          <w:bCs/>
-        </w:rPr>
-        <w:t>What it is:</w:t>
-      </w:r>
-      <w:r>
-        <w:t xml:space="preserve"> a </w:t>
-      </w:r>
-      <w:r>
-        <w:rPr>
-          <w:b/>
-          <w:bCs/>
-        </w:rPr>
-        <w:t>verb</w:t>
-      </w:r>
-      <w:r>
-        <w:t xml:space="preserve"> meaning to make a </w:t>
-      </w:r>
-      <w:r>
-        <w:rPr>
-          <w:b/>
-          <w:bCs/>
-        </w:rPr>
-        <w:t>rough inference/guess</w:t>
-      </w:r>
-      <w:r>
-        <w:t xml:space="preserve"> based on certain information you have. You don't know for sure — but you have reasons to believe something.</w:t>
+      <w:pPr>
+        <w:rPr>
+          <w:rFonts w:ascii="Segoe UI Emoji" w:hAnsi="Segoe UI Emoji" w:cs="Segoe UI Emoji"/>
+          <w:b/>
+          <w:bCs/>
+        </w:rPr>
+      </w:pPr>
+      <w:r>
+        <w:rPr>
+          <w:rFonts w:ascii="Segoe UI Emoji" w:hAnsi="Segoe UI Emoji" w:cs="Segoe UI Emoji"/>
+          <w:b/>
+          <w:bCs/>
+        </w:rPr>
+        <w:t>What it is: a verb — making a rough inference based on information you have (not 100% sure).</w:t>
       </w:r>
     </w:p>
     <w:p>
-      <w:r>
-        <w:rPr>
-          <w:b/>
-          <w:bCs/>
-        </w:rPr>
-        <w:t>Pattern:</w:t>
+      <w:pPr>
+        <w:rPr>
+          <w:rFonts w:ascii="Segoe UI Emoji" w:hAnsi="Segoe UI Emoji" w:cs="Segoe UI Emoji"/>
+          <w:b/>
+          <w:bCs/>
+        </w:rPr>
+      </w:pPr>
+      <w:r>
+        <w:rPr>
+          <w:rFonts w:ascii="Segoe UI Emoji" w:hAnsi="Segoe UI Emoji" w:cs="Segoe UI Emoji"/>
+          <w:b/>
+          <w:bCs/>
+        </w:rPr>
+        <w:t xml:space="preserve">Pattern: </w:t>
+      </w:r>
+      <w:r>
+        <w:rPr>
+          <w:rFonts w:ascii="Segoe UI Emoji" w:hAnsi="Segoe UI Emoji" w:cs="Segoe UI Emoji"/>
+          <w:b/>
+          <w:bCs/>
+        </w:rPr>
+        <w:t>估计</w:t>
+      </w:r>
+      <w:r>
+        <w:rPr>
+          <w:rFonts w:ascii="Segoe UI Emoji" w:hAnsi="Segoe UI Emoji" w:cs="Segoe UI Emoji"/>
+          <w:b/>
+          <w:bCs/>
+        </w:rPr>
+        <w:t xml:space="preserve"> + verb/clause = "I reckon that… / probably…"</w:t>
       </w:r>
     </w:p>
     <w:p>
-      <w:r>
-        <w:rPr>
-          <w:b/>
-          <w:bCs/>
-        </w:rPr>
-        <w:t>估计</w:t>
-      </w:r>
-      <w:r>
-        <w:rPr>
-          <w:b/>
-          <w:bCs/>
-        </w:rPr>
-        <w:t xml:space="preserve"> + verb/clause</w:t>
-      </w:r>
-      <w:r>
-        <w:t xml:space="preserve"> = "I reckon that</w:t>
-      </w:r>
-      <w:proofErr w:type="gramStart"/>
-      <w:r>
-        <w:t xml:space="preserve">… / </w:t>
-      </w:r>
-      <w:proofErr w:type="gramEnd"/>
-      <w:r>
-        <w:t>probably</w:t>
-      </w:r>
-      <w:proofErr w:type="gramStart"/>
-      <w:r>
-        <w:t>…"</w:t>
-      </w:r>
-      <w:proofErr w:type="gramEnd"/>
+      <w:pPr>
+        <w:numPr>
+          <w:ilvl w:val="0"/>
+          <w:numId w:val="6"/>
+        </w:numPr>
+        <w:rPr>
+          <w:rFonts w:ascii="Segoe UI Emoji" w:hAnsi="Segoe UI Emoji" w:cs="Segoe UI Emoji"/>
+          <w:b/>
+          <w:bCs/>
+        </w:rPr>
+      </w:pPr>
+      <w:r>
+        <w:rPr>
+          <w:rFonts w:ascii="Segoe UI Emoji" w:hAnsi="Segoe UI Emoji" w:cs="Segoe UI Emoji"/>
+          <w:b/>
+          <w:bCs/>
+        </w:rPr>
+        <w:t>我还不习惯北方的气候，估计是天气太干。</w:t>
+      </w:r>
+      <w:r>
+        <w:rPr>
+          <w:rFonts w:ascii="Segoe UI Emoji" w:hAnsi="Segoe UI Emoji" w:cs="Segoe UI Emoji"/>
+          <w:b/>
+          <w:bCs/>
+        </w:rPr>
+        <w:t xml:space="preserve"> </w:t>
+      </w:r>
+      <w:r>
+        <w:rPr>
+          <w:rFonts w:ascii="Segoe UI Emoji" w:hAnsi="Segoe UI Emoji" w:cs="Segoe UI Emoji"/>
+          <w:b/>
+          <w:bCs/>
+          <w:i/>
+          <w:iCs/>
+        </w:rPr>
+        <w:t>(I reckon it's because the weather's too dry.)</w:t>
+      </w:r>
     </w:p>
     <w:p>
-      <w:r>
-        <w:rPr>
-          <w:b/>
-          <w:bCs/>
-        </w:rPr>
-        <w:t>Examples from the book:</w:t>
+      <w:pPr>
+        <w:numPr>
+          <w:ilvl w:val="0"/>
+          <w:numId w:val="6"/>
+        </w:numPr>
+        <w:rPr>
+          <w:rFonts w:ascii="Segoe UI Emoji" w:hAnsi="Segoe UI Emoji" w:cs="Segoe UI Emoji"/>
+          <w:b/>
+          <w:bCs/>
+        </w:rPr>
+      </w:pPr>
+      <w:r>
+        <w:rPr>
+          <w:rFonts w:ascii="Segoe UI Emoji" w:hAnsi="Segoe UI Emoji" w:cs="Segoe UI Emoji"/>
+          <w:b/>
+          <w:bCs/>
+        </w:rPr>
+        <w:t>你有没有去问问小王？估计他应该有办法。</w:t>
+      </w:r>
+      <w:r>
+        <w:rPr>
+          <w:rFonts w:ascii="Segoe UI Emoji" w:hAnsi="Segoe UI Emoji" w:cs="Segoe UI Emoji"/>
+          <w:b/>
+          <w:bCs/>
+        </w:rPr>
+        <w:t xml:space="preserve"> </w:t>
+      </w:r>
+      <w:r>
+        <w:rPr>
+          <w:rFonts w:ascii="Segoe UI Emoji" w:hAnsi="Segoe UI Emoji" w:cs="Segoe UI Emoji"/>
+          <w:b/>
+          <w:bCs/>
+          <w:i/>
+          <w:iCs/>
+        </w:rPr>
+        <w:t>(I reckon he must have a way.)</w:t>
       </w:r>
     </w:p>
     <w:p>
       <w:pPr>
-        <w:numPr>
-          <w:ilvl w:val="0"/>
-          <w:numId w:val="1"/>
-        </w:numPr>
-      </w:pPr>
-      <w:r>
-        <w:t>我还不习惯北方的气候，</w:t>
-      </w:r>
-      <w:r>
-        <w:rPr>
+        <w:rPr>
+          <w:rFonts w:ascii="Segoe UI Emoji" w:hAnsi="Segoe UI Emoji" w:cs="Segoe UI Emoji"/>
+          <w:b/>
+          <w:bCs/>
+        </w:rPr>
+      </w:pPr>
+      <w:r>
+        <w:rPr>
+          <w:rFonts w:ascii="Segoe UI Emoji" w:hAnsi="Segoe UI Emoji" w:cs="Segoe UI Emoji"/>
+          <w:b/>
+          <w:bCs/>
+        </w:rPr>
+        <w:t xml:space="preserve">⚖️ </w:t>
+      </w:r>
+      <w:r>
+        <w:rPr>
+          <w:rFonts w:ascii="Segoe UI Emoji" w:hAnsi="Segoe UI Emoji" w:cs="Segoe UI Emoji"/>
           <w:b/>
           <w:bCs/>
         </w:rPr>
         <w:t>估计</w:t>
       </w:r>
       <w:r>
-        <w:t>是天气太干。</w:t>
-      </w:r>
-      <w:r>
-        <w:t xml:space="preserve"> </w:t>
-      </w:r>
-      <w:r>
-        <w:rPr>
-          <w:i/>
-          <w:iCs/>
-        </w:rPr>
-        <w:t>(I'm not used to the northern climate — I reckon it's because the weather is too dry.)</w:t>
-      </w:r>
-    </w:p>
-    <w:p>
-      <w:pPr>
-        <w:numPr>
-          <w:ilvl w:val="0"/>
-          <w:numId w:val="1"/>
-        </w:numPr>
-      </w:pPr>
-      <w:r>
-        <w:t>你有没有去问问小王？</w:t>
-      </w:r>
-      <w:r>
-        <w:rPr>
-          <w:b/>
-          <w:bCs/>
-        </w:rPr>
-        <w:t>估计</w:t>
-      </w:r>
-      <w:r>
-        <w:t>他应该有办法。</w:t>
-      </w:r>
-      <w:r>
-        <w:t xml:space="preserve"> </w:t>
-      </w:r>
-      <w:r>
-        <w:rPr>
-          <w:i/>
-          <w:iCs/>
-        </w:rPr>
-        <w:t>(Did you ask Xiao Wang? I reckon he must have a way.)</w:t>
-      </w:r>
-    </w:p>
-    <w:p>
-      <w:pPr>
-        <w:numPr>
-          <w:ilvl w:val="0"/>
-          <w:numId w:val="1"/>
-        </w:numPr>
-      </w:pPr>
-      <w:r>
-        <w:t>机场通知飞机晚点一个小时，</w:t>
-      </w:r>
-      <w:r>
-        <w:rPr>
-          <w:b/>
-          <w:bCs/>
-        </w:rPr>
-        <w:t>估计</w:t>
-      </w:r>
-      <w:r>
-        <w:t>他下午六点才能到上海。</w:t>
-      </w:r>
-      <w:r>
-        <w:t xml:space="preserve"> </w:t>
-      </w:r>
-      <w:r>
-        <w:rPr>
-          <w:i/>
-          <w:iCs/>
-        </w:rPr>
-        <w:t>(The airport announced a 1-hour delay — I estimate he can only reach Shanghai at 6 pm.)</w:t>
-      </w:r>
-    </w:p>
-    <w:p>
-      <w:r>
-        <w:rPr>
-          <w:b/>
-          <w:bCs/>
-        </w:rPr>
-        <w:t>Feeling:</w:t>
-      </w:r>
-      <w:r>
-        <w:t xml:space="preserve"> </w:t>
-      </w:r>
-      <w:r>
-        <w:t>估计</w:t>
-      </w:r>
-      <w:r>
-        <w:t xml:space="preserve"> = "I'm guessing based on what I </w:t>
-      </w:r>
-      <w:proofErr w:type="gramStart"/>
-      <w:r>
-        <w:t>know" —</w:t>
-      </w:r>
-      <w:proofErr w:type="gramEnd"/>
-      <w:r>
-        <w:t xml:space="preserve"> not 100% sure.</w:t>
-      </w:r>
-    </w:p>
-    <w:p>
-      <w:r>
-        <w:pict w14:anchorId="244F3949">
-          <v:rect id="_x0000_i1043" style="width:0;height:1.5pt" o:hralign="center" o:hrstd="t" o:hr="t" fillcolor="#a0a0a0" stroked="f"/>
-        </w:pict>
-      </w:r>
-    </w:p>
-    <w:p>
-      <w:pPr>
-        <w:rPr>
-          <w:b/>
-          <w:bCs/>
-        </w:rPr>
-      </w:pPr>
-      <w:r>
-        <w:rPr>
-          <w:rFonts w:ascii="Segoe UI Emoji" w:hAnsi="Segoe UI Emoji" w:cs="Segoe UI Emoji"/>
-          <w:b/>
-          <w:bCs/>
-        </w:rPr>
-        <w:t>⚖️</w:t>
-      </w:r>
-      <w:r>
-        <w:rPr>
-          <w:b/>
-          <w:bCs/>
-        </w:rPr>
-        <w:t xml:space="preserve"> </w:t>
-      </w:r>
-      <w:r>
-        <w:rPr>
-          <w:b/>
-          <w:bCs/>
-        </w:rPr>
-        <w:t>比一比</w:t>
-      </w:r>
-      <w:r>
-        <w:rPr>
-          <w:b/>
-          <w:bCs/>
-        </w:rPr>
-        <w:t xml:space="preserve">: </w:t>
-      </w:r>
-      <w:r>
-        <w:rPr>
-          <w:b/>
-          <w:bCs/>
-        </w:rPr>
-        <w:t>估计</w:t>
-      </w:r>
-      <w:r>
-        <w:rPr>
+        <w:rPr>
+          <w:rFonts w:ascii="Segoe UI Emoji" w:hAnsi="Segoe UI Emoji" w:cs="Segoe UI Emoji"/>
           <w:b/>
           <w:bCs/>
         </w:rPr>
@@ -339,76 +248,11 @@
       </w:r>
       <w:r>
         <w:rPr>
+          <w:rFonts w:ascii="Segoe UI Emoji" w:hAnsi="Segoe UI Emoji" w:cs="Segoe UI Emoji"/>
           <w:b/>
           <w:bCs/>
         </w:rPr>
         <w:t>可能</w:t>
-      </w:r>
-    </w:p>
-    <w:p>
-      <w:r>
-        <w:rPr>
-          <w:b/>
-          <w:bCs/>
-        </w:rPr>
-        <w:t>Similarity:</w:t>
-      </w:r>
-      <w:r>
-        <w:t xml:space="preserve"> both express a rough inference from certain conditions.</w:t>
-      </w:r>
-    </w:p>
-    <w:p>
-      <w:pPr>
-        <w:numPr>
-          <w:ilvl w:val="0"/>
-          <w:numId w:val="2"/>
-        </w:numPr>
-      </w:pPr>
-      <w:r>
-        <w:t>今天的工作</w:t>
-      </w:r>
-      <w:r>
-        <w:rPr>
-          <w:b/>
-          <w:bCs/>
-        </w:rPr>
-        <w:t>估计</w:t>
-      </w:r>
-      <w:r>
-        <w:rPr>
-          <w:b/>
-          <w:bCs/>
-        </w:rPr>
-        <w:t>/</w:t>
-      </w:r>
-      <w:r>
-        <w:rPr>
-          <w:b/>
-          <w:bCs/>
-        </w:rPr>
-        <w:t>可能</w:t>
-      </w:r>
-      <w:r>
-        <w:t>完不成了，因为出了点儿问题。</w:t>
-      </w:r>
-      <w:r>
-        <w:t xml:space="preserve"> </w:t>
-      </w:r>
-      <w:r>
-        <w:rPr>
-          <w:i/>
-          <w:iCs/>
-        </w:rPr>
-        <w:t>(Both work: "Today's work probably can't be finished.")</w:t>
-      </w:r>
-    </w:p>
-    <w:p>
-      <w:r>
-        <w:rPr>
-          <w:b/>
-          <w:bCs/>
-        </w:rPr>
-        <w:t>Difference ① — part of speech:</w:t>
       </w:r>
     </w:p>
     <w:tbl>
@@ -424,9 +268,9 @@
         <w:tblLook w:val="04A0" w:firstRow="1" w:lastRow="0" w:firstColumn="1" w:lastColumn="0" w:noHBand="0" w:noVBand="1"/>
       </w:tblPr>
       <w:tblGrid>
-        <w:gridCol w:w="1230"/>
-        <w:gridCol w:w="4408"/>
-        <w:gridCol w:w="3722"/>
+        <w:gridCol w:w="1354"/>
+        <w:gridCol w:w="2881"/>
+        <w:gridCol w:w="5125"/>
       </w:tblGrid>
       <w:tr>
         <w:trPr>
@@ -439,7 +283,15 @@
             <w:vAlign w:val="center"/>
             <w:hideMark/>
           </w:tcPr>
-          <w:p/>
+          <w:p>
+            <w:pPr>
+              <w:rPr>
+                <w:rFonts w:ascii="Segoe UI Emoji" w:hAnsi="Segoe UI Emoji" w:cs="Segoe UI Emoji"/>
+                <w:b/>
+                <w:bCs/>
+              </w:rPr>
+            </w:pPr>
+          </w:p>
         </w:tc>
         <w:tc>
           <w:tcPr>
@@ -450,12 +302,14 @@
           <w:p>
             <w:pPr>
               <w:rPr>
+                <w:rFonts w:ascii="Segoe UI Emoji" w:hAnsi="Segoe UI Emoji" w:cs="Segoe UI Emoji"/>
                 <w:b/>
                 <w:bCs/>
               </w:rPr>
             </w:pPr>
             <w:r>
               <w:rPr>
+                <w:rFonts w:ascii="Segoe UI Emoji" w:hAnsi="Segoe UI Emoji" w:cs="Segoe UI Emoji"/>
                 <w:b/>
                 <w:bCs/>
               </w:rPr>
@@ -472,12 +326,14 @@
           <w:p>
             <w:pPr>
               <w:rPr>
+                <w:rFonts w:ascii="Segoe UI Emoji" w:hAnsi="Segoe UI Emoji" w:cs="Segoe UI Emoji"/>
                 <w:b/>
                 <w:bCs/>
               </w:rPr>
             </w:pPr>
             <w:r>
               <w:rPr>
+                <w:rFonts w:ascii="Segoe UI Emoji" w:hAnsi="Segoe UI Emoji" w:cs="Segoe UI Emoji"/>
                 <w:b/>
                 <w:bCs/>
               </w:rPr>
@@ -497,7 +353,19 @@
             <w:hideMark/>
           </w:tcPr>
           <w:p>
+            <w:pPr>
+              <w:rPr>
+                <w:rFonts w:ascii="Segoe UI Emoji" w:hAnsi="Segoe UI Emoji" w:cs="Segoe UI Emoji"/>
+                <w:b/>
+                <w:bCs/>
+              </w:rPr>
+            </w:pPr>
             <w:r>
+              <w:rPr>
+                <w:rFonts w:ascii="Segoe UI Emoji" w:hAnsi="Segoe UI Emoji" w:cs="Segoe UI Emoji"/>
+                <w:b/>
+                <w:bCs/>
+              </w:rPr>
               <w:t>Type</w:t>
             </w:r>
           </w:p>
@@ -509,15 +377,20 @@
             <w:hideMark/>
           </w:tcPr>
           <w:p>
+            <w:pPr>
+              <w:rPr>
+                <w:rFonts w:ascii="Segoe UI Emoji" w:hAnsi="Segoe UI Emoji" w:cs="Segoe UI Emoji"/>
+                <w:b/>
+                <w:bCs/>
+              </w:rPr>
+            </w:pPr>
             <w:r>
               <w:rPr>
-                <w:b/>
-                <w:bCs/>
-              </w:rPr>
-              <w:t>verb</w:t>
-            </w:r>
-            <w:r>
-              <w:t xml:space="preserve"> — can BE the predicate</w:t>
+                <w:rFonts w:ascii="Segoe UI Emoji" w:hAnsi="Segoe UI Emoji" w:cs="Segoe UI Emoji"/>
+                <w:b/>
+                <w:bCs/>
+              </w:rPr>
+              <w:t>verb (can BE the predicate)</w:t>
             </w:r>
           </w:p>
         </w:tc>
@@ -528,15 +401,20 @@
             <w:hideMark/>
           </w:tcPr>
           <w:p>
+            <w:pPr>
+              <w:rPr>
+                <w:rFonts w:ascii="Segoe UI Emoji" w:hAnsi="Segoe UI Emoji" w:cs="Segoe UI Emoji"/>
+                <w:b/>
+                <w:bCs/>
+              </w:rPr>
+            </w:pPr>
             <w:r>
               <w:rPr>
-                <w:b/>
-                <w:bCs/>
-              </w:rPr>
-              <w:t>modal verb</w:t>
-            </w:r>
-            <w:r>
-              <w:t xml:space="preserve"> — only modifies another verb</w:t>
+                <w:rFonts w:ascii="Segoe UI Emoji" w:hAnsi="Segoe UI Emoji" w:cs="Segoe UI Emoji"/>
+                <w:b/>
+                <w:bCs/>
+              </w:rPr>
+              <w:t>modal verb (needs another verb after)</w:t>
             </w:r>
           </w:p>
         </w:tc>
@@ -552,7 +430,19 @@
             <w:hideMark/>
           </w:tcPr>
           <w:p>
+            <w:pPr>
+              <w:rPr>
+                <w:rFonts w:ascii="Segoe UI Emoji" w:hAnsi="Segoe UI Emoji" w:cs="Segoe UI Emoji"/>
+                <w:b/>
+                <w:bCs/>
+              </w:rPr>
+            </w:pPr>
             <w:r>
+              <w:rPr>
+                <w:rFonts w:ascii="Segoe UI Emoji" w:hAnsi="Segoe UI Emoji" w:cs="Segoe UI Emoji"/>
+                <w:b/>
+                <w:bCs/>
+              </w:rPr>
               <w:t>Followed by</w:t>
             </w:r>
           </w:p>
@@ -564,14 +454,20 @@
             <w:hideMark/>
           </w:tcPr>
           <w:p>
+            <w:pPr>
+              <w:rPr>
+                <w:rFonts w:ascii="Segoe UI Emoji" w:hAnsi="Segoe UI Emoji" w:cs="Segoe UI Emoji"/>
+                <w:b/>
+                <w:bCs/>
+              </w:rPr>
+            </w:pPr>
             <w:r>
-              <w:t xml:space="preserve">verb or whole clause </w:t>
-            </w:r>
-            <w:r>
-              <w:rPr>
-                <w:rFonts w:ascii="Segoe UI Emoji" w:hAnsi="Segoe UI Emoji" w:cs="Segoe UI Emoji"/>
-              </w:rPr>
-              <w:t>✅</w:t>
+              <w:rPr>
+                <w:rFonts w:ascii="Segoe UI Emoji" w:hAnsi="Segoe UI Emoji" w:cs="Segoe UI Emoji"/>
+                <w:b/>
+                <w:bCs/>
+              </w:rPr>
+              <w:t>verb or whole clause</w:t>
             </w:r>
           </w:p>
         </w:tc>
@@ -582,14 +478,20 @@
             <w:hideMark/>
           </w:tcPr>
           <w:p>
+            <w:pPr>
+              <w:rPr>
+                <w:rFonts w:ascii="Segoe UI Emoji" w:hAnsi="Segoe UI Emoji" w:cs="Segoe UI Emoji"/>
+                <w:b/>
+                <w:bCs/>
+              </w:rPr>
+            </w:pPr>
             <w:r>
-              <w:t xml:space="preserve">only a verb </w:t>
-            </w:r>
-            <w:r>
-              <w:rPr>
-                <w:rFonts w:ascii="Segoe UI Emoji" w:hAnsi="Segoe UI Emoji" w:cs="Segoe UI Emoji"/>
-              </w:rPr>
-              <w:t>❌</w:t>
+              <w:rPr>
+                <w:rFonts w:ascii="Segoe UI Emoji" w:hAnsi="Segoe UI Emoji" w:cs="Segoe UI Emoji"/>
+                <w:b/>
+                <w:bCs/>
+              </w:rPr>
+              <w:t>verb only</w:t>
             </w:r>
           </w:p>
         </w:tc>
@@ -605,318 +507,20 @@
             <w:hideMark/>
           </w:tcPr>
           <w:p>
-            <w:r>
-              <w:t>Example</w:t>
-            </w:r>
-          </w:p>
-        </w:tc>
-        <w:tc>
-          <w:tcPr>
-            <w:tcW w:w="0" w:type="auto"/>
-            <w:vAlign w:val="center"/>
-            <w:hideMark/>
-          </w:tcPr>
-          <w:p>
-            <w:r>
-              <w:t>我</w:t>
-            </w:r>
-            <w:r>
-              <w:rPr>
-                <w:b/>
-                <w:bCs/>
-              </w:rPr>
-              <w:t>估计</w:t>
-            </w:r>
-            <w:r>
-              <w:t>他今天不来。</w:t>
-            </w:r>
-            <w:r>
-              <w:t xml:space="preserve"> </w:t>
-            </w:r>
-            <w:r>
-              <w:rPr>
-                <w:i/>
-                <w:iCs/>
-              </w:rPr>
-              <w:t>(I reckon he's not coming today.)</w:t>
-            </w:r>
-          </w:p>
-        </w:tc>
-        <w:tc>
-          <w:tcPr>
-            <w:tcW w:w="0" w:type="auto"/>
-            <w:vAlign w:val="center"/>
-            <w:hideMark/>
-          </w:tcPr>
-          <w:p>
-            <w:r>
-              <w:t>他今天</w:t>
-            </w:r>
-            <w:r>
-              <w:rPr>
-                <w:b/>
-                <w:bCs/>
-              </w:rPr>
-              <w:t>可能</w:t>
-            </w:r>
-            <w:r>
-              <w:t>不来。</w:t>
-            </w:r>
-            <w:r>
-              <w:t xml:space="preserve"> </w:t>
-            </w:r>
-            <w:r>
-              <w:rPr>
-                <w:i/>
-                <w:iCs/>
-              </w:rPr>
-              <w:t>(He may not come today.)</w:t>
-            </w:r>
-          </w:p>
-        </w:tc>
-      </w:tr>
-    </w:tbl>
-    <w:p>
-      <w:r>
-        <w:rPr>
-          <w:rFonts w:ascii="Segoe UI Emoji" w:hAnsi="Segoe UI Emoji" w:cs="Segoe UI Emoji"/>
-        </w:rPr>
-        <w:lastRenderedPageBreak/>
-        <w:t>⭐</w:t>
-      </w:r>
-      <w:r>
-        <w:t xml:space="preserve"> If you say </w:t>
-      </w:r>
-      <w:r>
-        <w:t>估计</w:t>
-      </w:r>
-      <w:r>
-        <w:t>, the sentence is complete (</w:t>
-      </w:r>
-      <w:r>
-        <w:t>估计</w:t>
-      </w:r>
-      <w:r>
-        <w:t xml:space="preserve"> IS the verb). If you say </w:t>
-      </w:r>
-      <w:r>
-        <w:t>可能</w:t>
-      </w:r>
-      <w:r>
-        <w:t>, you still need a main verb after it.</w:t>
-      </w:r>
-    </w:p>
-    <w:p>
-      <w:r>
-        <w:rPr>
-          <w:b/>
-          <w:bCs/>
-        </w:rPr>
-        <w:t xml:space="preserve">Difference ② — </w:t>
-      </w:r>
-      <w:r>
-        <w:rPr>
-          <w:b/>
-          <w:bCs/>
-        </w:rPr>
-        <w:t>可能</w:t>
-      </w:r>
-      <w:r>
-        <w:rPr>
-          <w:b/>
-          <w:bCs/>
-        </w:rPr>
-        <w:t xml:space="preserve"> can be an adjective:</w:t>
-      </w:r>
-    </w:p>
-    <w:p>
-      <w:pPr>
-        <w:numPr>
-          <w:ilvl w:val="0"/>
-          <w:numId w:val="3"/>
-        </w:numPr>
-      </w:pPr>
-      <w:r>
-        <w:t>他这么多天没来上课，最</w:t>
-      </w:r>
-      <w:r>
-        <w:rPr>
-          <w:b/>
-          <w:bCs/>
-        </w:rPr>
-        <w:t>可能</w:t>
-      </w:r>
-      <w:r>
-        <w:t>的原因就是他回国了。</w:t>
-      </w:r>
-      <w:r>
-        <w:t xml:space="preserve"> </w:t>
-      </w:r>
-      <w:r>
-        <w:rPr>
-          <w:i/>
-          <w:iCs/>
-        </w:rPr>
-        <w:t>(The most likely reason is he went home.)</w:t>
-      </w:r>
-      <w:r>
-        <w:t xml:space="preserve"> — </w:t>
-      </w:r>
-      <w:r>
-        <w:t>估计</w:t>
-      </w:r>
-      <w:r>
-        <w:t xml:space="preserve"> can NOT do this!</w:t>
-      </w:r>
-    </w:p>
-    <w:p>
-      <w:r>
-        <w:rPr>
-          <w:b/>
-          <w:bCs/>
-        </w:rPr>
-        <w:t xml:space="preserve">Difference ③ — </w:t>
-      </w:r>
-      <w:r>
-        <w:rPr>
-          <w:b/>
-          <w:bCs/>
-        </w:rPr>
-        <w:t>很可能</w:t>
-      </w:r>
-      <w:r>
-        <w:rPr>
-          <w:b/>
-          <w:bCs/>
-        </w:rPr>
-        <w:t xml:space="preserve"> (strengthened):</w:t>
-      </w:r>
-    </w:p>
-    <w:p>
-      <w:pPr>
-        <w:numPr>
-          <w:ilvl w:val="0"/>
-          <w:numId w:val="4"/>
-        </w:numPr>
-      </w:pPr>
-      <w:r>
-        <w:rPr>
-          <w:b/>
-          <w:bCs/>
-        </w:rPr>
-        <w:t>很可能</w:t>
-      </w:r>
-      <w:r>
-        <w:t>他还不知道这件事。</w:t>
-      </w:r>
-      <w:r>
-        <w:t xml:space="preserve"> / </w:t>
-      </w:r>
-      <w:r>
-        <w:t>他</w:t>
-      </w:r>
-      <w:r>
-        <w:rPr>
-          <w:b/>
-          <w:bCs/>
-        </w:rPr>
-        <w:t>很可能</w:t>
-      </w:r>
-      <w:r>
-        <w:t>还不知道这件事。</w:t>
-      </w:r>
-      <w:r>
-        <w:t xml:space="preserve"> </w:t>
-      </w:r>
-      <w:r>
-        <w:rPr>
-          <w:i/>
-          <w:iCs/>
-        </w:rPr>
-        <w:t>(He most likely still doesn't know.)</w:t>
-      </w:r>
-      <w:r>
-        <w:t xml:space="preserve"> — </w:t>
-      </w:r>
-      <w:r>
-        <w:t>估计</w:t>
-      </w:r>
-      <w:r>
-        <w:t xml:space="preserve"> can NOT do this!</w:t>
-      </w:r>
-    </w:p>
-    <w:p>
-      <w:r>
-        <w:pict w14:anchorId="0E5564B0">
-          <v:rect id="_x0000_i1044" style="width:0;height:1.5pt" o:hralign="center" o:hrstd="t" o:hr="t" fillcolor="#a0a0a0" stroked="f"/>
-        </w:pict>
-      </w:r>
-    </w:p>
-    <w:p>
-      <w:pPr>
-        <w:rPr>
-          <w:b/>
-          <w:bCs/>
-        </w:rPr>
-      </w:pPr>
-      <w:r>
-        <w:rPr>
-          <w:rFonts w:ascii="Segoe UI Emoji" w:hAnsi="Segoe UI Emoji" w:cs="Segoe UI Emoji"/>
-          <w:b/>
-          <w:bCs/>
-        </w:rPr>
-        <w:t>✅</w:t>
-      </w:r>
-      <w:r>
-        <w:rPr>
-          <w:b/>
-          <w:bCs/>
-        </w:rPr>
-        <w:t xml:space="preserve"> Drill answers (from the book)</w:t>
-      </w:r>
-    </w:p>
-    <w:tbl>
-      <w:tblPr>
-        <w:tblW w:w="0" w:type="auto"/>
-        <w:tblCellSpacing w:w="15" w:type="dxa"/>
-        <w:tblCellMar>
-          <w:top w:w="15" w:type="dxa"/>
-          <w:left w:w="15" w:type="dxa"/>
-          <w:bottom w:w="15" w:type="dxa"/>
-          <w:right w:w="15" w:type="dxa"/>
-        </w:tblCellMar>
-        <w:tblLook w:val="04A0" w:firstRow="1" w:lastRow="0" w:firstColumn="1" w:lastColumn="0" w:noHBand="0" w:noVBand="1"/>
-      </w:tblPr>
-      <w:tblGrid>
-        <w:gridCol w:w="204"/>
-        <w:gridCol w:w="4163"/>
-        <w:gridCol w:w="719"/>
-        <w:gridCol w:w="4274"/>
-      </w:tblGrid>
-      <w:tr>
-        <w:trPr>
-          <w:tblHeader/>
-          <w:tblCellSpacing w:w="15" w:type="dxa"/>
-        </w:trPr>
-        <w:tc>
-          <w:tcPr>
-            <w:tcW w:w="0" w:type="auto"/>
-            <w:vAlign w:val="center"/>
-            <w:hideMark/>
-          </w:tcPr>
-          <w:p>
             <w:pPr>
               <w:rPr>
+                <w:rFonts w:ascii="Segoe UI Emoji" w:hAnsi="Segoe UI Emoji" w:cs="Segoe UI Emoji"/>
                 <w:b/>
                 <w:bCs/>
               </w:rPr>
             </w:pPr>
             <w:r>
               <w:rPr>
-                <w:b/>
-                <w:bCs/>
-              </w:rPr>
-              <w:t>#</w:t>
+                <w:rFonts w:ascii="Segoe UI Emoji" w:hAnsi="Segoe UI Emoji" w:cs="Segoe UI Emoji"/>
+                <w:b/>
+                <w:bCs/>
+              </w:rPr>
+              <w:t>Adjective?</w:t>
             </w:r>
           </w:p>
         </w:tc>
@@ -929,16 +533,18 @@
           <w:p>
             <w:pPr>
               <w:rPr>
+                <w:rFonts w:ascii="Segoe UI Emoji" w:hAnsi="Segoe UI Emoji" w:cs="Segoe UI Emoji"/>
                 <w:b/>
                 <w:bCs/>
               </w:rPr>
             </w:pPr>
             <w:r>
               <w:rPr>
-                <w:b/>
-                <w:bCs/>
-              </w:rPr>
-              <w:t>Sentence</w:t>
+                <w:rFonts w:ascii="Segoe UI Emoji" w:hAnsi="Segoe UI Emoji" w:cs="Segoe UI Emoji"/>
+                <w:b/>
+                <w:bCs/>
+              </w:rPr>
+              <w:t>❌</w:t>
             </w:r>
           </w:p>
         </w:tc>
@@ -951,38 +557,34 @@
           <w:p>
             <w:pPr>
               <w:rPr>
+                <w:rFonts w:ascii="Segoe UI Emoji" w:hAnsi="Segoe UI Emoji" w:cs="Segoe UI Emoji"/>
                 <w:b/>
                 <w:bCs/>
               </w:rPr>
             </w:pPr>
             <w:r>
               <w:rPr>
-                <w:b/>
-                <w:bCs/>
-              </w:rPr>
-              <w:t>估计</w:t>
+                <w:rFonts w:ascii="Segoe UI Emoji" w:hAnsi="Segoe UI Emoji" w:cs="Segoe UI Emoji"/>
+                <w:b/>
+                <w:bCs/>
+              </w:rPr>
+              <w:t xml:space="preserve">✅ </w:t>
             </w:r>
-          </w:p>
-        </w:tc>
-        <w:tc>
-          <w:tcPr>
-            <w:tcW w:w="0" w:type="auto"/>
-            <w:vAlign w:val="center"/>
-            <w:hideMark/>
-          </w:tcPr>
-          <w:p>
-            <w:pPr>
-              <w:rPr>
-                <w:b/>
-                <w:bCs/>
-              </w:rPr>
-            </w:pPr>
             <w:r>
               <w:rPr>
-                <w:b/>
-                <w:bCs/>
-              </w:rPr>
-              <w:t>可能</w:t>
+                <w:rFonts w:ascii="Segoe UI Emoji" w:hAnsi="Segoe UI Emoji" w:cs="Segoe UI Emoji"/>
+                <w:b/>
+                <w:bCs/>
+              </w:rPr>
+              <w:t>最可能的原因</w:t>
+            </w:r>
+            <w:r>
+              <w:rPr>
+                <w:rFonts w:ascii="Segoe UI Emoji" w:hAnsi="Segoe UI Emoji" w:cs="Segoe UI Emoji"/>
+                <w:b/>
+                <w:bCs/>
+              </w:rPr>
+              <w:t xml:space="preserve"> the most likely reason</w:t>
             </w:r>
           </w:p>
         </w:tc>
@@ -998,8 +600,62 @@
             <w:hideMark/>
           </w:tcPr>
           <w:p>
+            <w:pPr>
+              <w:rPr>
+                <w:rFonts w:ascii="Segoe UI Emoji" w:hAnsi="Segoe UI Emoji" w:cs="Segoe UI Emoji"/>
+                <w:b/>
+                <w:bCs/>
+              </w:rPr>
+            </w:pPr>
             <w:r>
-              <w:t>1</w:t>
+              <w:rPr>
+                <w:rFonts w:ascii="Segoe UI Emoji" w:hAnsi="Segoe UI Emoji" w:cs="Segoe UI Emoji"/>
+                <w:b/>
+                <w:bCs/>
+              </w:rPr>
+              <w:t>很</w:t>
+            </w:r>
+            <w:proofErr w:type="gramStart"/>
+            <w:r>
+              <w:rPr>
+                <w:rFonts w:ascii="Segoe UI Emoji" w:hAnsi="Segoe UI Emoji" w:cs="Segoe UI Emoji"/>
+                <w:b/>
+                <w:bCs/>
+              </w:rPr>
+              <w:t>可能</w:t>
+            </w:r>
+            <w:r>
+              <w:rPr>
+                <w:rFonts w:ascii="Segoe UI Emoji" w:hAnsi="Segoe UI Emoji" w:cs="Segoe UI Emoji"/>
+                <w:b/>
+                <w:bCs/>
+              </w:rPr>
+              <w:t>?</w:t>
+            </w:r>
+            <w:proofErr w:type="gramEnd"/>
+          </w:p>
+        </w:tc>
+        <w:tc>
+          <w:tcPr>
+            <w:tcW w:w="0" w:type="auto"/>
+            <w:vAlign w:val="center"/>
+            <w:hideMark/>
+          </w:tcPr>
+          <w:p>
+            <w:pPr>
+              <w:rPr>
+                <w:rFonts w:ascii="Segoe UI Emoji" w:hAnsi="Segoe UI Emoji" w:cs="Segoe UI Emoji"/>
+                <w:b/>
+                <w:bCs/>
+              </w:rPr>
+            </w:pPr>
+            <w:r>
+              <w:rPr>
+                <w:rFonts w:ascii="Segoe UI Emoji" w:hAnsi="Segoe UI Emoji" w:cs="Segoe UI Emoji"/>
+                <w:b/>
+                <w:bCs/>
+              </w:rPr>
+              <w:t>❌</w:t>
             </w:r>
           </w:p>
         </w:tc>
@@ -1010,20 +666,899 @@
             <w:hideMark/>
           </w:tcPr>
           <w:p>
+            <w:pPr>
+              <w:rPr>
+                <w:rFonts w:ascii="Segoe UI Emoji" w:hAnsi="Segoe UI Emoji" w:cs="Segoe UI Emoji"/>
+                <w:b/>
+                <w:bCs/>
+              </w:rPr>
+            </w:pPr>
             <w:r>
-              <w:t>那个饭馆去晚了人特别多</w:t>
+              <w:rPr>
+                <w:rFonts w:ascii="Segoe UI Emoji" w:hAnsi="Segoe UI Emoji" w:cs="Segoe UI Emoji"/>
+                <w:b/>
+                <w:bCs/>
+              </w:rPr>
+              <w:t xml:space="preserve">✅ </w:t>
             </w:r>
             <w:r>
-              <w:t>……</w:t>
+              <w:rPr>
+                <w:rFonts w:ascii="Segoe UI Emoji" w:hAnsi="Segoe UI Emoji" w:cs="Segoe UI Emoji"/>
+                <w:b/>
+                <w:bCs/>
+              </w:rPr>
+              <w:t>很可能他不知道</w:t>
             </w:r>
             <w:r>
-              <w:t>这会儿去</w:t>
+              <w:rPr>
+                <w:rFonts w:ascii="Segoe UI Emoji" w:hAnsi="Segoe UI Emoji" w:cs="Segoe UI Emoji"/>
+                <w:b/>
+                <w:bCs/>
+              </w:rPr>
+              <w:t xml:space="preserve"> most likely he doesn't know</w:t>
             </w:r>
+          </w:p>
+        </w:tc>
+      </w:tr>
+    </w:tbl>
+    <w:p>
+      <w:pPr>
+        <w:rPr>
+          <w:rFonts w:ascii="Segoe UI Emoji" w:hAnsi="Segoe UI Emoji" w:cs="Segoe UI Emoji"/>
+          <w:b/>
+          <w:bCs/>
+        </w:rPr>
+      </w:pPr>
+      <w:r>
+        <w:rPr>
+          <w:rFonts w:ascii="Segoe UI Emoji" w:hAnsi="Segoe UI Emoji" w:cs="Segoe UI Emoji"/>
+          <w:b/>
+          <w:bCs/>
+        </w:rPr>
+        <w:t xml:space="preserve">Test trick: "I reckon he has a way" → </w:t>
+      </w:r>
+      <w:r>
+        <w:rPr>
+          <w:rFonts w:ascii="Segoe UI Emoji" w:hAnsi="Segoe UI Emoji" w:cs="Segoe UI Emoji"/>
+          <w:b/>
+          <w:bCs/>
+        </w:rPr>
+        <w:t>估计他有办法</w:t>
+      </w:r>
+      <w:r>
+        <w:rPr>
+          <w:rFonts w:ascii="Segoe UI Emoji" w:hAnsi="Segoe UI Emoji" w:cs="Segoe UI Emoji"/>
+          <w:b/>
+          <w:bCs/>
+        </w:rPr>
+        <w:t xml:space="preserve"> (clause!). "The most likely reason" → </w:t>
+      </w:r>
+      <w:r>
+        <w:rPr>
+          <w:rFonts w:ascii="Segoe UI Emoji" w:hAnsi="Segoe UI Emoji" w:cs="Segoe UI Emoji"/>
+          <w:b/>
+          <w:bCs/>
+        </w:rPr>
+        <w:t>最可能的原因</w:t>
+      </w:r>
+      <w:r>
+        <w:rPr>
+          <w:rFonts w:ascii="Segoe UI Emoji" w:hAnsi="Segoe UI Emoji" w:cs="Segoe UI Emoji"/>
+          <w:b/>
+          <w:bCs/>
+        </w:rPr>
+        <w:t xml:space="preserve"> (adjective!).</w:t>
+      </w:r>
+    </w:p>
+    <w:p>
+      <w:pPr>
+        <w:rPr>
+          <w:rFonts w:ascii="Segoe UI Emoji" w:hAnsi="Segoe UI Emoji" w:cs="Segoe UI Emoji"/>
+          <w:b/>
+          <w:bCs/>
+        </w:rPr>
+      </w:pPr>
+      <w:r>
+        <w:rPr>
+          <w:rFonts w:ascii="Segoe UI Emoji" w:hAnsi="Segoe UI Emoji" w:cs="Segoe UI Emoji"/>
+          <w:b/>
+          <w:bCs/>
+        </w:rPr>
+        <w:pict w14:anchorId="207C3E83">
+          <v:rect id="_x0000_i1078" style="width:0;height:1.5pt" o:hralign="center" o:hrstd="t" o:hr="t" fillcolor="#a0a0a0" stroked="f"/>
+        </w:pict>
+      </w:r>
+    </w:p>
+    <w:p>
+      <w:pPr>
+        <w:rPr>
+          <w:rFonts w:ascii="Segoe UI Emoji" w:hAnsi="Segoe UI Emoji" w:cs="Segoe UI Emoji"/>
+          <w:b/>
+          <w:bCs/>
+        </w:rPr>
+      </w:pPr>
+      <w:r>
+        <w:rPr>
+          <w:rFonts w:ascii="Segoe UI Emoji" w:hAnsi="Segoe UI Emoji" w:cs="Segoe UI Emoji"/>
+          <w:b/>
+          <w:bCs/>
+        </w:rPr>
+        <w:t xml:space="preserve">2️⃣ </w:t>
+      </w:r>
+      <w:r>
+        <w:rPr>
+          <w:rFonts w:ascii="Segoe UI Emoji" w:hAnsi="Segoe UI Emoji" w:cs="Segoe UI Emoji"/>
+          <w:b/>
+          <w:bCs/>
+        </w:rPr>
+        <w:t>来不及</w:t>
+      </w:r>
+      <w:r>
+        <w:rPr>
+          <w:rFonts w:ascii="Segoe UI Emoji" w:hAnsi="Segoe UI Emoji" w:cs="Segoe UI Emoji"/>
+          <w:b/>
+          <w:bCs/>
+        </w:rPr>
+        <w:t xml:space="preserve"> </w:t>
+      </w:r>
+      <w:proofErr w:type="spellStart"/>
+      <w:r>
+        <w:rPr>
+          <w:rFonts w:ascii="Segoe UI Emoji" w:hAnsi="Segoe UI Emoji" w:cs="Segoe UI Emoji"/>
+          <w:b/>
+          <w:bCs/>
+        </w:rPr>
+        <w:t>láibují</w:t>
+      </w:r>
+      <w:proofErr w:type="spellEnd"/>
+      <w:r>
+        <w:rPr>
+          <w:rFonts w:ascii="Segoe UI Emoji" w:hAnsi="Segoe UI Emoji" w:cs="Segoe UI Emoji"/>
+          <w:b/>
+          <w:bCs/>
+        </w:rPr>
+        <w:t xml:space="preserve"> — "no time to / too late to"</w:t>
+      </w:r>
+    </w:p>
+    <w:p>
+      <w:pPr>
+        <w:rPr>
+          <w:rFonts w:ascii="Segoe UI Emoji" w:hAnsi="Segoe UI Emoji" w:cs="Segoe UI Emoji"/>
+          <w:b/>
+          <w:bCs/>
+        </w:rPr>
+      </w:pPr>
+      <w:r>
+        <w:rPr>
+          <w:rFonts w:ascii="Segoe UI Emoji" w:hAnsi="Segoe UI Emoji" w:cs="Segoe UI Emoji"/>
+          <w:b/>
+          <w:bCs/>
+        </w:rPr>
+        <w:t>What it is: a verb meaning something can't be done because time is too short — you'd miss the chance.</w:t>
+      </w:r>
+    </w:p>
+    <w:p>
+      <w:pPr>
+        <w:rPr>
+          <w:rFonts w:ascii="Segoe UI Emoji" w:hAnsi="Segoe UI Emoji" w:cs="Segoe UI Emoji"/>
+          <w:b/>
+          <w:bCs/>
+        </w:rPr>
+      </w:pPr>
+      <w:r>
+        <w:rPr>
+          <w:rFonts w:ascii="Segoe UI Emoji" w:hAnsi="Segoe UI Emoji" w:cs="Segoe UI Emoji"/>
+          <w:b/>
+          <w:bCs/>
+        </w:rPr>
+        <w:t>Pattern:</w:t>
+      </w:r>
+    </w:p>
+    <w:p>
+      <w:pPr>
+        <w:rPr>
+          <w:rFonts w:ascii="Segoe UI Emoji" w:hAnsi="Segoe UI Emoji" w:cs="Segoe UI Emoji"/>
+          <w:b/>
+          <w:bCs/>
+        </w:rPr>
+      </w:pPr>
+      <w:r>
+        <w:rPr>
+          <w:rFonts w:ascii="Segoe UI Emoji" w:hAnsi="Segoe UI Emoji" w:cs="Segoe UI Emoji"/>
+          <w:b/>
+          <w:bCs/>
+        </w:rPr>
+        <w:lastRenderedPageBreak/>
+        <w:t>来不及</w:t>
+      </w:r>
+      <w:r>
+        <w:rPr>
+          <w:rFonts w:ascii="Segoe UI Emoji" w:hAnsi="Segoe UI Emoji" w:cs="Segoe UI Emoji"/>
+          <w:b/>
+          <w:bCs/>
+        </w:rPr>
+        <w:t xml:space="preserve"> + verb = "no time to do</w:t>
+      </w:r>
+      <w:proofErr w:type="gramStart"/>
+      <w:r>
+        <w:rPr>
+          <w:rFonts w:ascii="Segoe UI Emoji" w:hAnsi="Segoe UI Emoji" w:cs="Segoe UI Emoji"/>
+          <w:b/>
+          <w:bCs/>
+        </w:rPr>
+        <w:t>…"</w:t>
+      </w:r>
+      <w:proofErr w:type="gramEnd"/>
+      <w:r>
+        <w:rPr>
+          <w:rFonts w:ascii="Segoe UI Emoji" w:hAnsi="Segoe UI Emoji" w:cs="Segoe UI Emoji"/>
+          <w:b/>
+          <w:bCs/>
+        </w:rPr>
+        <w:t xml:space="preserve"> </w:t>
+      </w:r>
+      <w:proofErr w:type="gramStart"/>
+      <w:r>
+        <w:rPr>
+          <w:rFonts w:ascii="Segoe UI Emoji" w:hAnsi="Segoe UI Emoji" w:cs="Segoe UI Emoji"/>
+          <w:b/>
+          <w:bCs/>
+        </w:rPr>
+        <w:t xml:space="preserve">· </w:t>
+      </w:r>
+      <w:r>
+        <w:rPr>
+          <w:rFonts w:ascii="Segoe UI Emoji" w:hAnsi="Segoe UI Emoji" w:cs="Segoe UI Emoji"/>
+          <w:b/>
+          <w:bCs/>
+        </w:rPr>
+        <w:t>来不及</w:t>
+      </w:r>
+      <w:proofErr w:type="gramEnd"/>
+      <w:r>
+        <w:rPr>
+          <w:rFonts w:ascii="Segoe UI Emoji" w:hAnsi="Segoe UI Emoji" w:cs="Segoe UI Emoji"/>
+          <w:b/>
+          <w:bCs/>
+        </w:rPr>
+        <w:t>了</w:t>
+      </w:r>
+      <w:r>
+        <w:rPr>
+          <w:rFonts w:ascii="Segoe UI Emoji" w:hAnsi="Segoe UI Emoji" w:cs="Segoe UI Emoji"/>
+          <w:b/>
+          <w:bCs/>
+        </w:rPr>
+        <w:t xml:space="preserve"> = "it's too late!" · </w:t>
+      </w:r>
+      <w:proofErr w:type="gramStart"/>
+      <w:r>
+        <w:rPr>
+          <w:rFonts w:ascii="Segoe UI Emoji" w:hAnsi="Segoe UI Emoji" w:cs="Segoe UI Emoji"/>
+          <w:b/>
+          <w:bCs/>
+        </w:rPr>
+        <w:t>opposite</w:t>
+      </w:r>
+      <w:proofErr w:type="gramEnd"/>
+      <w:r>
+        <w:rPr>
+          <w:rFonts w:ascii="Segoe UI Emoji" w:hAnsi="Segoe UI Emoji" w:cs="Segoe UI Emoji"/>
+          <w:b/>
+          <w:bCs/>
+        </w:rPr>
+        <w:t xml:space="preserve">: </w:t>
+      </w:r>
+      <w:r>
+        <w:rPr>
+          <w:rFonts w:ascii="Segoe UI Emoji" w:hAnsi="Segoe UI Emoji" w:cs="Segoe UI Emoji"/>
+          <w:b/>
+          <w:bCs/>
+        </w:rPr>
+        <w:t>来得及</w:t>
+      </w:r>
+      <w:r>
+        <w:rPr>
+          <w:rFonts w:ascii="Segoe UI Emoji" w:hAnsi="Segoe UI Emoji" w:cs="Segoe UI Emoji"/>
+          <w:b/>
+          <w:bCs/>
+        </w:rPr>
+        <w:t xml:space="preserve"> = "there's still time"</w:t>
+      </w:r>
+    </w:p>
+    <w:p>
+      <w:pPr>
+        <w:numPr>
+          <w:ilvl w:val="0"/>
+          <w:numId w:val="7"/>
+        </w:numPr>
+        <w:rPr>
+          <w:rFonts w:ascii="Segoe UI Emoji" w:hAnsi="Segoe UI Emoji" w:cs="Segoe UI Emoji"/>
+          <w:b/>
+          <w:bCs/>
+        </w:rPr>
+      </w:pPr>
+      <w:r>
+        <w:rPr>
+          <w:rFonts w:ascii="Segoe UI Emoji" w:hAnsi="Segoe UI Emoji" w:cs="Segoe UI Emoji"/>
+          <w:b/>
+          <w:bCs/>
+        </w:rPr>
+        <w:t>等你身体出现问题了，后悔就来不及了。</w:t>
+      </w:r>
+      <w:r>
+        <w:rPr>
+          <w:rFonts w:ascii="Segoe UI Emoji" w:hAnsi="Segoe UI Emoji" w:cs="Segoe UI Emoji"/>
+          <w:b/>
+          <w:bCs/>
+        </w:rPr>
+        <w:t xml:space="preserve"> </w:t>
+      </w:r>
+      <w:r>
+        <w:rPr>
+          <w:rFonts w:ascii="Segoe UI Emoji" w:hAnsi="Segoe UI Emoji" w:cs="Segoe UI Emoji"/>
+          <w:b/>
+          <w:bCs/>
+          <w:i/>
+          <w:iCs/>
+        </w:rPr>
+        <w:t>(Once health problems appear, it's too late to regret.)</w:t>
+      </w:r>
+    </w:p>
+    <w:p>
+      <w:pPr>
+        <w:numPr>
+          <w:ilvl w:val="0"/>
+          <w:numId w:val="7"/>
+        </w:numPr>
+        <w:rPr>
+          <w:rFonts w:ascii="Segoe UI Emoji" w:hAnsi="Segoe UI Emoji" w:cs="Segoe UI Emoji"/>
+          <w:b/>
+          <w:bCs/>
+        </w:rPr>
+      </w:pPr>
+      <w:r>
+        <w:rPr>
+          <w:rFonts w:ascii="Segoe UI Emoji" w:hAnsi="Segoe UI Emoji" w:cs="Segoe UI Emoji"/>
+          <w:b/>
+          <w:bCs/>
+        </w:rPr>
+        <w:t>今天来不及开会了，明天我们再找时间说这个问题吧。</w:t>
+      </w:r>
+      <w:r>
+        <w:rPr>
+          <w:rFonts w:ascii="Segoe UI Emoji" w:hAnsi="Segoe UI Emoji" w:cs="Segoe UI Emoji"/>
+          <w:b/>
+          <w:bCs/>
+        </w:rPr>
+        <w:t xml:space="preserve"> </w:t>
+      </w:r>
+      <w:r>
+        <w:rPr>
+          <w:rFonts w:ascii="Segoe UI Emoji" w:hAnsi="Segoe UI Emoji" w:cs="Segoe UI Emoji"/>
+          <w:b/>
+          <w:bCs/>
+          <w:i/>
+          <w:iCs/>
+        </w:rPr>
+        <w:t>(No time for the meeting today — let's talk tomorrow.)</w:t>
+      </w:r>
+    </w:p>
+    <w:p>
+      <w:pPr>
+        <w:numPr>
+          <w:ilvl w:val="0"/>
+          <w:numId w:val="7"/>
+        </w:numPr>
+        <w:rPr>
+          <w:rFonts w:ascii="Segoe UI Emoji" w:hAnsi="Segoe UI Emoji" w:cs="Segoe UI Emoji"/>
+          <w:b/>
+          <w:bCs/>
+        </w:rPr>
+      </w:pPr>
+      <w:r>
+        <w:rPr>
+          <w:rFonts w:ascii="Segoe UI Emoji" w:hAnsi="Segoe UI Emoji" w:cs="Segoe UI Emoji"/>
+          <w:b/>
+          <w:bCs/>
+        </w:rPr>
+        <w:t>你不是和同学约了下午两点见面吗？再不走就来不及了。</w:t>
+      </w:r>
+      <w:r>
+        <w:rPr>
+          <w:rFonts w:ascii="Segoe UI Emoji" w:hAnsi="Segoe UI Emoji" w:cs="Segoe UI Emoji"/>
+          <w:b/>
+          <w:bCs/>
+        </w:rPr>
+        <w:t xml:space="preserve"> </w:t>
+      </w:r>
+      <w:r>
+        <w:rPr>
+          <w:rFonts w:ascii="Segoe UI Emoji" w:hAnsi="Segoe UI Emoji" w:cs="Segoe UI Emoji"/>
+          <w:b/>
+          <w:bCs/>
+          <w:i/>
+          <w:iCs/>
+        </w:rPr>
+        <w:t>(Aren't you meeting your classmate at 2? If we don't leave now, we'll be too late.)</w:t>
+      </w:r>
+    </w:p>
+    <w:p>
+      <w:pPr>
+        <w:rPr>
+          <w:rFonts w:ascii="Segoe UI Emoji" w:hAnsi="Segoe UI Emoji" w:cs="Segoe UI Emoji"/>
+          <w:b/>
+          <w:bCs/>
+        </w:rPr>
+      </w:pPr>
+      <w:r>
+        <w:rPr>
+          <w:rFonts w:ascii="Segoe UI Emoji" w:hAnsi="Segoe UI Emoji" w:cs="Segoe UI Emoji"/>
+          <w:b/>
+          <w:bCs/>
+        </w:rPr>
+        <w:t>Pattern family (</w:t>
+      </w:r>
+      <w:proofErr w:type="gramStart"/>
+      <w:r>
+        <w:rPr>
+          <w:rFonts w:ascii="Segoe UI Emoji" w:hAnsi="Segoe UI Emoji" w:cs="Segoe UI Emoji"/>
+          <w:b/>
+          <w:bCs/>
+        </w:rPr>
+        <w:t>opposites —</w:t>
+      </w:r>
+      <w:proofErr w:type="gramEnd"/>
+      <w:r>
+        <w:rPr>
+          <w:rFonts w:ascii="Segoe UI Emoji" w:hAnsi="Segoe UI Emoji" w:cs="Segoe UI Emoji"/>
+          <w:b/>
+          <w:bCs/>
+        </w:rPr>
+        <w:t xml:space="preserve"> HSK favorite!):</w:t>
+      </w:r>
+    </w:p>
+    <w:p>
+      <w:pPr>
+        <w:numPr>
+          <w:ilvl w:val="0"/>
+          <w:numId w:val="8"/>
+        </w:numPr>
+        <w:rPr>
+          <w:rFonts w:ascii="Segoe UI Emoji" w:hAnsi="Segoe UI Emoji" w:cs="Segoe UI Emoji"/>
+          <w:b/>
+          <w:bCs/>
+        </w:rPr>
+      </w:pPr>
+      <w:r>
+        <w:rPr>
+          <w:rFonts w:ascii="Segoe UI Emoji" w:hAnsi="Segoe UI Emoji" w:cs="Segoe UI Emoji"/>
+          <w:b/>
+          <w:bCs/>
+        </w:rPr>
+        <w:t>来得及</w:t>
+      </w:r>
+      <w:r>
+        <w:rPr>
+          <w:rFonts w:ascii="Segoe UI Emoji" w:hAnsi="Segoe UI Emoji" w:cs="Segoe UI Emoji"/>
+          <w:b/>
+          <w:bCs/>
+        </w:rPr>
+        <w:t xml:space="preserve"> = still have time </w:t>
+      </w:r>
+      <w:proofErr w:type="gramStart"/>
+      <w:r>
+        <w:rPr>
+          <w:rFonts w:ascii="Segoe UI Emoji" w:hAnsi="Segoe UI Emoji" w:cs="Segoe UI Emoji"/>
+          <w:b/>
+          <w:bCs/>
+        </w:rPr>
+        <w:t xml:space="preserve">✅ · </w:t>
+      </w:r>
+      <w:proofErr w:type="gramEnd"/>
+      <w:r>
+        <w:rPr>
+          <w:rFonts w:ascii="Segoe UI Emoji" w:hAnsi="Segoe UI Emoji" w:cs="Segoe UI Emoji"/>
+          <w:b/>
+          <w:bCs/>
+        </w:rPr>
+        <w:t>来不及</w:t>
+      </w:r>
+      <w:r>
+        <w:rPr>
+          <w:rFonts w:ascii="Segoe UI Emoji" w:hAnsi="Segoe UI Emoji" w:cs="Segoe UI Emoji"/>
+          <w:b/>
+          <w:bCs/>
+        </w:rPr>
+        <w:t xml:space="preserve"> = no time ❌</w:t>
+      </w:r>
+    </w:p>
+    <w:p>
+      <w:pPr>
+        <w:numPr>
+          <w:ilvl w:val="0"/>
+          <w:numId w:val="8"/>
+        </w:numPr>
+        <w:rPr>
+          <w:rFonts w:ascii="Segoe UI Emoji" w:hAnsi="Segoe UI Emoji" w:cs="Segoe UI Emoji"/>
+          <w:b/>
+          <w:bCs/>
+        </w:rPr>
+      </w:pPr>
+      <w:r>
+        <w:rPr>
+          <w:rFonts w:ascii="Segoe UI Emoji" w:hAnsi="Segoe UI Emoji" w:cs="Segoe UI Emoji"/>
+          <w:b/>
+          <w:bCs/>
+        </w:rPr>
+        <w:t>我来得及赶飞机。</w:t>
+      </w:r>
+      <w:r>
+        <w:rPr>
+          <w:rFonts w:ascii="Segoe UI Emoji" w:hAnsi="Segoe UI Emoji" w:cs="Segoe UI Emoji"/>
+          <w:b/>
+          <w:bCs/>
+        </w:rPr>
+        <w:t xml:space="preserve"> </w:t>
+      </w:r>
+      <w:r>
+        <w:rPr>
+          <w:rFonts w:ascii="Segoe UI Emoji" w:hAnsi="Segoe UI Emoji" w:cs="Segoe UI Emoji"/>
+          <w:b/>
+          <w:bCs/>
+          <w:i/>
+          <w:iCs/>
+        </w:rPr>
+        <w:t>(I still have time to catch the flight.)</w:t>
+      </w:r>
+      <w:r>
+        <w:rPr>
+          <w:rFonts w:ascii="Segoe UI Emoji" w:hAnsi="Segoe UI Emoji" w:cs="Segoe UI Emoji"/>
+          <w:b/>
+          <w:bCs/>
+        </w:rPr>
+        <w:t xml:space="preserve"> · </w:t>
+      </w:r>
+      <w:r>
+        <w:rPr>
+          <w:rFonts w:ascii="Segoe UI Emoji" w:hAnsi="Segoe UI Emoji" w:cs="Segoe UI Emoji"/>
+          <w:b/>
+          <w:bCs/>
+        </w:rPr>
+        <w:t>我来不及吃饭了。</w:t>
+      </w:r>
+      <w:r>
+        <w:rPr>
+          <w:rFonts w:ascii="Segoe UI Emoji" w:hAnsi="Segoe UI Emoji" w:cs="Segoe UI Emoji"/>
+          <w:b/>
+          <w:bCs/>
+        </w:rPr>
+        <w:t xml:space="preserve"> </w:t>
+      </w:r>
+      <w:r>
+        <w:rPr>
+          <w:rFonts w:ascii="Segoe UI Emoji" w:hAnsi="Segoe UI Emoji" w:cs="Segoe UI Emoji"/>
+          <w:b/>
+          <w:bCs/>
+          <w:i/>
+          <w:iCs/>
+        </w:rPr>
+        <w:t>(I have no time to eat.)</w:t>
+      </w:r>
+    </w:p>
+    <w:p>
+      <w:pPr>
+        <w:rPr>
+          <w:rFonts w:ascii="Segoe UI Emoji" w:hAnsi="Segoe UI Emoji" w:cs="Segoe UI Emoji"/>
+          <w:b/>
+          <w:bCs/>
+        </w:rPr>
+      </w:pPr>
+      <w:r>
+        <w:rPr>
+          <w:rFonts w:ascii="Segoe UI Emoji" w:hAnsi="Segoe UI Emoji" w:cs="Segoe UI Emoji"/>
+          <w:b/>
+          <w:bCs/>
+        </w:rPr>
+        <w:t xml:space="preserve">Quick check: </w:t>
+      </w:r>
+      <w:r>
+        <w:rPr>
+          <w:rFonts w:ascii="Segoe UI Emoji" w:hAnsi="Segoe UI Emoji" w:cs="Segoe UI Emoji"/>
+          <w:b/>
+          <w:bCs/>
+        </w:rPr>
+        <w:t>节目</w:t>
+      </w:r>
+      <w:r>
+        <w:rPr>
+          <w:rFonts w:ascii="Segoe UI Emoji" w:hAnsi="Segoe UI Emoji" w:cs="Segoe UI Emoji"/>
+          <w:b/>
+          <w:bCs/>
+        </w:rPr>
+        <w:t>8</w:t>
+      </w:r>
+      <w:r>
+        <w:rPr>
+          <w:rFonts w:ascii="Segoe UI Emoji" w:hAnsi="Segoe UI Emoji" w:cs="Segoe UI Emoji"/>
+          <w:b/>
+          <w:bCs/>
+        </w:rPr>
+        <w:t>点开始，</w:t>
+      </w:r>
+      <w:r>
+        <w:rPr>
+          <w:rFonts w:ascii="Segoe UI Emoji" w:hAnsi="Segoe UI Emoji" w:cs="Segoe UI Emoji"/>
+          <w:b/>
+          <w:bCs/>
+        </w:rPr>
+        <w:t>________________________</w:t>
+      </w:r>
+      <w:r>
+        <w:rPr>
+          <w:rFonts w:ascii="Segoe UI Emoji" w:hAnsi="Segoe UI Emoji" w:cs="Segoe UI Emoji"/>
+          <w:b/>
+          <w:bCs/>
+        </w:rPr>
+        <w:t>。（来不及）</w:t>
+      </w:r>
+      <w:r>
+        <w:rPr>
+          <w:rFonts w:ascii="Segoe UI Emoji" w:hAnsi="Segoe UI Emoji" w:cs="Segoe UI Emoji"/>
+          <w:b/>
+          <w:bCs/>
+        </w:rPr>
+        <w:t xml:space="preserve"> </w:t>
+      </w:r>
+      <w:r>
+        <w:rPr>
+          <w:rFonts w:ascii="Segoe UI Emoji" w:hAnsi="Segoe UI Emoji" w:cs="Segoe UI Emoji"/>
+          <w:b/>
+          <w:bCs/>
+          <w:i/>
+          <w:iCs/>
+        </w:rPr>
+        <w:t xml:space="preserve">Sample answer: </w:t>
+      </w:r>
+      <w:r>
+        <w:rPr>
+          <w:rFonts w:ascii="Segoe UI Emoji" w:hAnsi="Segoe UI Emoji" w:cs="Segoe UI Emoji"/>
+          <w:b/>
+          <w:bCs/>
+          <w:i/>
+          <w:iCs/>
+        </w:rPr>
+        <w:t>我们再不出发就来不及了</w:t>
+      </w:r>
+    </w:p>
+    <w:p>
+      <w:pPr>
+        <w:rPr>
+          <w:rFonts w:ascii="Segoe UI Emoji" w:hAnsi="Segoe UI Emoji" w:cs="Segoe UI Emoji"/>
+          <w:b/>
+          <w:bCs/>
+        </w:rPr>
+      </w:pPr>
+      <w:r>
+        <w:rPr>
+          <w:rFonts w:ascii="Segoe UI Emoji" w:hAnsi="Segoe UI Emoji" w:cs="Segoe UI Emoji"/>
+          <w:b/>
+          <w:bCs/>
+        </w:rPr>
+        <w:pict w14:anchorId="5976E75A">
+          <v:rect id="_x0000_i1079" style="width:0;height:1.5pt" o:hralign="center" o:hrstd="t" o:hr="t" fillcolor="#a0a0a0" stroked="f"/>
+        </w:pict>
+      </w:r>
+    </w:p>
+    <w:p>
+      <w:pPr>
+        <w:rPr>
+          <w:rFonts w:ascii="Segoe UI Emoji" w:hAnsi="Segoe UI Emoji" w:cs="Segoe UI Emoji"/>
+          <w:b/>
+          <w:bCs/>
+        </w:rPr>
+      </w:pPr>
+      <w:r>
+        <w:rPr>
+          <w:rFonts w:ascii="Segoe UI Emoji" w:hAnsi="Segoe UI Emoji" w:cs="Segoe UI Emoji"/>
+          <w:b/>
+          <w:bCs/>
+        </w:rPr>
+        <w:t xml:space="preserve">3️⃣ </w:t>
+      </w:r>
+      <w:r>
+        <w:rPr>
+          <w:rFonts w:ascii="Segoe UI Emoji" w:hAnsi="Segoe UI Emoji" w:cs="Segoe UI Emoji"/>
+          <w:b/>
+          <w:bCs/>
+        </w:rPr>
+        <w:t>离合词重叠</w:t>
+      </w:r>
+      <w:r>
+        <w:rPr>
+          <w:rFonts w:ascii="Segoe UI Emoji" w:hAnsi="Segoe UI Emoji" w:cs="Segoe UI Emoji"/>
+          <w:b/>
+          <w:bCs/>
+        </w:rPr>
+        <w:t xml:space="preserve"> (AAB) — Reduplication of Separable Words</w:t>
+      </w:r>
+    </w:p>
+    <w:p>
+      <w:pPr>
+        <w:rPr>
+          <w:rFonts w:ascii="Segoe UI Emoji" w:hAnsi="Segoe UI Emoji" w:cs="Segoe UI Emoji"/>
+          <w:b/>
+          <w:bCs/>
+        </w:rPr>
+      </w:pPr>
+      <w:r>
+        <w:rPr>
+          <w:rFonts w:ascii="Segoe UI Emoji" w:hAnsi="Segoe UI Emoji" w:cs="Segoe UI Emoji"/>
+          <w:b/>
+          <w:bCs/>
+        </w:rPr>
+        <w:t>What it is: separable words (</w:t>
+      </w:r>
+      <w:r>
+        <w:rPr>
+          <w:rFonts w:ascii="Segoe UI Emoji" w:hAnsi="Segoe UI Emoji" w:cs="Segoe UI Emoji"/>
+          <w:b/>
+          <w:bCs/>
+        </w:rPr>
+        <w:t>离合词</w:t>
+      </w:r>
+      <w:r>
+        <w:rPr>
+          <w:rFonts w:ascii="Segoe UI Emoji" w:hAnsi="Segoe UI Emoji" w:cs="Segoe UI Emoji"/>
+          <w:b/>
+          <w:bCs/>
+        </w:rPr>
+        <w:t>) = two-character verbs that can split (</w:t>
+      </w:r>
+      <w:r>
+        <w:rPr>
+          <w:rFonts w:ascii="Segoe UI Emoji" w:hAnsi="Segoe UI Emoji" w:cs="Segoe UI Emoji"/>
+          <w:b/>
+          <w:bCs/>
+        </w:rPr>
+        <w:t>散步</w:t>
+      </w:r>
+      <w:r>
+        <w:rPr>
+          <w:rFonts w:ascii="Segoe UI Emoji" w:hAnsi="Segoe UI Emoji" w:cs="Segoe UI Emoji"/>
+          <w:b/>
+          <w:bCs/>
+        </w:rPr>
+        <w:t xml:space="preserve"> = </w:t>
+      </w:r>
+      <w:r>
+        <w:rPr>
+          <w:rFonts w:ascii="Segoe UI Emoji" w:hAnsi="Segoe UI Emoji" w:cs="Segoe UI Emoji"/>
+          <w:b/>
+          <w:bCs/>
+        </w:rPr>
+        <w:t>散</w:t>
+      </w:r>
+      <w:r>
+        <w:rPr>
+          <w:rFonts w:ascii="Segoe UI Emoji" w:hAnsi="Segoe UI Emoji" w:cs="Segoe UI Emoji"/>
+          <w:b/>
+          <w:bCs/>
+        </w:rPr>
+        <w:t xml:space="preserve"> + </w:t>
+      </w:r>
+      <w:r>
+        <w:rPr>
+          <w:rFonts w:ascii="Segoe UI Emoji" w:hAnsi="Segoe UI Emoji" w:cs="Segoe UI Emoji"/>
+          <w:b/>
+          <w:bCs/>
+        </w:rPr>
+        <w:t>步</w:t>
+      </w:r>
+      <w:r>
+        <w:rPr>
+          <w:rFonts w:ascii="Segoe UI Emoji" w:hAnsi="Segoe UI Emoji" w:cs="Segoe UI Emoji"/>
+          <w:b/>
+          <w:bCs/>
+        </w:rPr>
+        <w:t xml:space="preserve">). When reduplicated, they take the AAB form and </w:t>
+      </w:r>
+      <w:proofErr w:type="gramStart"/>
+      <w:r>
+        <w:rPr>
+          <w:rFonts w:ascii="Segoe UI Emoji" w:hAnsi="Segoe UI Emoji" w:cs="Segoe UI Emoji"/>
+          <w:b/>
+          <w:bCs/>
+        </w:rPr>
+        <w:t>mean:</w:t>
+      </w:r>
+      <w:proofErr w:type="gramEnd"/>
+      <w:r>
+        <w:rPr>
+          <w:rFonts w:ascii="Segoe UI Emoji" w:hAnsi="Segoe UI Emoji" w:cs="Segoe UI Emoji"/>
+          <w:b/>
+          <w:bCs/>
+        </w:rPr>
+        <w:t xml:space="preserve"> short time, trying, casual/relaxed — "have a little…"</w:t>
+      </w:r>
+    </w:p>
+    <w:p>
+      <w:pPr>
+        <w:rPr>
+          <w:rFonts w:ascii="Segoe UI Emoji" w:hAnsi="Segoe UI Emoji" w:cs="Segoe UI Emoji"/>
+          <w:b/>
+          <w:bCs/>
+        </w:rPr>
+      </w:pPr>
+      <w:r>
+        <w:rPr>
+          <w:rFonts w:ascii="Segoe UI Emoji" w:hAnsi="Segoe UI Emoji" w:cs="Segoe UI Emoji"/>
+          <w:b/>
+          <w:bCs/>
+        </w:rPr>
+        <w:t>Pattern:</w:t>
+      </w:r>
+    </w:p>
+    <w:p>
+      <w:pPr>
+        <w:rPr>
+          <w:rFonts w:ascii="Segoe UI Emoji" w:hAnsi="Segoe UI Emoji" w:cs="Segoe UI Emoji"/>
+          <w:b/>
+          <w:bCs/>
+        </w:rPr>
+      </w:pPr>
+      <w:r>
+        <w:rPr>
+          <w:rFonts w:ascii="Segoe UI Emoji" w:hAnsi="Segoe UI Emoji" w:cs="Segoe UI Emoji"/>
+          <w:b/>
+          <w:bCs/>
+        </w:rPr>
+        <w:t>A + A + B (repeat only the first character!)</w:t>
+      </w:r>
+    </w:p>
+    <w:tbl>
+      <w:tblPr>
+        <w:tblW w:w="0" w:type="auto"/>
+        <w:tblCellSpacing w:w="15" w:type="dxa"/>
+        <w:tblCellMar>
+          <w:top w:w="15" w:type="dxa"/>
+          <w:left w:w="15" w:type="dxa"/>
+          <w:bottom w:w="15" w:type="dxa"/>
+          <w:right w:w="15" w:type="dxa"/>
+        </w:tblCellMar>
+        <w:tblLook w:val="04A0" w:firstRow="1" w:lastRow="0" w:firstColumn="1" w:lastColumn="0" w:noHBand="0" w:noVBand="1"/>
+      </w:tblPr>
+      <w:tblGrid>
+        <w:gridCol w:w="1765"/>
+        <w:gridCol w:w="1080"/>
+        <w:gridCol w:w="1834"/>
+      </w:tblGrid>
+      <w:tr>
+        <w:trPr>
+          <w:tblHeader/>
+          <w:tblCellSpacing w:w="15" w:type="dxa"/>
+        </w:trPr>
+        <w:tc>
+          <w:tcPr>
+            <w:tcW w:w="0" w:type="auto"/>
+            <w:vAlign w:val="center"/>
+            <w:hideMark/>
+          </w:tcPr>
+          <w:p>
+            <w:pPr>
+              <w:rPr>
+                <w:rFonts w:ascii="Segoe UI Emoji" w:hAnsi="Segoe UI Emoji" w:cs="Segoe UI Emoji"/>
+                <w:b/>
+                <w:bCs/>
+              </w:rPr>
+            </w:pPr>
             <w:r>
-              <w:t>____</w:t>
-            </w:r>
-            <w:r>
-              <w:t>来不及了。</w:t>
+              <w:rPr>
+                <w:rFonts w:ascii="Segoe UI Emoji" w:hAnsi="Segoe UI Emoji" w:cs="Segoe UI Emoji"/>
+                <w:b/>
+                <w:bCs/>
+              </w:rPr>
+              <w:t>Separable word</w:t>
             </w:r>
           </w:p>
         </w:tc>
@@ -1034,11 +1569,20 @@
             <w:hideMark/>
           </w:tcPr>
           <w:p>
+            <w:pPr>
+              <w:rPr>
+                <w:rFonts w:ascii="Segoe UI Emoji" w:hAnsi="Segoe UI Emoji" w:cs="Segoe UI Emoji"/>
+                <w:b/>
+                <w:bCs/>
+              </w:rPr>
+            </w:pPr>
             <w:r>
               <w:rPr>
                 <w:rFonts w:ascii="Segoe UI Emoji" w:hAnsi="Segoe UI Emoji" w:cs="Segoe UI Emoji"/>
-              </w:rPr>
-              <w:t>✅</w:t>
+                <w:b/>
+                <w:bCs/>
+              </w:rPr>
+              <w:t>AAB form</w:t>
             </w:r>
           </w:p>
         </w:tc>
@@ -1049,14 +1593,20 @@
             <w:hideMark/>
           </w:tcPr>
           <w:p>
+            <w:pPr>
+              <w:rPr>
+                <w:rFonts w:ascii="Segoe UI Emoji" w:hAnsi="Segoe UI Emoji" w:cs="Segoe UI Emoji"/>
+                <w:b/>
+                <w:bCs/>
+              </w:rPr>
+            </w:pPr>
             <w:r>
               <w:rPr>
                 <w:rFonts w:ascii="Segoe UI Emoji" w:hAnsi="Segoe UI Emoji" w:cs="Segoe UI Emoji"/>
-              </w:rPr>
-              <w:t>✅</w:t>
-            </w:r>
-            <w:r>
-              <w:t xml:space="preserve"> (both OK)</w:t>
+                <w:b/>
+                <w:bCs/>
+              </w:rPr>
+              <w:t>Meaning</w:t>
             </w:r>
           </w:p>
         </w:tc>
@@ -1072,8 +1622,62 @@
             <w:hideMark/>
           </w:tcPr>
           <w:p>
+            <w:pPr>
+              <w:rPr>
+                <w:rFonts w:ascii="Segoe UI Emoji" w:hAnsi="Segoe UI Emoji" w:cs="Segoe UI Emoji"/>
+                <w:b/>
+                <w:bCs/>
+              </w:rPr>
+            </w:pPr>
             <w:r>
-              <w:t>2</w:t>
+              <w:rPr>
+                <w:rFonts w:ascii="Segoe UI Emoji" w:hAnsi="Segoe UI Emoji" w:cs="Segoe UI Emoji"/>
+                <w:b/>
+                <w:bCs/>
+              </w:rPr>
+              <w:t>散步</w:t>
+            </w:r>
+            <w:r>
+              <w:rPr>
+                <w:rFonts w:ascii="Segoe UI Emoji" w:hAnsi="Segoe UI Emoji" w:cs="Segoe UI Emoji"/>
+                <w:b/>
+                <w:bCs/>
+              </w:rPr>
+              <w:t xml:space="preserve"> </w:t>
+            </w:r>
+            <w:proofErr w:type="spellStart"/>
+            <w:r>
+              <w:rPr>
+                <w:rFonts w:ascii="Segoe UI Emoji" w:hAnsi="Segoe UI Emoji" w:cs="Segoe UI Emoji"/>
+                <w:b/>
+                <w:bCs/>
+              </w:rPr>
+              <w:t>sànbù</w:t>
+            </w:r>
+            <w:proofErr w:type="spellEnd"/>
+          </w:p>
+        </w:tc>
+        <w:tc>
+          <w:tcPr>
+            <w:tcW w:w="0" w:type="auto"/>
+            <w:vAlign w:val="center"/>
+            <w:hideMark/>
+          </w:tcPr>
+          <w:p>
+            <w:pPr>
+              <w:rPr>
+                <w:rFonts w:ascii="Segoe UI Emoji" w:hAnsi="Segoe UI Emoji" w:cs="Segoe UI Emoji"/>
+                <w:b/>
+                <w:bCs/>
+              </w:rPr>
+            </w:pPr>
+            <w:r>
+              <w:rPr>
+                <w:rFonts w:ascii="Segoe UI Emoji" w:hAnsi="Segoe UI Emoji" w:cs="Segoe UI Emoji"/>
+                <w:b/>
+                <w:bCs/>
+              </w:rPr>
+              <w:t>散散步</w:t>
             </w:r>
           </w:p>
         </w:tc>
@@ -1084,53 +1688,20 @@
             <w:hideMark/>
           </w:tcPr>
           <w:p>
+            <w:pPr>
+              <w:rPr>
+                <w:rFonts w:ascii="Segoe UI Emoji" w:hAnsi="Segoe UI Emoji" w:cs="Segoe UI Emoji"/>
+                <w:b/>
+                <w:bCs/>
+              </w:rPr>
+            </w:pPr>
             <w:r>
-              <w:t>还有一分钟比赛就结束了，我</w:t>
-            </w:r>
-            <w:r>
-              <w:t>____</w:t>
-            </w:r>
-            <w:r>
-              <w:t>他们没机会再进球了。</w:t>
-            </w:r>
-          </w:p>
-        </w:tc>
-        <w:tc>
-          <w:tcPr>
-            <w:tcW w:w="0" w:type="auto"/>
-            <w:vAlign w:val="center"/>
-            <w:hideMark/>
-          </w:tcPr>
-          <w:p>
-            <w:r>
-              <w:rPr>
-                <w:rFonts w:ascii="Segoe UI Emoji" w:hAnsi="Segoe UI Emoji" w:cs="Segoe UI Emoji"/>
-              </w:rPr>
-              <w:t>✅</w:t>
-            </w:r>
-          </w:p>
-        </w:tc>
-        <w:tc>
-          <w:tcPr>
-            <w:tcW w:w="0" w:type="auto"/>
-            <w:vAlign w:val="center"/>
-            <w:hideMark/>
-          </w:tcPr>
-          <w:p>
-            <w:r>
-              <w:rPr>
-                <w:rFonts w:ascii="Segoe UI Emoji" w:hAnsi="Segoe UI Emoji" w:cs="Segoe UI Emoji"/>
-              </w:rPr>
-              <w:t>❌</w:t>
-            </w:r>
-            <w:r>
-              <w:t xml:space="preserve"> (needs a verb after: </w:t>
-            </w:r>
-            <w:r>
-              <w:t>我估计他们没机会</w:t>
-            </w:r>
-            <w:r>
-              <w:t>… — full clause!)</w:t>
+              <w:rPr>
+                <w:rFonts w:ascii="Segoe UI Emoji" w:hAnsi="Segoe UI Emoji" w:cs="Segoe UI Emoji"/>
+                <w:b/>
+                <w:bCs/>
+              </w:rPr>
+              <w:t>have a stroll</w:t>
             </w:r>
           </w:p>
         </w:tc>
@@ -1146,8 +1717,78 @@
             <w:hideMark/>
           </w:tcPr>
           <w:p>
+            <w:pPr>
+              <w:rPr>
+                <w:rFonts w:ascii="Segoe UI Emoji" w:hAnsi="Segoe UI Emoji" w:cs="Segoe UI Emoji"/>
+                <w:b/>
+                <w:bCs/>
+              </w:rPr>
+            </w:pPr>
             <w:r>
-              <w:t>3</w:t>
+              <w:rPr>
+                <w:rFonts w:ascii="Segoe UI Emoji" w:hAnsi="Segoe UI Emoji" w:cs="Segoe UI Emoji"/>
+                <w:b/>
+                <w:bCs/>
+              </w:rPr>
+              <w:t>帮忙</w:t>
+            </w:r>
+            <w:r>
+              <w:rPr>
+                <w:rFonts w:ascii="Segoe UI Emoji" w:hAnsi="Segoe UI Emoji" w:cs="Segoe UI Emoji"/>
+                <w:b/>
+                <w:bCs/>
+              </w:rPr>
+              <w:t xml:space="preserve"> </w:t>
+            </w:r>
+            <w:proofErr w:type="spellStart"/>
+            <w:r>
+              <w:rPr>
+                <w:rFonts w:ascii="Segoe UI Emoji" w:hAnsi="Segoe UI Emoji" w:cs="Segoe UI Emoji"/>
+                <w:b/>
+                <w:bCs/>
+              </w:rPr>
+              <w:t>b</w:t>
+            </w:r>
+            <w:r>
+              <w:rPr>
+                <w:rFonts w:ascii="Calibri" w:hAnsi="Calibri" w:cs="Calibri"/>
+                <w:b/>
+                <w:bCs/>
+              </w:rPr>
+              <w:t>ā</w:t>
+            </w:r>
+            <w:r>
+              <w:rPr>
+                <w:rFonts w:ascii="Segoe UI Emoji" w:hAnsi="Segoe UI Emoji" w:cs="Segoe UI Emoji"/>
+                <w:b/>
+                <w:bCs/>
+              </w:rPr>
+              <w:t>ngmáng</w:t>
+            </w:r>
+            <w:proofErr w:type="spellEnd"/>
+          </w:p>
+        </w:tc>
+        <w:tc>
+          <w:tcPr>
+            <w:tcW w:w="0" w:type="auto"/>
+            <w:vAlign w:val="center"/>
+            <w:hideMark/>
+          </w:tcPr>
+          <w:p>
+            <w:pPr>
+              <w:rPr>
+                <w:rFonts w:ascii="Segoe UI Emoji" w:hAnsi="Segoe UI Emoji" w:cs="Segoe UI Emoji"/>
+                <w:b/>
+                <w:bCs/>
+              </w:rPr>
+            </w:pPr>
+            <w:r>
+              <w:rPr>
+                <w:rFonts w:ascii="Segoe UI Emoji" w:hAnsi="Segoe UI Emoji" w:cs="Segoe UI Emoji"/>
+                <w:b/>
+                <w:bCs/>
+              </w:rPr>
+              <w:t>帮帮忙</w:t>
             </w:r>
           </w:p>
         </w:tc>
@@ -1158,108 +1799,41 @@
             <w:hideMark/>
           </w:tcPr>
           <w:p>
-            <w:r>
-              <w:t>已经这么晚了，老师</w:t>
-            </w:r>
-            <w:r>
-              <w:t>____</w:t>
-            </w:r>
-            <w:r>
-              <w:t>休息了。</w:t>
-            </w:r>
-          </w:p>
-        </w:tc>
-        <w:tc>
-          <w:tcPr>
-            <w:tcW w:w="0" w:type="auto"/>
-            <w:vAlign w:val="center"/>
-            <w:hideMark/>
-          </w:tcPr>
-          <w:p>
+            <w:pPr>
+              <w:rPr>
+                <w:rFonts w:ascii="Segoe UI Emoji" w:hAnsi="Segoe UI Emoji" w:cs="Segoe UI Emoji"/>
+                <w:b/>
+                <w:bCs/>
+              </w:rPr>
+            </w:pPr>
             <w:proofErr w:type="gramStart"/>
             <w:r>
               <w:rPr>
-                <w:b/>
-                <w:bCs/>
-              </w:rPr>
-              <w:t>估计</w:t>
-            </w:r>
-            <w:r>
-              <w:t xml:space="preserve"> </w:t>
-            </w:r>
-            <w:r>
-              <w:rPr>
-                <w:rFonts w:ascii="Segoe UI Emoji" w:hAnsi="Segoe UI Emoji" w:cs="Segoe UI Emoji"/>
-              </w:rPr>
-              <w:t>✅</w:t>
-            </w:r>
-            <w:proofErr w:type="gramEnd"/>
-          </w:p>
-        </w:tc>
-        <w:tc>
-          <w:tcPr>
-            <w:tcW w:w="0" w:type="auto"/>
-            <w:vAlign w:val="center"/>
-            <w:hideMark/>
-          </w:tcPr>
-          <w:p>
-            <w:r>
-              <w:rPr>
-                <w:b/>
-                <w:bCs/>
-              </w:rPr>
-              <w:t>可能</w:t>
-            </w:r>
-            <w:r>
-              <w:t xml:space="preserve"> </w:t>
-            </w:r>
-            <w:proofErr w:type="gramStart"/>
-            <w:r>
-              <w:rPr>
-                <w:rFonts w:ascii="Segoe UI Emoji" w:hAnsi="Segoe UI Emoji" w:cs="Segoe UI Emoji"/>
-              </w:rPr>
-              <w:t>✅</w:t>
-            </w:r>
-            <w:r>
-              <w:t xml:space="preserve"> (</w:t>
+                <w:rFonts w:ascii="Segoe UI Emoji" w:hAnsi="Segoe UI Emoji" w:cs="Segoe UI Emoji"/>
+                <w:b/>
+                <w:bCs/>
+              </w:rPr>
+              <w:t>do</w:t>
             </w:r>
             <w:proofErr w:type="gramEnd"/>
             <w:r>
-              <w:t>both</w:t>
+              <w:rPr>
+                <w:rFonts w:ascii="Segoe UI Emoji" w:hAnsi="Segoe UI Emoji" w:cs="Segoe UI Emoji"/>
+                <w:b/>
+                <w:bCs/>
+              </w:rPr>
+              <w:t xml:space="preserve"> a </w:t>
             </w:r>
-            <w:proofErr w:type="gramStart"/>
+            <w:proofErr w:type="spellStart"/>
             <w:r>
-              <w:t xml:space="preserve">: </w:t>
+              <w:rPr>
+                <w:rFonts w:ascii="Segoe UI Emoji" w:hAnsi="Segoe UI Emoji" w:cs="Segoe UI Emoji"/>
+                <w:b/>
+                <w:bCs/>
+              </w:rPr>
+              <w:t>favour</w:t>
             </w:r>
-            <w:r>
-              <w:t>估计</w:t>
-            </w:r>
-            <w:proofErr w:type="gramEnd"/>
-            <w:r>
-              <w:t>休息了</w:t>
-            </w:r>
-            <w:r>
-              <w:t xml:space="preserve"> </w:t>
-            </w:r>
-            <w:proofErr w:type="gramStart"/>
-            <w:r>
-              <w:t xml:space="preserve">/ </w:t>
-            </w:r>
-            <w:r>
-              <w:t>可能</w:t>
-            </w:r>
-            <w:proofErr w:type="gramEnd"/>
-            <w:r>
-              <w:t>休息</w:t>
-            </w:r>
-            <w:proofErr w:type="gramStart"/>
-            <w:r>
-              <w:t>了</w:t>
-            </w:r>
-            <w:r>
-              <w:t>)</w:t>
-            </w:r>
-            <w:proofErr w:type="gramEnd"/>
+            <w:proofErr w:type="spellEnd"/>
           </w:p>
         </w:tc>
       </w:tr>
@@ -1274,8 +1848,62 @@
             <w:hideMark/>
           </w:tcPr>
           <w:p>
+            <w:pPr>
+              <w:rPr>
+                <w:rFonts w:ascii="Segoe UI Emoji" w:hAnsi="Segoe UI Emoji" w:cs="Segoe UI Emoji"/>
+                <w:b/>
+                <w:bCs/>
+              </w:rPr>
+            </w:pPr>
             <w:r>
-              <w:t>4</w:t>
+              <w:rPr>
+                <w:rFonts w:ascii="Segoe UI Emoji" w:hAnsi="Segoe UI Emoji" w:cs="Segoe UI Emoji"/>
+                <w:b/>
+                <w:bCs/>
+              </w:rPr>
+              <w:t>睡觉</w:t>
+            </w:r>
+            <w:r>
+              <w:rPr>
+                <w:rFonts w:ascii="Segoe UI Emoji" w:hAnsi="Segoe UI Emoji" w:cs="Segoe UI Emoji"/>
+                <w:b/>
+                <w:bCs/>
+              </w:rPr>
+              <w:t xml:space="preserve"> </w:t>
+            </w:r>
+            <w:proofErr w:type="spellStart"/>
+            <w:r>
+              <w:rPr>
+                <w:rFonts w:ascii="Segoe UI Emoji" w:hAnsi="Segoe UI Emoji" w:cs="Segoe UI Emoji"/>
+                <w:b/>
+                <w:bCs/>
+              </w:rPr>
+              <w:t>shuìjiào</w:t>
+            </w:r>
+            <w:proofErr w:type="spellEnd"/>
+          </w:p>
+        </w:tc>
+        <w:tc>
+          <w:tcPr>
+            <w:tcW w:w="0" w:type="auto"/>
+            <w:vAlign w:val="center"/>
+            <w:hideMark/>
+          </w:tcPr>
+          <w:p>
+            <w:pPr>
+              <w:rPr>
+                <w:rFonts w:ascii="Segoe UI Emoji" w:hAnsi="Segoe UI Emoji" w:cs="Segoe UI Emoji"/>
+                <w:b/>
+                <w:bCs/>
+              </w:rPr>
+            </w:pPr>
+            <w:r>
+              <w:rPr>
+                <w:rFonts w:ascii="Segoe UI Emoji" w:hAnsi="Segoe UI Emoji" w:cs="Segoe UI Emoji"/>
+                <w:b/>
+                <w:bCs/>
+              </w:rPr>
+              <w:t>睡睡觉</w:t>
             </w:r>
           </w:p>
         </w:tc>
@@ -1286,68 +1914,21 @@
             <w:hideMark/>
           </w:tcPr>
           <w:p>
+            <w:pPr>
+              <w:rPr>
+                <w:rFonts w:ascii="Segoe UI Emoji" w:hAnsi="Segoe UI Emoji" w:cs="Segoe UI Emoji"/>
+                <w:b/>
+                <w:bCs/>
+              </w:rPr>
+            </w:pPr>
             <w:r>
-              <w:t>我看这是不</w:t>
+              <w:rPr>
+                <w:rFonts w:ascii="Segoe UI Emoji" w:hAnsi="Segoe UI Emoji" w:cs="Segoe UI Emoji"/>
+                <w:b/>
+                <w:bCs/>
+              </w:rPr>
+              <w:t>have some sleep</w:t>
             </w:r>
-            <w:r>
-              <w:t>____</w:t>
-            </w:r>
-            <w:r>
-              <w:t>的事情。</w:t>
-            </w:r>
-          </w:p>
-        </w:tc>
-        <w:tc>
-          <w:tcPr>
-            <w:tcW w:w="0" w:type="auto"/>
-            <w:vAlign w:val="center"/>
-            <w:hideMark/>
-          </w:tcPr>
-          <w:p>
-            <w:r>
-              <w:rPr>
-                <w:rFonts w:ascii="Segoe UI Emoji" w:hAnsi="Segoe UI Emoji" w:cs="Segoe UI Emoji"/>
-              </w:rPr>
-              <w:t>❌</w:t>
-            </w:r>
-          </w:p>
-        </w:tc>
-        <w:tc>
-          <w:tcPr>
-            <w:tcW w:w="0" w:type="auto"/>
-            <w:vAlign w:val="center"/>
-            <w:hideMark/>
-          </w:tcPr>
-          <w:p>
-            <w:proofErr w:type="gramStart"/>
-            <w:r>
-              <w:rPr>
-                <w:b/>
-                <w:bCs/>
-              </w:rPr>
-              <w:t>可能</w:t>
-            </w:r>
-            <w:r>
-              <w:t xml:space="preserve"> </w:t>
-            </w:r>
-            <w:r>
-              <w:rPr>
-                <w:rFonts w:ascii="Segoe UI Emoji" w:hAnsi="Segoe UI Emoji" w:cs="Segoe UI Emoji"/>
-              </w:rPr>
-              <w:t>✅</w:t>
-            </w:r>
-            <w:r>
-              <w:t xml:space="preserve"> </w:t>
-            </w:r>
-            <w:proofErr w:type="gramEnd"/>
-            <w:r>
-              <w:t>(</w:t>
-            </w:r>
-            <w:proofErr w:type="gramStart"/>
-            <w:r>
-              <w:t>adjective!)</w:t>
-            </w:r>
-            <w:proofErr w:type="gramEnd"/>
           </w:p>
         </w:tc>
       </w:tr>
@@ -1362,8 +1943,79 @@
             <w:hideMark/>
           </w:tcPr>
           <w:p>
+            <w:pPr>
+              <w:rPr>
+                <w:rFonts w:ascii="Segoe UI Emoji" w:hAnsi="Segoe UI Emoji" w:cs="Segoe UI Emoji"/>
+                <w:b/>
+                <w:bCs/>
+              </w:rPr>
+            </w:pPr>
             <w:r>
-              <w:t>5</w:t>
+              <w:rPr>
+                <w:rFonts w:ascii="Segoe UI Emoji" w:hAnsi="Segoe UI Emoji" w:cs="Segoe UI Emoji"/>
+                <w:b/>
+                <w:bCs/>
+              </w:rPr>
+              <w:lastRenderedPageBreak/>
+              <w:t>游泳</w:t>
+            </w:r>
+            <w:r>
+              <w:rPr>
+                <w:rFonts w:ascii="Segoe UI Emoji" w:hAnsi="Segoe UI Emoji" w:cs="Segoe UI Emoji"/>
+                <w:b/>
+                <w:bCs/>
+              </w:rPr>
+              <w:t xml:space="preserve"> </w:t>
+            </w:r>
+            <w:proofErr w:type="spellStart"/>
+            <w:r>
+              <w:rPr>
+                <w:rFonts w:ascii="Segoe UI Emoji" w:hAnsi="Segoe UI Emoji" w:cs="Segoe UI Emoji"/>
+                <w:b/>
+                <w:bCs/>
+              </w:rPr>
+              <w:t>yóuy</w:t>
+            </w:r>
+            <w:r>
+              <w:rPr>
+                <w:rFonts w:ascii="Calibri" w:hAnsi="Calibri" w:cs="Calibri"/>
+                <w:b/>
+                <w:bCs/>
+              </w:rPr>
+              <w:t>ǒ</w:t>
+            </w:r>
+            <w:r>
+              <w:rPr>
+                <w:rFonts w:ascii="Segoe UI Emoji" w:hAnsi="Segoe UI Emoji" w:cs="Segoe UI Emoji"/>
+                <w:b/>
+                <w:bCs/>
+              </w:rPr>
+              <w:t>ng</w:t>
+            </w:r>
+            <w:proofErr w:type="spellEnd"/>
+          </w:p>
+        </w:tc>
+        <w:tc>
+          <w:tcPr>
+            <w:tcW w:w="0" w:type="auto"/>
+            <w:vAlign w:val="center"/>
+            <w:hideMark/>
+          </w:tcPr>
+          <w:p>
+            <w:pPr>
+              <w:rPr>
+                <w:rFonts w:ascii="Segoe UI Emoji" w:hAnsi="Segoe UI Emoji" w:cs="Segoe UI Emoji"/>
+                <w:b/>
+                <w:bCs/>
+              </w:rPr>
+            </w:pPr>
+            <w:r>
+              <w:rPr>
+                <w:rFonts w:ascii="Segoe UI Emoji" w:hAnsi="Segoe UI Emoji" w:cs="Segoe UI Emoji"/>
+                <w:b/>
+                <w:bCs/>
+              </w:rPr>
+              <w:t>游游泳</w:t>
             </w:r>
           </w:p>
         </w:tc>
@@ -1374,14 +2026,107 @@
             <w:hideMark/>
           </w:tcPr>
           <w:p>
+            <w:pPr>
+              <w:rPr>
+                <w:rFonts w:ascii="Segoe UI Emoji" w:hAnsi="Segoe UI Emoji" w:cs="Segoe UI Emoji"/>
+                <w:b/>
+                <w:bCs/>
+              </w:rPr>
+            </w:pPr>
             <w:r>
-              <w:t>那个人最</w:t>
+              <w:rPr>
+                <w:rFonts w:ascii="Segoe UI Emoji" w:hAnsi="Segoe UI Emoji" w:cs="Segoe UI Emoji"/>
+                <w:b/>
+                <w:bCs/>
+              </w:rPr>
+              <w:t>go for a swim</w:t>
+            </w:r>
+          </w:p>
+        </w:tc>
+      </w:tr>
+      <w:tr>
+        <w:trPr>
+          <w:tblCellSpacing w:w="15" w:type="dxa"/>
+        </w:trPr>
+        <w:tc>
+          <w:tcPr>
+            <w:tcW w:w="0" w:type="auto"/>
+            <w:vAlign w:val="center"/>
+            <w:hideMark/>
+          </w:tcPr>
+          <w:p>
+            <w:pPr>
+              <w:rPr>
+                <w:rFonts w:ascii="Segoe UI Emoji" w:hAnsi="Segoe UI Emoji" w:cs="Segoe UI Emoji"/>
+                <w:b/>
+                <w:bCs/>
+              </w:rPr>
+            </w:pPr>
+            <w:r>
+              <w:rPr>
+                <w:rFonts w:ascii="Segoe UI Emoji" w:hAnsi="Segoe UI Emoji" w:cs="Segoe UI Emoji"/>
+                <w:b/>
+                <w:bCs/>
+              </w:rPr>
+              <w:t>聊天儿</w:t>
             </w:r>
             <w:r>
-              <w:t>____</w:t>
+              <w:rPr>
+                <w:rFonts w:ascii="Segoe UI Emoji" w:hAnsi="Segoe UI Emoji" w:cs="Segoe UI Emoji"/>
+                <w:b/>
+                <w:bCs/>
+              </w:rPr>
+              <w:t xml:space="preserve"> </w:t>
+            </w:r>
+            <w:proofErr w:type="spellStart"/>
+            <w:r>
+              <w:rPr>
+                <w:rFonts w:ascii="Segoe UI Emoji" w:hAnsi="Segoe UI Emoji" w:cs="Segoe UI Emoji"/>
+                <w:b/>
+                <w:bCs/>
+              </w:rPr>
+              <w:t>liáoti</w:t>
             </w:r>
             <w:r>
-              <w:t>想做什么？</w:t>
+              <w:rPr>
+                <w:rFonts w:ascii="Calibri" w:hAnsi="Calibri" w:cs="Calibri"/>
+                <w:b/>
+                <w:bCs/>
+              </w:rPr>
+              <w:t>ā</w:t>
+            </w:r>
+            <w:r>
+              <w:rPr>
+                <w:rFonts w:ascii="Segoe UI Emoji" w:hAnsi="Segoe UI Emoji" w:cs="Segoe UI Emoji"/>
+                <w:b/>
+                <w:bCs/>
+              </w:rPr>
+              <w:t>nr</w:t>
+            </w:r>
+            <w:proofErr w:type="spellEnd"/>
+          </w:p>
+        </w:tc>
+        <w:tc>
+          <w:tcPr>
+            <w:tcW w:w="0" w:type="auto"/>
+            <w:vAlign w:val="center"/>
+            <w:hideMark/>
+          </w:tcPr>
+          <w:p>
+            <w:pPr>
+              <w:rPr>
+                <w:rFonts w:ascii="Segoe UI Emoji" w:hAnsi="Segoe UI Emoji" w:cs="Segoe UI Emoji"/>
+                <w:b/>
+                <w:bCs/>
+              </w:rPr>
+            </w:pPr>
+            <w:r>
+              <w:rPr>
+                <w:rFonts w:ascii="Segoe UI Emoji" w:hAnsi="Segoe UI Emoji" w:cs="Segoe UI Emoji"/>
+                <w:b/>
+                <w:bCs/>
+              </w:rPr>
+              <w:t>聊聊天儿</w:t>
             </w:r>
           </w:p>
         </w:tc>
@@ -1392,11 +2137,101 @@
             <w:hideMark/>
           </w:tcPr>
           <w:p>
+            <w:pPr>
+              <w:rPr>
+                <w:rFonts w:ascii="Segoe UI Emoji" w:hAnsi="Segoe UI Emoji" w:cs="Segoe UI Emoji"/>
+                <w:b/>
+                <w:bCs/>
+              </w:rPr>
+            </w:pPr>
+            <w:proofErr w:type="gramStart"/>
             <w:r>
               <w:rPr>
                 <w:rFonts w:ascii="Segoe UI Emoji" w:hAnsi="Segoe UI Emoji" w:cs="Segoe UI Emoji"/>
-              </w:rPr>
-              <w:t>❌</w:t>
+                <w:b/>
+                <w:bCs/>
+              </w:rPr>
+              <w:t>have</w:t>
+            </w:r>
+            <w:proofErr w:type="gramEnd"/>
+            <w:r>
+              <w:rPr>
+                <w:rFonts w:ascii="Segoe UI Emoji" w:hAnsi="Segoe UI Emoji" w:cs="Segoe UI Emoji"/>
+                <w:b/>
+                <w:bCs/>
+              </w:rPr>
+              <w:t xml:space="preserve"> a chat</w:t>
+            </w:r>
+          </w:p>
+        </w:tc>
+      </w:tr>
+      <w:tr>
+        <w:trPr>
+          <w:tblCellSpacing w:w="15" w:type="dxa"/>
+        </w:trPr>
+        <w:tc>
+          <w:tcPr>
+            <w:tcW w:w="0" w:type="auto"/>
+            <w:vAlign w:val="center"/>
+            <w:hideMark/>
+          </w:tcPr>
+          <w:p>
+            <w:pPr>
+              <w:rPr>
+                <w:rFonts w:ascii="Segoe UI Emoji" w:hAnsi="Segoe UI Emoji" w:cs="Segoe UI Emoji"/>
+                <w:b/>
+                <w:bCs/>
+              </w:rPr>
+            </w:pPr>
+            <w:r>
+              <w:rPr>
+                <w:rFonts w:ascii="Segoe UI Emoji" w:hAnsi="Segoe UI Emoji" w:cs="Segoe UI Emoji"/>
+                <w:b/>
+                <w:bCs/>
+              </w:rPr>
+              <w:t>见面</w:t>
+            </w:r>
+            <w:r>
+              <w:rPr>
+                <w:rFonts w:ascii="Segoe UI Emoji" w:hAnsi="Segoe UI Emoji" w:cs="Segoe UI Emoji"/>
+                <w:b/>
+                <w:bCs/>
+              </w:rPr>
+              <w:t xml:space="preserve"> </w:t>
+            </w:r>
+            <w:proofErr w:type="spellStart"/>
+            <w:r>
+              <w:rPr>
+                <w:rFonts w:ascii="Segoe UI Emoji" w:hAnsi="Segoe UI Emoji" w:cs="Segoe UI Emoji"/>
+                <w:b/>
+                <w:bCs/>
+              </w:rPr>
+              <w:t>jiànmiàn</w:t>
+            </w:r>
+            <w:proofErr w:type="spellEnd"/>
+          </w:p>
+        </w:tc>
+        <w:tc>
+          <w:tcPr>
+            <w:tcW w:w="0" w:type="auto"/>
+            <w:vAlign w:val="center"/>
+            <w:hideMark/>
+          </w:tcPr>
+          <w:p>
+            <w:pPr>
+              <w:rPr>
+                <w:rFonts w:ascii="Segoe UI Emoji" w:hAnsi="Segoe UI Emoji" w:cs="Segoe UI Emoji"/>
+                <w:b/>
+                <w:bCs/>
+              </w:rPr>
+            </w:pPr>
+            <w:r>
+              <w:rPr>
+                <w:rFonts w:ascii="Segoe UI Emoji" w:hAnsi="Segoe UI Emoji" w:cs="Segoe UI Emoji"/>
+                <w:b/>
+                <w:bCs/>
+              </w:rPr>
+              <w:t>见见面</w:t>
             </w:r>
           </w:p>
         </w:tc>
@@ -1407,180 +2242,789 @@
             <w:hideMark/>
           </w:tcPr>
           <w:p>
+            <w:pPr>
+              <w:rPr>
+                <w:rFonts w:ascii="Segoe UI Emoji" w:hAnsi="Segoe UI Emoji" w:cs="Segoe UI Emoji"/>
+                <w:b/>
+                <w:bCs/>
+              </w:rPr>
+            </w:pPr>
             <w:r>
               <w:rPr>
-                <w:b/>
-                <w:bCs/>
-              </w:rPr>
-              <w:t>可能</w:t>
+                <w:rFonts w:ascii="Segoe UI Emoji" w:hAnsi="Segoe UI Emoji" w:cs="Segoe UI Emoji"/>
+                <w:b/>
+                <w:bCs/>
+              </w:rPr>
+              <w:t>meet up</w:t>
             </w:r>
-            <w:r>
-              <w:t xml:space="preserve"> </w:t>
-            </w:r>
-            <w:proofErr w:type="gramStart"/>
-            <w:r>
-              <w:rPr>
-                <w:rFonts w:ascii="Segoe UI Emoji" w:hAnsi="Segoe UI Emoji" w:cs="Segoe UI Emoji"/>
-              </w:rPr>
-              <w:t>✅</w:t>
-            </w:r>
-            <w:r>
-              <w:t xml:space="preserve"> (</w:t>
-            </w:r>
-            <w:proofErr w:type="gramEnd"/>
-            <w:r>
-              <w:t xml:space="preserve">adjective before </w:t>
-            </w:r>
-            <w:proofErr w:type="gramStart"/>
-            <w:r>
-              <w:t>noun!)</w:t>
-            </w:r>
-            <w:proofErr w:type="gramEnd"/>
           </w:p>
         </w:tc>
       </w:tr>
     </w:tbl>
     <w:p>
-      <w:r>
-        <w:rPr>
-          <w:b/>
-          <w:bCs/>
-        </w:rPr>
-        <w:t>The pattern to remember:</w:t>
+      <w:pPr>
+        <w:rPr>
+          <w:rFonts w:ascii="Segoe UI Emoji" w:hAnsi="Segoe UI Emoji" w:cs="Segoe UI Emoji"/>
+          <w:b/>
+          <w:bCs/>
+        </w:rPr>
+      </w:pPr>
+      <w:r>
+        <w:rPr>
+          <w:rFonts w:ascii="Segoe UI Emoji" w:hAnsi="Segoe UI Emoji" w:cs="Segoe UI Emoji"/>
+          <w:b/>
+          <w:bCs/>
+        </w:rPr>
+        <w:t>Examples from the book:</w:t>
       </w:r>
     </w:p>
     <w:p>
       <w:pPr>
         <w:numPr>
           <w:ilvl w:val="0"/>
-          <w:numId w:val="5"/>
+          <w:numId w:val="9"/>
         </w:numPr>
-      </w:pPr>
-      <w:r>
-        <w:rPr>
-          <w:b/>
-          <w:bCs/>
-        </w:rPr>
-        <w:t>估计</w:t>
-      </w:r>
-      <w:r>
-        <w:rPr>
-          <w:b/>
-          <w:bCs/>
-        </w:rPr>
-        <w:t xml:space="preserve"> + full clause</w:t>
-      </w:r>
-      <w:r>
+        <w:rPr>
+          <w:rFonts w:ascii="Segoe UI Emoji" w:hAnsi="Segoe UI Emoji" w:cs="Segoe UI Emoji"/>
+          <w:b/>
+          <w:bCs/>
+        </w:rPr>
+      </w:pPr>
+      <w:r>
+        <w:rPr>
+          <w:rFonts w:ascii="Segoe UI Emoji" w:hAnsi="Segoe UI Emoji" w:cs="Segoe UI Emoji"/>
+          <w:b/>
+          <w:bCs/>
+        </w:rPr>
+        <w:t>咱们午饭后就去附近的公园散散步吧。</w:t>
+      </w:r>
+      <w:r>
+        <w:rPr>
+          <w:rFonts w:ascii="Segoe UI Emoji" w:hAnsi="Segoe UI Emoji" w:cs="Segoe UI Emoji"/>
+          <w:b/>
+          <w:bCs/>
+        </w:rPr>
         <w:t xml:space="preserve"> </w:t>
       </w:r>
-      <w:proofErr w:type="gramStart"/>
-      <w:r>
-        <w:t>(subject + verb)</w:t>
-      </w:r>
-      <w:proofErr w:type="gramEnd"/>
-      <w:r>
-        <w:t xml:space="preserve"> </w:t>
-      </w:r>
-      <w:proofErr w:type="gramStart"/>
-      <w:r>
-        <w:t xml:space="preserve">→ </w:t>
-      </w:r>
-      <w:r>
-        <w:t>我</w:t>
-      </w:r>
-      <w:proofErr w:type="gramEnd"/>
-      <w:r>
-        <w:t>估计他应该有办法</w:t>
+      <w:r>
+        <w:rPr>
+          <w:rFonts w:ascii="Segoe UI Emoji" w:hAnsi="Segoe UI Emoji" w:cs="Segoe UI Emoji"/>
+          <w:b/>
+          <w:bCs/>
+          <w:i/>
+          <w:iCs/>
+        </w:rPr>
+        <w:t>(Let's take a walk in the park after lunch.)</w:t>
       </w:r>
     </w:p>
     <w:p>
       <w:pPr>
         <w:numPr>
           <w:ilvl w:val="0"/>
-          <w:numId w:val="5"/>
+          <w:numId w:val="9"/>
         </w:numPr>
-      </w:pPr>
-      <w:r>
-        <w:rPr>
-          <w:b/>
-          <w:bCs/>
-        </w:rPr>
-        <w:t>可能</w:t>
-      </w:r>
-      <w:r>
-        <w:rPr>
-          <w:b/>
-          <w:bCs/>
-        </w:rPr>
-        <w:t xml:space="preserve"> + verb only</w:t>
-      </w:r>
-      <w:r>
+        <w:rPr>
+          <w:rFonts w:ascii="Segoe UI Emoji" w:hAnsi="Segoe UI Emoji" w:cs="Segoe UI Emoji"/>
+          <w:b/>
+          <w:bCs/>
+        </w:rPr>
+      </w:pPr>
+      <w:r>
+        <w:rPr>
+          <w:rFonts w:ascii="Segoe UI Emoji" w:hAnsi="Segoe UI Emoji" w:cs="Segoe UI Emoji"/>
+          <w:b/>
+          <w:bCs/>
+        </w:rPr>
+        <w:t>行李箱怎么这么重啊！你快来帮帮忙。</w:t>
+      </w:r>
+      <w:r>
+        <w:rPr>
+          <w:rFonts w:ascii="Segoe UI Emoji" w:hAnsi="Segoe UI Emoji" w:cs="Segoe UI Emoji"/>
+          <w:b/>
+          <w:bCs/>
+        </w:rPr>
         <w:t xml:space="preserve"> </w:t>
       </w:r>
-      <w:proofErr w:type="gramStart"/>
-      <w:r>
-        <w:t xml:space="preserve">→ </w:t>
-      </w:r>
-      <w:r>
-        <w:t>他</w:t>
-      </w:r>
-      <w:proofErr w:type="gramEnd"/>
-      <w:r>
-        <w:t>可能来</w:t>
+      <w:r>
+        <w:rPr>
+          <w:rFonts w:ascii="Segoe UI Emoji" w:hAnsi="Segoe UI Emoji" w:cs="Segoe UI Emoji"/>
+          <w:b/>
+          <w:bCs/>
+          <w:i/>
+          <w:iCs/>
+        </w:rPr>
+        <w:t>(The suitcase is so heavy! Come give me a hand.)</w:t>
       </w:r>
     </w:p>
     <w:p>
       <w:pPr>
         <w:numPr>
           <w:ilvl w:val="0"/>
-          <w:numId w:val="5"/>
+          <w:numId w:val="9"/>
         </w:numPr>
-      </w:pPr>
-      <w:r>
-        <w:rPr>
-          <w:b/>
-          <w:bCs/>
-        </w:rPr>
-        <w:t>很可能</w:t>
-      </w:r>
-      <w:r>
-        <w:rPr>
-          <w:b/>
-          <w:bCs/>
-        </w:rPr>
-        <w:t xml:space="preserve"> + clause</w:t>
-      </w:r>
-      <w:r>
+        <w:rPr>
+          <w:rFonts w:ascii="Segoe UI Emoji" w:hAnsi="Segoe UI Emoji" w:cs="Segoe UI Emoji"/>
+          <w:b/>
+          <w:bCs/>
+        </w:rPr>
+      </w:pPr>
+      <w:r>
+        <w:rPr>
+          <w:rFonts w:ascii="Segoe UI Emoji" w:hAnsi="Segoe UI Emoji" w:cs="Segoe UI Emoji"/>
+          <w:b/>
+          <w:bCs/>
+        </w:rPr>
+        <w:t>周末马克一般在宿舍看看书、听听音乐、睡睡觉。</w:t>
+      </w:r>
+      <w:r>
+        <w:rPr>
+          <w:rFonts w:ascii="Segoe UI Emoji" w:hAnsi="Segoe UI Emoji" w:cs="Segoe UI Emoji"/>
+          <w:b/>
+          <w:bCs/>
+        </w:rPr>
         <w:t xml:space="preserve"> </w:t>
       </w:r>
-      <w:proofErr w:type="gramStart"/>
-      <w:r>
-        <w:t xml:space="preserve">→ </w:t>
-      </w:r>
-      <w:r>
-        <w:t>很</w:t>
-      </w:r>
-      <w:proofErr w:type="gramEnd"/>
-      <w:r>
-        <w:t>可能他不知道</w:t>
+      <w:r>
+        <w:rPr>
+          <w:rFonts w:ascii="Segoe UI Emoji" w:hAnsi="Segoe UI Emoji" w:cs="Segoe UI Emoji"/>
+          <w:b/>
+          <w:bCs/>
+          <w:i/>
+          <w:iCs/>
+        </w:rPr>
+        <w:t>(On weekends Mark reads, listens to music, and sleeps a bit.)</w:t>
       </w:r>
     </w:p>
     <w:p>
       <w:pPr>
+        <w:rPr>
+          <w:rFonts w:ascii="Segoe UI Emoji" w:hAnsi="Segoe UI Emoji" w:cs="Segoe UI Emoji"/>
+          <w:b/>
+          <w:bCs/>
+        </w:rPr>
+      </w:pPr>
+      <w:r>
+        <w:rPr>
+          <w:rFonts w:ascii="Segoe UI Emoji" w:hAnsi="Segoe UI Emoji" w:cs="Segoe UI Emoji"/>
+          <w:b/>
+          <w:bCs/>
+        </w:rPr>
+        <w:t>Feeling: softer, more casual than the plain verb — "do a bit of…" — like adding "just/somewhat" in English.</w:t>
+      </w:r>
+    </w:p>
+    <w:p>
+      <w:pPr>
+        <w:rPr>
+          <w:rFonts w:ascii="Segoe UI Emoji" w:hAnsi="Segoe UI Emoji" w:cs="Segoe UI Emoji"/>
+          <w:b/>
+          <w:bCs/>
+        </w:rPr>
+      </w:pPr>
+      <w:r>
+        <w:rPr>
+          <w:rFonts w:ascii="Segoe UI Emoji" w:hAnsi="Segoe UI Emoji" w:cs="Segoe UI Emoji"/>
+          <w:b/>
+          <w:bCs/>
+        </w:rPr>
+        <w:t xml:space="preserve">Quick check: </w:t>
+      </w:r>
+      <w:r>
+        <w:rPr>
+          <w:rFonts w:ascii="Segoe UI Emoji" w:hAnsi="Segoe UI Emoji" w:cs="Segoe UI Emoji"/>
+          <w:b/>
+          <w:bCs/>
+        </w:rPr>
+        <w:t>你有时间应该多回家看看爸妈，</w:t>
+      </w:r>
+      <w:r>
+        <w:rPr>
+          <w:rFonts w:ascii="Segoe UI Emoji" w:hAnsi="Segoe UI Emoji" w:cs="Segoe UI Emoji"/>
+          <w:b/>
+          <w:bCs/>
+        </w:rPr>
+        <w:t>________________________</w:t>
+      </w:r>
+      <w:r>
+        <w:rPr>
+          <w:rFonts w:ascii="Segoe UI Emoji" w:hAnsi="Segoe UI Emoji" w:cs="Segoe UI Emoji"/>
+          <w:b/>
+          <w:bCs/>
+        </w:rPr>
+        <w:t>。（聊天儿）</w:t>
+      </w:r>
+      <w:r>
+        <w:rPr>
+          <w:rFonts w:ascii="Segoe UI Emoji" w:hAnsi="Segoe UI Emoji" w:cs="Segoe UI Emoji"/>
+          <w:b/>
+          <w:bCs/>
+        </w:rPr>
+        <w:t xml:space="preserve"> </w:t>
+      </w:r>
+      <w:r>
+        <w:rPr>
+          <w:rFonts w:ascii="Segoe UI Emoji" w:hAnsi="Segoe UI Emoji" w:cs="Segoe UI Emoji"/>
+          <w:b/>
+          <w:bCs/>
+          <w:i/>
+          <w:iCs/>
+        </w:rPr>
+        <w:t xml:space="preserve">Sample answer: </w:t>
+      </w:r>
+      <w:r>
+        <w:rPr>
+          <w:rFonts w:ascii="Segoe UI Emoji" w:hAnsi="Segoe UI Emoji" w:cs="Segoe UI Emoji"/>
+          <w:b/>
+          <w:bCs/>
+          <w:i/>
+          <w:iCs/>
+        </w:rPr>
+        <w:t>和他们聊聊天儿</w:t>
+      </w:r>
+    </w:p>
+    <w:p>
+      <w:pPr>
+        <w:rPr>
+          <w:rFonts w:ascii="Segoe UI Emoji" w:hAnsi="Segoe UI Emoji" w:cs="Segoe UI Emoji"/>
+          <w:b/>
+          <w:bCs/>
+        </w:rPr>
+      </w:pPr>
+      <w:r>
+        <w:rPr>
+          <w:rFonts w:ascii="Segoe UI Emoji" w:hAnsi="Segoe UI Emoji" w:cs="Segoe UI Emoji"/>
+          <w:b/>
+          <w:bCs/>
+        </w:rPr>
+        <w:pict w14:anchorId="419657A3">
+          <v:rect id="_x0000_i1080" style="width:0;height:1.5pt" o:hralign="center" o:hrstd="t" o:hr="t" fillcolor="#a0a0a0" stroked="f"/>
+        </w:pict>
+      </w:r>
+    </w:p>
+    <w:p>
+      <w:pPr>
+        <w:rPr>
+          <w:rFonts w:ascii="Segoe UI Emoji" w:hAnsi="Segoe UI Emoji" w:cs="Segoe UI Emoji"/>
+          <w:b/>
+          <w:bCs/>
+        </w:rPr>
+      </w:pPr>
+      <w:r>
+        <w:rPr>
+          <w:rFonts w:ascii="Segoe UI Emoji" w:hAnsi="Segoe UI Emoji" w:cs="Segoe UI Emoji"/>
+          <w:b/>
+          <w:bCs/>
+        </w:rPr>
+        <w:t xml:space="preserve">4️⃣ </w:t>
+      </w:r>
+      <w:r>
+        <w:rPr>
+          <w:rFonts w:ascii="Segoe UI Emoji" w:hAnsi="Segoe UI Emoji" w:cs="Segoe UI Emoji"/>
+          <w:b/>
+          <w:bCs/>
+        </w:rPr>
+        <w:t>要是</w:t>
+      </w:r>
+      <w:r>
+        <w:rPr>
+          <w:rFonts w:ascii="Segoe UI Emoji" w:hAnsi="Segoe UI Emoji" w:cs="Segoe UI Emoji"/>
+          <w:b/>
+          <w:bCs/>
+        </w:rPr>
+        <w:t xml:space="preserve"> </w:t>
+      </w:r>
+      <w:proofErr w:type="spellStart"/>
+      <w:r>
+        <w:rPr>
+          <w:rFonts w:ascii="Segoe UI Emoji" w:hAnsi="Segoe UI Emoji" w:cs="Segoe UI Emoji"/>
+          <w:b/>
+          <w:bCs/>
+        </w:rPr>
+        <w:t>yàoshi</w:t>
+      </w:r>
+      <w:proofErr w:type="spellEnd"/>
+      <w:r>
+        <w:rPr>
+          <w:rFonts w:ascii="Segoe UI Emoji" w:hAnsi="Segoe UI Emoji" w:cs="Segoe UI Emoji"/>
+          <w:b/>
+          <w:bCs/>
+        </w:rPr>
+        <w:t xml:space="preserve"> — "if" (spoken)</w:t>
+      </w:r>
+    </w:p>
+    <w:p>
+      <w:pPr>
+        <w:rPr>
+          <w:rFonts w:ascii="Segoe UI Emoji" w:hAnsi="Segoe UI Emoji" w:cs="Segoe UI Emoji"/>
+          <w:b/>
+          <w:bCs/>
+        </w:rPr>
+      </w:pPr>
+      <w:r>
+        <w:rPr>
+          <w:rFonts w:ascii="Segoe UI Emoji" w:hAnsi="Segoe UI Emoji" w:cs="Segoe UI Emoji"/>
+          <w:b/>
+          <w:bCs/>
+        </w:rPr>
+        <w:t>What it is: a conjunction meaning "</w:t>
+      </w:r>
+      <w:proofErr w:type="gramStart"/>
+      <w:r>
+        <w:rPr>
+          <w:rFonts w:ascii="Segoe UI Emoji" w:hAnsi="Segoe UI Emoji" w:cs="Segoe UI Emoji"/>
+          <w:b/>
+          <w:bCs/>
+        </w:rPr>
+        <w:t>if" —</w:t>
+      </w:r>
+      <w:proofErr w:type="gramEnd"/>
+      <w:r>
+        <w:rPr>
+          <w:rFonts w:ascii="Segoe UI Emoji" w:hAnsi="Segoe UI Emoji" w:cs="Segoe UI Emoji"/>
+          <w:b/>
+          <w:bCs/>
+        </w:rPr>
+        <w:t xml:space="preserve"> same as </w:t>
+      </w:r>
+      <w:r>
+        <w:rPr>
+          <w:rFonts w:ascii="Segoe UI Emoji" w:hAnsi="Segoe UI Emoji" w:cs="Segoe UI Emoji"/>
+          <w:b/>
+          <w:bCs/>
+        </w:rPr>
+        <w:t>如果</w:t>
+      </w:r>
+      <w:r>
+        <w:rPr>
+          <w:rFonts w:ascii="Segoe UI Emoji" w:hAnsi="Segoe UI Emoji" w:cs="Segoe UI Emoji"/>
+          <w:b/>
+          <w:bCs/>
+        </w:rPr>
+        <w:t xml:space="preserve"> but more spoken/casual. Almost always paired with </w:t>
+      </w:r>
+      <w:r>
+        <w:rPr>
+          <w:rFonts w:ascii="Segoe UI Emoji" w:hAnsi="Segoe UI Emoji" w:cs="Segoe UI Emoji"/>
+          <w:b/>
+          <w:bCs/>
+        </w:rPr>
+        <w:t>就</w:t>
+      </w:r>
+      <w:r>
+        <w:rPr>
+          <w:rFonts w:ascii="Segoe UI Emoji" w:hAnsi="Segoe UI Emoji" w:cs="Segoe UI Emoji"/>
+          <w:b/>
+          <w:bCs/>
+        </w:rPr>
+        <w:t xml:space="preserve"> in the result clause.</w:t>
+      </w:r>
+    </w:p>
+    <w:p>
+      <w:pPr>
+        <w:rPr>
+          <w:rFonts w:ascii="Segoe UI Emoji" w:hAnsi="Segoe UI Emoji" w:cs="Segoe UI Emoji"/>
+          <w:b/>
+          <w:bCs/>
+        </w:rPr>
+      </w:pPr>
+      <w:r>
+        <w:rPr>
+          <w:rFonts w:ascii="Segoe UI Emoji" w:hAnsi="Segoe UI Emoji" w:cs="Segoe UI Emoji"/>
+          <w:b/>
+          <w:bCs/>
+        </w:rPr>
+        <w:t>Pattern:</w:t>
+      </w:r>
+    </w:p>
+    <w:p>
+      <w:pPr>
+        <w:rPr>
+          <w:rFonts w:ascii="Segoe UI Emoji" w:hAnsi="Segoe UI Emoji" w:cs="Segoe UI Emoji"/>
+          <w:b/>
+          <w:bCs/>
+        </w:rPr>
+      </w:pPr>
+      <w:r>
+        <w:rPr>
+          <w:rFonts w:ascii="Segoe UI Emoji" w:hAnsi="Segoe UI Emoji" w:cs="Segoe UI Emoji"/>
+          <w:b/>
+          <w:bCs/>
+        </w:rPr>
+        <w:t>要是</w:t>
+      </w:r>
+      <w:r>
+        <w:rPr>
+          <w:rFonts w:ascii="Segoe UI Emoji" w:hAnsi="Segoe UI Emoji" w:cs="Segoe UI Emoji"/>
+          <w:b/>
+          <w:bCs/>
+        </w:rPr>
+        <w:t xml:space="preserve"> + hypothesis </w:t>
+      </w:r>
+      <w:proofErr w:type="gramStart"/>
+      <w:r>
+        <w:rPr>
+          <w:rFonts w:ascii="Segoe UI Emoji" w:hAnsi="Segoe UI Emoji" w:cs="Segoe UI Emoji"/>
+          <w:b/>
+          <w:bCs/>
+        </w:rPr>
+        <w:t>(</w:t>
+      </w:r>
+      <w:r>
+        <w:rPr>
+          <w:rFonts w:ascii="Segoe UI Emoji" w:hAnsi="Segoe UI Emoji" w:cs="Segoe UI Emoji"/>
+          <w:b/>
+          <w:bCs/>
+        </w:rPr>
+        <w:t>的话</w:t>
+      </w:r>
+      <w:r>
+        <w:rPr>
+          <w:rFonts w:ascii="Segoe UI Emoji" w:hAnsi="Segoe UI Emoji" w:cs="Segoe UI Emoji"/>
+          <w:b/>
+          <w:bCs/>
+        </w:rPr>
+        <w:t>)</w:t>
+      </w:r>
+      <w:proofErr w:type="gramEnd"/>
+      <w:r>
+        <w:rPr>
+          <w:rFonts w:ascii="Segoe UI Emoji" w:hAnsi="Segoe UI Emoji" w:cs="Segoe UI Emoji"/>
+          <w:b/>
+          <w:bCs/>
+        </w:rPr>
+        <w:t>，就</w:t>
+      </w:r>
+      <w:r>
+        <w:rPr>
+          <w:rFonts w:ascii="Segoe UI Emoji" w:hAnsi="Segoe UI Emoji" w:cs="Segoe UI Emoji"/>
+          <w:b/>
+          <w:bCs/>
+        </w:rPr>
+        <w:t xml:space="preserve"> + result/action</w:t>
+      </w:r>
+    </w:p>
+    <w:p>
+      <w:pPr>
         <w:numPr>
           <w:ilvl w:val="0"/>
-          <w:numId w:val="5"/>
+          <w:numId w:val="10"/>
         </w:numPr>
-      </w:pPr>
-      <w:r>
-        <w:rPr>
-          <w:b/>
-          <w:bCs/>
-        </w:rPr>
-        <w:t>可能的原因</w:t>
-      </w:r>
-      <w:r>
-        <w:rPr>
+        <w:rPr>
+          <w:rFonts w:ascii="Segoe UI Emoji" w:hAnsi="Segoe UI Emoji" w:cs="Segoe UI Emoji"/>
+          <w:b/>
+          <w:bCs/>
+        </w:rPr>
+      </w:pPr>
+      <w:r>
+        <w:rPr>
+          <w:rFonts w:ascii="Segoe UI Emoji" w:hAnsi="Segoe UI Emoji" w:cs="Segoe UI Emoji"/>
+          <w:b/>
+          <w:bCs/>
+        </w:rPr>
+        <w:t>要是健康是</w:t>
+      </w:r>
+      <w:r>
+        <w:rPr>
+          <w:rFonts w:ascii="Segoe UI Emoji" w:hAnsi="Segoe UI Emoji" w:cs="Segoe UI Emoji"/>
+          <w:b/>
+          <w:bCs/>
+        </w:rPr>
+        <w:t>1</w:t>
+      </w:r>
+      <w:r>
+        <w:rPr>
+          <w:rFonts w:ascii="Segoe UI Emoji" w:hAnsi="Segoe UI Emoji" w:cs="Segoe UI Emoji"/>
+          <w:b/>
+          <w:bCs/>
+        </w:rPr>
+        <w:t>，其他都是</w:t>
+      </w:r>
+      <w:r>
+        <w:rPr>
+          <w:rFonts w:ascii="Segoe UI Emoji" w:hAnsi="Segoe UI Emoji" w:cs="Segoe UI Emoji"/>
+          <w:b/>
+          <w:bCs/>
+        </w:rPr>
+        <w:t>1</w:t>
+      </w:r>
+      <w:r>
+        <w:rPr>
+          <w:rFonts w:ascii="Segoe UI Emoji" w:hAnsi="Segoe UI Emoji" w:cs="Segoe UI Emoji"/>
+          <w:b/>
+          <w:bCs/>
+        </w:rPr>
+        <w:t>后面的</w:t>
+      </w:r>
+      <w:r>
+        <w:rPr>
+          <w:rFonts w:ascii="Segoe UI Emoji" w:hAnsi="Segoe UI Emoji" w:cs="Segoe UI Emoji"/>
+          <w:b/>
+          <w:bCs/>
+        </w:rPr>
+        <w:t>0</w:t>
+      </w:r>
+      <w:r>
+        <w:rPr>
+          <w:rFonts w:ascii="Segoe UI Emoji" w:hAnsi="Segoe UI Emoji" w:cs="Segoe UI Emoji"/>
+          <w:b/>
+          <w:bCs/>
+        </w:rPr>
+        <w:t>。</w:t>
+      </w:r>
+      <w:r>
+        <w:rPr>
+          <w:rFonts w:ascii="Segoe UI Emoji" w:hAnsi="Segoe UI Emoji" w:cs="Segoe UI Emoji"/>
+          <w:b/>
+          <w:bCs/>
+        </w:rPr>
+        <w:t xml:space="preserve"> </w:t>
+      </w:r>
+      <w:r>
+        <w:rPr>
+          <w:rFonts w:ascii="Segoe UI Emoji" w:hAnsi="Segoe UI Emoji" w:cs="Segoe UI Emoji"/>
+          <w:b/>
+          <w:bCs/>
+          <w:i/>
+          <w:iCs/>
+        </w:rPr>
+        <w:t xml:space="preserve">(If health is 1, everything else </w:t>
+      </w:r>
+      <w:proofErr w:type="gramStart"/>
+      <w:r>
+        <w:rPr>
+          <w:rFonts w:ascii="Segoe UI Emoji" w:hAnsi="Segoe UI Emoji" w:cs="Segoe UI Emoji"/>
+          <w:b/>
+          <w:bCs/>
+          <w:i/>
+          <w:iCs/>
+        </w:rPr>
+        <w:t>is the zeros</w:t>
+      </w:r>
+      <w:proofErr w:type="gramEnd"/>
+      <w:r>
+        <w:rPr>
+          <w:rFonts w:ascii="Segoe UI Emoji" w:hAnsi="Segoe UI Emoji" w:cs="Segoe UI Emoji"/>
+          <w:b/>
+          <w:bCs/>
+          <w:i/>
+          <w:iCs/>
+        </w:rPr>
+        <w:t xml:space="preserve"> after it.)</w:t>
+      </w:r>
+    </w:p>
+    <w:p>
+      <w:pPr>
+        <w:numPr>
+          <w:ilvl w:val="0"/>
+          <w:numId w:val="10"/>
+        </w:numPr>
+        <w:rPr>
+          <w:rFonts w:ascii="Segoe UI Emoji" w:hAnsi="Segoe UI Emoji" w:cs="Segoe UI Emoji"/>
+          <w:b/>
+          <w:bCs/>
+        </w:rPr>
+      </w:pPr>
+      <w:r>
+        <w:rPr>
+          <w:rFonts w:ascii="Segoe UI Emoji" w:hAnsi="Segoe UI Emoji" w:cs="Segoe UI Emoji"/>
+          <w:b/>
+          <w:bCs/>
+        </w:rPr>
+        <w:t>要是你想来中国的大学留学，和中国学生一起学习专业课，那么就需要做好这些准备。</w:t>
+      </w:r>
+      <w:r>
+        <w:rPr>
+          <w:rFonts w:ascii="Segoe UI Emoji" w:hAnsi="Segoe UI Emoji" w:cs="Segoe UI Emoji"/>
+          <w:b/>
+          <w:bCs/>
+        </w:rPr>
+        <w:t xml:space="preserve"> </w:t>
+      </w:r>
+      <w:r>
+        <w:rPr>
+          <w:rFonts w:ascii="Segoe UI Emoji" w:hAnsi="Segoe UI Emoji" w:cs="Segoe UI Emoji"/>
+          <w:b/>
+          <w:bCs/>
+          <w:i/>
+          <w:iCs/>
+        </w:rPr>
+        <w:t>(If you want to study in China, you need to prepare.)</w:t>
+      </w:r>
+    </w:p>
+    <w:p>
+      <w:pPr>
+        <w:numPr>
+          <w:ilvl w:val="0"/>
+          <w:numId w:val="10"/>
+        </w:numPr>
+        <w:rPr>
+          <w:rFonts w:ascii="Segoe UI Emoji" w:hAnsi="Segoe UI Emoji" w:cs="Segoe UI Emoji"/>
+          <w:b/>
+          <w:bCs/>
+        </w:rPr>
+      </w:pPr>
+      <w:r>
+        <w:rPr>
+          <w:rFonts w:ascii="Segoe UI Emoji" w:hAnsi="Segoe UI Emoji" w:cs="Segoe UI Emoji"/>
+          <w:b/>
+          <w:bCs/>
+        </w:rPr>
+        <w:lastRenderedPageBreak/>
+        <w:t>要是质量比别人的好的话，那么价格贵一点儿也是可以接受的。</w:t>
+      </w:r>
+      <w:r>
+        <w:rPr>
+          <w:rFonts w:ascii="Segoe UI Emoji" w:hAnsi="Segoe UI Emoji" w:cs="Segoe UI Emoji"/>
+          <w:b/>
+          <w:bCs/>
+        </w:rPr>
+        <w:t xml:space="preserve"> </w:t>
+      </w:r>
+      <w:r>
+        <w:rPr>
+          <w:rFonts w:ascii="Segoe UI Emoji" w:hAnsi="Segoe UI Emoji" w:cs="Segoe UI Emoji"/>
+          <w:b/>
+          <w:bCs/>
+          <w:i/>
+          <w:iCs/>
+        </w:rPr>
+        <w:t>(If the quality is better, a higher price is acceptable.)</w:t>
+      </w:r>
+    </w:p>
+    <w:p>
+      <w:pPr>
+        <w:rPr>
+          <w:rFonts w:ascii="Segoe UI Emoji" w:hAnsi="Segoe UI Emoji" w:cs="Segoe UI Emoji"/>
+          <w:b/>
+          <w:bCs/>
+        </w:rPr>
+      </w:pPr>
+      <w:r>
+        <w:rPr>
+          <w:rFonts w:ascii="Segoe UI Emoji" w:hAnsi="Segoe UI Emoji" w:cs="Segoe UI Emoji"/>
+          <w:b/>
+          <w:bCs/>
+        </w:rPr>
+        <w:t>Notes:</w:t>
+      </w:r>
+    </w:p>
+    <w:p>
+      <w:pPr>
+        <w:numPr>
+          <w:ilvl w:val="0"/>
+          <w:numId w:val="11"/>
+        </w:numPr>
+        <w:rPr>
+          <w:rFonts w:ascii="Segoe UI Emoji" w:hAnsi="Segoe UI Emoji" w:cs="Segoe UI Emoji"/>
+          <w:b/>
+          <w:bCs/>
+        </w:rPr>
+      </w:pPr>
+      <w:r>
+        <w:rPr>
+          <w:rFonts w:ascii="Segoe UI Emoji" w:hAnsi="Segoe UI Emoji" w:cs="Segoe UI Emoji"/>
+          <w:b/>
+          <w:bCs/>
+        </w:rPr>
+        <w:t>要是</w:t>
+      </w:r>
+      <w:r>
+        <w:rPr>
+          <w:rFonts w:ascii="Segoe UI Emoji" w:hAnsi="Segoe UI Emoji" w:cs="Segoe UI Emoji"/>
+          <w:b/>
+          <w:bCs/>
+        </w:rPr>
+        <w:t xml:space="preserve"> can add </w:t>
+      </w:r>
+      <w:r>
+        <w:rPr>
+          <w:rFonts w:ascii="Segoe UI Emoji" w:hAnsi="Segoe UI Emoji" w:cs="Segoe UI Emoji"/>
+          <w:b/>
+          <w:bCs/>
+        </w:rPr>
+        <w:t>的</w:t>
+      </w:r>
+      <w:proofErr w:type="gramStart"/>
+      <w:r>
+        <w:rPr>
+          <w:rFonts w:ascii="Segoe UI Emoji" w:hAnsi="Segoe UI Emoji" w:cs="Segoe UI Emoji"/>
+          <w:b/>
+          <w:bCs/>
+        </w:rPr>
+        <w:t>话</w:t>
+      </w:r>
+      <w:r>
+        <w:rPr>
+          <w:rFonts w:ascii="Segoe UI Emoji" w:hAnsi="Segoe UI Emoji" w:cs="Segoe UI Emoji"/>
+          <w:b/>
+          <w:bCs/>
+        </w:rPr>
+        <w:t>:</w:t>
+      </w:r>
+      <w:proofErr w:type="gramEnd"/>
+      <w:r>
+        <w:rPr>
+          <w:rFonts w:ascii="Segoe UI Emoji" w:hAnsi="Segoe UI Emoji" w:cs="Segoe UI Emoji"/>
+          <w:b/>
+          <w:bCs/>
+        </w:rPr>
+        <w:t xml:space="preserve"> </w:t>
+      </w:r>
+      <w:r>
+        <w:rPr>
+          <w:rFonts w:ascii="Segoe UI Emoji" w:hAnsi="Segoe UI Emoji" w:cs="Segoe UI Emoji"/>
+          <w:b/>
+          <w:bCs/>
+        </w:rPr>
+        <w:t>要是</w:t>
+      </w:r>
+      <w:r>
+        <w:rPr>
+          <w:rFonts w:ascii="Segoe UI Emoji" w:hAnsi="Segoe UI Emoji" w:cs="Segoe UI Emoji"/>
+          <w:b/>
+          <w:bCs/>
+        </w:rPr>
+        <w:t>……</w:t>
+      </w:r>
+      <w:r>
+        <w:rPr>
+          <w:rFonts w:ascii="Segoe UI Emoji" w:hAnsi="Segoe UI Emoji" w:cs="Segoe UI Emoji"/>
+          <w:b/>
+          <w:bCs/>
+        </w:rPr>
+        <w:t>的话</w:t>
+      </w:r>
+      <w:r>
+        <w:rPr>
+          <w:rFonts w:ascii="Segoe UI Emoji" w:hAnsi="Segoe UI Emoji" w:cs="Segoe UI Emoji"/>
+          <w:b/>
+          <w:bCs/>
+        </w:rPr>
+        <w:t xml:space="preserve"> = same meaning, more natural in speech.</w:t>
+      </w:r>
+    </w:p>
+    <w:p>
+      <w:pPr>
+        <w:numPr>
+          <w:ilvl w:val="0"/>
+          <w:numId w:val="11"/>
+        </w:numPr>
+        <w:rPr>
+          <w:rFonts w:ascii="Segoe UI Emoji" w:hAnsi="Segoe UI Emoji" w:cs="Segoe UI Emoji"/>
+          <w:b/>
+          <w:bCs/>
+        </w:rPr>
+      </w:pPr>
+      <w:r>
+        <w:rPr>
+          <w:rFonts w:ascii="Segoe UI Emoji" w:hAnsi="Segoe UI Emoji" w:cs="Segoe UI Emoji"/>
+          <w:b/>
+          <w:bCs/>
+        </w:rPr>
+        <w:t>就</w:t>
+      </w:r>
+      <w:r>
+        <w:rPr>
+          <w:rFonts w:ascii="Segoe UI Emoji" w:hAnsi="Segoe UI Emoji" w:cs="Segoe UI Emoji"/>
           <w:b/>
           <w:bCs/>
         </w:rPr>
@@ -1588,21 +3032,1181 @@
       </w:r>
       <w:r>
         <w:rPr>
-          <w:b/>
-          <w:bCs/>
-        </w:rPr>
-        <w:t>事情</w:t>
-      </w:r>
-      <w:r>
+          <w:rFonts w:ascii="Segoe UI Emoji" w:hAnsi="Segoe UI Emoji" w:cs="Segoe UI Emoji"/>
+          <w:b/>
+          <w:bCs/>
+        </w:rPr>
+        <w:t>那么</w:t>
+      </w:r>
+      <w:r>
+        <w:rPr>
+          <w:rFonts w:ascii="Segoe UI Emoji" w:hAnsi="Segoe UI Emoji" w:cs="Segoe UI Emoji"/>
+          <w:b/>
+          <w:bCs/>
+        </w:rPr>
+        <w:t xml:space="preserve"> starts the result</w:t>
+      </w:r>
+      <w:proofErr w:type="gramStart"/>
+      <w:r>
+        <w:rPr>
+          <w:rFonts w:ascii="Segoe UI Emoji" w:hAnsi="Segoe UI Emoji" w:cs="Segoe UI Emoji"/>
+          <w:b/>
+          <w:bCs/>
+        </w:rPr>
+        <w:t xml:space="preserve">: </w:t>
+      </w:r>
+      <w:r>
+        <w:rPr>
+          <w:rFonts w:ascii="Segoe UI Emoji" w:hAnsi="Segoe UI Emoji" w:cs="Segoe UI Emoji"/>
+          <w:b/>
+          <w:bCs/>
+        </w:rPr>
+        <w:t>要是</w:t>
+      </w:r>
+      <w:proofErr w:type="gramEnd"/>
+      <w:r>
+        <w:rPr>
+          <w:rFonts w:ascii="Segoe UI Emoji" w:hAnsi="Segoe UI Emoji" w:cs="Segoe UI Emoji"/>
+          <w:b/>
+          <w:bCs/>
+        </w:rPr>
+        <w:t>你来，就给我打电话。</w:t>
+      </w:r>
+    </w:p>
+    <w:p>
+      <w:pPr>
+        <w:rPr>
+          <w:rFonts w:ascii="Segoe UI Emoji" w:hAnsi="Segoe UI Emoji" w:cs="Segoe UI Emoji"/>
+          <w:b/>
+          <w:bCs/>
+        </w:rPr>
+      </w:pPr>
+      <w:r>
+        <w:rPr>
+          <w:rFonts w:ascii="Segoe UI Emoji" w:hAnsi="Segoe UI Emoji" w:cs="Segoe UI Emoji"/>
+          <w:b/>
+          <w:bCs/>
+        </w:rPr>
+        <w:t>Quick check: ________________________</w:t>
+      </w:r>
+      <w:r>
+        <w:rPr>
+          <w:rFonts w:ascii="Segoe UI Emoji" w:hAnsi="Segoe UI Emoji" w:cs="Segoe UI Emoji"/>
+          <w:b/>
+          <w:bCs/>
+        </w:rPr>
+        <w:t>，</w:t>
+      </w:r>
+      <w:r>
+        <w:rPr>
+          <w:rFonts w:ascii="Segoe UI Emoji" w:hAnsi="Segoe UI Emoji" w:cs="Segoe UI Emoji"/>
+          <w:b/>
+          <w:bCs/>
+        </w:rPr>
+        <w:t>20</w:t>
+      </w:r>
+      <w:r>
+        <w:rPr>
+          <w:rFonts w:ascii="Segoe UI Emoji" w:hAnsi="Segoe UI Emoji" w:cs="Segoe UI Emoji"/>
+          <w:b/>
+          <w:bCs/>
+        </w:rPr>
+        <w:t>分钟就能到。（要是）</w:t>
+      </w:r>
+      <w:r>
+        <w:rPr>
+          <w:rFonts w:ascii="Segoe UI Emoji" w:hAnsi="Segoe UI Emoji" w:cs="Segoe UI Emoji"/>
+          <w:b/>
+          <w:bCs/>
+        </w:rPr>
         <w:t xml:space="preserve"> </w:t>
       </w:r>
+      <w:r>
+        <w:rPr>
+          <w:rFonts w:ascii="Segoe UI Emoji" w:hAnsi="Segoe UI Emoji" w:cs="Segoe UI Emoji"/>
+          <w:b/>
+          <w:bCs/>
+          <w:i/>
+          <w:iCs/>
+        </w:rPr>
+        <w:t xml:space="preserve">Sample answer: </w:t>
+      </w:r>
+      <w:r>
+        <w:rPr>
+          <w:rFonts w:ascii="Segoe UI Emoji" w:hAnsi="Segoe UI Emoji" w:cs="Segoe UI Emoji"/>
+          <w:b/>
+          <w:bCs/>
+          <w:i/>
+          <w:iCs/>
+        </w:rPr>
+        <w:t>要是我们坐出租车去</w:t>
+      </w:r>
+    </w:p>
+    <w:p>
+      <w:pPr>
+        <w:rPr>
+          <w:rFonts w:ascii="Segoe UI Emoji" w:hAnsi="Segoe UI Emoji" w:cs="Segoe UI Emoji"/>
+          <w:b/>
+          <w:bCs/>
+        </w:rPr>
+      </w:pPr>
+      <w:r>
+        <w:rPr>
+          <w:rFonts w:ascii="Segoe UI Emoji" w:hAnsi="Segoe UI Emoji" w:cs="Segoe UI Emoji"/>
+          <w:b/>
+          <w:bCs/>
+        </w:rPr>
+        <w:pict w14:anchorId="3FACF04A">
+          <v:rect id="_x0000_i1081" style="width:0;height:1.5pt" o:hralign="center" o:hrstd="t" o:hr="t" fillcolor="#a0a0a0" stroked="f"/>
+        </w:pict>
+      </w:r>
+    </w:p>
+    <w:p>
+      <w:pPr>
+        <w:rPr>
+          <w:rFonts w:ascii="Segoe UI Emoji" w:hAnsi="Segoe UI Emoji" w:cs="Segoe UI Emoji"/>
+          <w:b/>
+          <w:bCs/>
+        </w:rPr>
+      </w:pPr>
+      <w:r>
+        <w:rPr>
+          <w:rFonts w:ascii="Segoe UI Emoji" w:hAnsi="Segoe UI Emoji" w:cs="Segoe UI Emoji"/>
+          <w:b/>
+          <w:bCs/>
+        </w:rPr>
+        <w:t xml:space="preserve">5️⃣ </w:t>
+      </w:r>
+      <w:r>
+        <w:rPr>
+          <w:rFonts w:ascii="Segoe UI Emoji" w:hAnsi="Segoe UI Emoji" w:cs="Segoe UI Emoji"/>
+          <w:b/>
+          <w:bCs/>
+        </w:rPr>
+        <w:t>既</w:t>
+      </w:r>
+      <w:r>
+        <w:rPr>
+          <w:rFonts w:ascii="Segoe UI Emoji" w:hAnsi="Segoe UI Emoji" w:cs="Segoe UI Emoji"/>
+          <w:b/>
+          <w:bCs/>
+        </w:rPr>
+        <w:t>……</w:t>
+      </w:r>
+      <w:r>
+        <w:rPr>
+          <w:rFonts w:ascii="Segoe UI Emoji" w:hAnsi="Segoe UI Emoji" w:cs="Segoe UI Emoji"/>
+          <w:b/>
+          <w:bCs/>
+        </w:rPr>
+        <w:t>又</w:t>
+      </w:r>
+      <w:r>
+        <w:rPr>
+          <w:rFonts w:ascii="Segoe UI Emoji" w:hAnsi="Segoe UI Emoji" w:cs="Segoe UI Emoji"/>
+          <w:b/>
+          <w:bCs/>
+        </w:rPr>
+        <w:t>/</w:t>
+      </w:r>
+      <w:r>
+        <w:rPr>
+          <w:rFonts w:ascii="Segoe UI Emoji" w:hAnsi="Segoe UI Emoji" w:cs="Segoe UI Emoji"/>
+          <w:b/>
+          <w:bCs/>
+        </w:rPr>
+        <w:t>也</w:t>
+      </w:r>
+      <w:r>
+        <w:rPr>
+          <w:rFonts w:ascii="Segoe UI Emoji" w:hAnsi="Segoe UI Emoji" w:cs="Segoe UI Emoji"/>
+          <w:b/>
+          <w:bCs/>
+        </w:rPr>
+        <w:t>/</w:t>
+      </w:r>
+      <w:r>
+        <w:rPr>
+          <w:rFonts w:ascii="Segoe UI Emoji" w:hAnsi="Segoe UI Emoji" w:cs="Segoe UI Emoji"/>
+          <w:b/>
+          <w:bCs/>
+        </w:rPr>
+        <w:t>还</w:t>
+      </w:r>
+      <w:r>
+        <w:rPr>
+          <w:rFonts w:ascii="Segoe UI Emoji" w:hAnsi="Segoe UI Emoji" w:cs="Segoe UI Emoji"/>
+          <w:b/>
+          <w:bCs/>
+        </w:rPr>
+        <w:t>…… — "both…and…"</w:t>
+      </w:r>
+    </w:p>
+    <w:p>
+      <w:pPr>
+        <w:rPr>
+          <w:rFonts w:ascii="Segoe UI Emoji" w:hAnsi="Segoe UI Emoji" w:cs="Segoe UI Emoji"/>
+          <w:b/>
+          <w:bCs/>
+        </w:rPr>
+      </w:pPr>
+      <w:r>
+        <w:rPr>
+          <w:rFonts w:ascii="Segoe UI Emoji" w:hAnsi="Segoe UI Emoji" w:cs="Segoe UI Emoji"/>
+          <w:b/>
+          <w:bCs/>
+        </w:rPr>
+        <w:t xml:space="preserve">What it is: a conjunction pair connecting two verbal structures or adjectives (usually the SAME structure on both </w:t>
+      </w:r>
       <w:proofErr w:type="gramStart"/>
       <w:r>
-        <w:t>(adjective)</w:t>
+        <w:rPr>
+          <w:rFonts w:ascii="Segoe UI Emoji" w:hAnsi="Segoe UI Emoji" w:cs="Segoe UI Emoji"/>
+          <w:b/>
+          <w:bCs/>
+        </w:rPr>
+        <w:t>sides) —</w:t>
       </w:r>
       <w:proofErr w:type="gramEnd"/>
       <w:r>
-        <w:t xml:space="preserve"> → the likely reason/thing</w:t>
+        <w:rPr>
+          <w:rFonts w:ascii="Segoe UI Emoji" w:hAnsi="Segoe UI Emoji" w:cs="Segoe UI Emoji"/>
+          <w:b/>
+          <w:bCs/>
+        </w:rPr>
+        <w:t xml:space="preserve"> saying two situations exist at the same time. Key rule: both sides must be BOTH positive or BOTH negative.</w:t>
+      </w:r>
+    </w:p>
+    <w:p>
+      <w:pPr>
+        <w:rPr>
+          <w:rFonts w:ascii="Segoe UI Emoji" w:hAnsi="Segoe UI Emoji" w:cs="Segoe UI Emoji"/>
+          <w:b/>
+          <w:bCs/>
+        </w:rPr>
+      </w:pPr>
+      <w:r>
+        <w:rPr>
+          <w:rFonts w:ascii="Segoe UI Emoji" w:hAnsi="Segoe UI Emoji" w:cs="Segoe UI Emoji"/>
+          <w:b/>
+          <w:bCs/>
+        </w:rPr>
+        <w:t>Pattern:</w:t>
+      </w:r>
+    </w:p>
+    <w:p>
+      <w:pPr>
+        <w:rPr>
+          <w:rFonts w:ascii="Segoe UI Emoji" w:hAnsi="Segoe UI Emoji" w:cs="Segoe UI Emoji"/>
+          <w:b/>
+          <w:bCs/>
+        </w:rPr>
+      </w:pPr>
+      <w:r>
+        <w:rPr>
+          <w:rFonts w:ascii="Segoe UI Emoji" w:hAnsi="Segoe UI Emoji" w:cs="Segoe UI Emoji"/>
+          <w:b/>
+          <w:bCs/>
+        </w:rPr>
+        <w:t>既</w:t>
+      </w:r>
+      <w:r>
+        <w:rPr>
+          <w:rFonts w:ascii="Segoe UI Emoji" w:hAnsi="Segoe UI Emoji" w:cs="Segoe UI Emoji"/>
+          <w:b/>
+          <w:bCs/>
+        </w:rPr>
+        <w:t xml:space="preserve"> + A + </w:t>
+      </w:r>
+      <w:r>
+        <w:rPr>
+          <w:rFonts w:ascii="Segoe UI Emoji" w:hAnsi="Segoe UI Emoji" w:cs="Segoe UI Emoji"/>
+          <w:b/>
+          <w:bCs/>
+        </w:rPr>
+        <w:t>又</w:t>
+      </w:r>
+      <w:r>
+        <w:rPr>
+          <w:rFonts w:ascii="Segoe UI Emoji" w:hAnsi="Segoe UI Emoji" w:cs="Segoe UI Emoji"/>
+          <w:b/>
+          <w:bCs/>
+        </w:rPr>
+        <w:t>/</w:t>
+      </w:r>
+      <w:r>
+        <w:rPr>
+          <w:rFonts w:ascii="Segoe UI Emoji" w:hAnsi="Segoe UI Emoji" w:cs="Segoe UI Emoji"/>
+          <w:b/>
+          <w:bCs/>
+        </w:rPr>
+        <w:t>也</w:t>
+      </w:r>
+      <w:r>
+        <w:rPr>
+          <w:rFonts w:ascii="Segoe UI Emoji" w:hAnsi="Segoe UI Emoji" w:cs="Segoe UI Emoji"/>
+          <w:b/>
+          <w:bCs/>
+        </w:rPr>
+        <w:t>/</w:t>
+      </w:r>
+      <w:r>
+        <w:rPr>
+          <w:rFonts w:ascii="Segoe UI Emoji" w:hAnsi="Segoe UI Emoji" w:cs="Segoe UI Emoji"/>
+          <w:b/>
+          <w:bCs/>
+        </w:rPr>
+        <w:t>还</w:t>
+      </w:r>
+      <w:r>
+        <w:rPr>
+          <w:rFonts w:ascii="Segoe UI Emoji" w:hAnsi="Segoe UI Emoji" w:cs="Segoe UI Emoji"/>
+          <w:b/>
+          <w:bCs/>
+        </w:rPr>
+        <w:t xml:space="preserve"> + B = "both A and B"</w:t>
+      </w:r>
+    </w:p>
+    <w:p>
+      <w:pPr>
+        <w:numPr>
+          <w:ilvl w:val="0"/>
+          <w:numId w:val="12"/>
+        </w:numPr>
+        <w:rPr>
+          <w:rFonts w:ascii="Segoe UI Emoji" w:hAnsi="Segoe UI Emoji" w:cs="Segoe UI Emoji"/>
+          <w:b/>
+          <w:bCs/>
+        </w:rPr>
+      </w:pPr>
+      <w:r>
+        <w:rPr>
+          <w:rFonts w:ascii="Segoe UI Emoji" w:hAnsi="Segoe UI Emoji" w:cs="Segoe UI Emoji"/>
+          <w:b/>
+          <w:bCs/>
+        </w:rPr>
+        <w:t>散步既可以活动身体，又可以减肥。</w:t>
+      </w:r>
+      <w:r>
+        <w:rPr>
+          <w:rFonts w:ascii="Segoe UI Emoji" w:hAnsi="Segoe UI Emoji" w:cs="Segoe UI Emoji"/>
+          <w:b/>
+          <w:bCs/>
+        </w:rPr>
+        <w:t xml:space="preserve"> </w:t>
+      </w:r>
+      <w:r>
+        <w:rPr>
+          <w:rFonts w:ascii="Segoe UI Emoji" w:hAnsi="Segoe UI Emoji" w:cs="Segoe UI Emoji"/>
+          <w:b/>
+          <w:bCs/>
+          <w:i/>
+          <w:iCs/>
+        </w:rPr>
+        <w:t>(Walking both exercises the body and helps lose weight.)</w:t>
+      </w:r>
+    </w:p>
+    <w:p>
+      <w:pPr>
+        <w:numPr>
+          <w:ilvl w:val="0"/>
+          <w:numId w:val="12"/>
+        </w:numPr>
+        <w:rPr>
+          <w:rFonts w:ascii="Segoe UI Emoji" w:hAnsi="Segoe UI Emoji" w:cs="Segoe UI Emoji"/>
+          <w:b/>
+          <w:bCs/>
+        </w:rPr>
+      </w:pPr>
+      <w:r>
+        <w:rPr>
+          <w:rFonts w:ascii="Segoe UI Emoji" w:hAnsi="Segoe UI Emoji" w:cs="Segoe UI Emoji"/>
+          <w:b/>
+          <w:bCs/>
+        </w:rPr>
+        <w:t>会说话的人既容易交到朋友，也容易获得成功。</w:t>
+      </w:r>
+      <w:r>
+        <w:rPr>
+          <w:rFonts w:ascii="Segoe UI Emoji" w:hAnsi="Segoe UI Emoji" w:cs="Segoe UI Emoji"/>
+          <w:b/>
+          <w:bCs/>
+        </w:rPr>
+        <w:t xml:space="preserve"> </w:t>
+      </w:r>
+      <w:r>
+        <w:rPr>
+          <w:rFonts w:ascii="Segoe UI Emoji" w:hAnsi="Segoe UI Emoji" w:cs="Segoe UI Emoji"/>
+          <w:b/>
+          <w:bCs/>
+          <w:i/>
+          <w:iCs/>
+        </w:rPr>
+        <w:t>(Good speakers both make friends easily and achieve success easily.)</w:t>
+      </w:r>
+    </w:p>
+    <w:p>
+      <w:pPr>
+        <w:numPr>
+          <w:ilvl w:val="0"/>
+          <w:numId w:val="12"/>
+        </w:numPr>
+        <w:rPr>
+          <w:rFonts w:ascii="Segoe UI Emoji" w:hAnsi="Segoe UI Emoji" w:cs="Segoe UI Emoji"/>
+          <w:b/>
+          <w:bCs/>
+        </w:rPr>
+      </w:pPr>
+      <w:r>
+        <w:rPr>
+          <w:rFonts w:ascii="Segoe UI Emoji" w:hAnsi="Segoe UI Emoji" w:cs="Segoe UI Emoji"/>
+          <w:b/>
+          <w:bCs/>
+        </w:rPr>
+        <w:t>他那个人做事既不认真，动作还慢。</w:t>
+      </w:r>
+      <w:r>
+        <w:rPr>
+          <w:rFonts w:ascii="Segoe UI Emoji" w:hAnsi="Segoe UI Emoji" w:cs="Segoe UI Emoji"/>
+          <w:b/>
+          <w:bCs/>
+        </w:rPr>
+        <w:t xml:space="preserve"> </w:t>
+      </w:r>
+      <w:r>
+        <w:rPr>
+          <w:rFonts w:ascii="Segoe UI Emoji" w:hAnsi="Segoe UI Emoji" w:cs="Segoe UI Emoji"/>
+          <w:b/>
+          <w:bCs/>
+          <w:i/>
+          <w:iCs/>
+        </w:rPr>
+        <w:t>(He's neither careful nor quick.)</w:t>
+      </w:r>
+    </w:p>
+    <w:p>
+      <w:pPr>
+        <w:rPr>
+          <w:rFonts w:ascii="Segoe UI Emoji" w:hAnsi="Segoe UI Emoji" w:cs="Segoe UI Emoji"/>
+          <w:b/>
+          <w:bCs/>
+        </w:rPr>
+      </w:pPr>
+      <w:r>
+        <w:rPr>
+          <w:rFonts w:ascii="Segoe UI Emoji" w:hAnsi="Segoe UI Emoji" w:cs="Segoe UI Emoji"/>
+          <w:b/>
+          <w:bCs/>
+        </w:rPr>
+        <w:t>Which connector?</w:t>
+      </w:r>
+    </w:p>
+    <w:p>
+      <w:pPr>
+        <w:numPr>
+          <w:ilvl w:val="0"/>
+          <w:numId w:val="13"/>
+        </w:numPr>
+        <w:rPr>
+          <w:rFonts w:ascii="Segoe UI Emoji" w:hAnsi="Segoe UI Emoji" w:cs="Segoe UI Emoji"/>
+          <w:b/>
+          <w:bCs/>
+        </w:rPr>
+      </w:pPr>
+      <w:r>
+        <w:rPr>
+          <w:rFonts w:ascii="Segoe UI Emoji" w:hAnsi="Segoe UI Emoji" w:cs="Segoe UI Emoji"/>
+          <w:b/>
+          <w:bCs/>
+        </w:rPr>
+        <w:t>既</w:t>
+      </w:r>
+      <w:r>
+        <w:rPr>
+          <w:rFonts w:ascii="Segoe UI Emoji" w:hAnsi="Segoe UI Emoji" w:cs="Segoe UI Emoji"/>
+          <w:b/>
+          <w:bCs/>
+        </w:rPr>
+        <w:t>……</w:t>
+      </w:r>
+      <w:r>
+        <w:rPr>
+          <w:rFonts w:ascii="Segoe UI Emoji" w:hAnsi="Segoe UI Emoji" w:cs="Segoe UI Emoji"/>
+          <w:b/>
+          <w:bCs/>
+        </w:rPr>
+        <w:t>又</w:t>
+      </w:r>
+      <w:r>
+        <w:rPr>
+          <w:rFonts w:ascii="Segoe UI Emoji" w:hAnsi="Segoe UI Emoji" w:cs="Segoe UI Emoji"/>
+          <w:b/>
+          <w:bCs/>
+        </w:rPr>
+        <w:t xml:space="preserve">…… most common </w:t>
+      </w:r>
+      <w:proofErr w:type="gramStart"/>
+      <w:r>
+        <w:rPr>
+          <w:rFonts w:ascii="Segoe UI Emoji" w:hAnsi="Segoe UI Emoji" w:cs="Segoe UI Emoji"/>
+          <w:b/>
+          <w:bCs/>
+        </w:rPr>
+        <w:t>(positive or negative pairs)</w:t>
+      </w:r>
+      <w:proofErr w:type="gramEnd"/>
+    </w:p>
+    <w:p>
+      <w:pPr>
+        <w:numPr>
+          <w:ilvl w:val="0"/>
+          <w:numId w:val="13"/>
+        </w:numPr>
+        <w:rPr>
+          <w:rFonts w:ascii="Segoe UI Emoji" w:hAnsi="Segoe UI Emoji" w:cs="Segoe UI Emoji"/>
+          <w:b/>
+          <w:bCs/>
+        </w:rPr>
+      </w:pPr>
+      <w:r>
+        <w:rPr>
+          <w:rFonts w:ascii="Segoe UI Emoji" w:hAnsi="Segoe UI Emoji" w:cs="Segoe UI Emoji"/>
+          <w:b/>
+          <w:bCs/>
+        </w:rPr>
+        <w:t>既</w:t>
+      </w:r>
+      <w:r>
+        <w:rPr>
+          <w:rFonts w:ascii="Segoe UI Emoji" w:hAnsi="Segoe UI Emoji" w:cs="Segoe UI Emoji"/>
+          <w:b/>
+          <w:bCs/>
+        </w:rPr>
+        <w:t>……</w:t>
+      </w:r>
+      <w:r>
+        <w:rPr>
+          <w:rFonts w:ascii="Segoe UI Emoji" w:hAnsi="Segoe UI Emoji" w:cs="Segoe UI Emoji"/>
+          <w:b/>
+          <w:bCs/>
+        </w:rPr>
+        <w:t>也</w:t>
+      </w:r>
+      <w:r>
+        <w:rPr>
+          <w:rFonts w:ascii="Segoe UI Emoji" w:hAnsi="Segoe UI Emoji" w:cs="Segoe UI Emoji"/>
+          <w:b/>
+          <w:bCs/>
+        </w:rPr>
+        <w:t>…… same, also good</w:t>
+      </w:r>
+    </w:p>
+    <w:p>
+      <w:pPr>
+        <w:numPr>
+          <w:ilvl w:val="0"/>
+          <w:numId w:val="13"/>
+        </w:numPr>
+        <w:rPr>
+          <w:rFonts w:ascii="Segoe UI Emoji" w:hAnsi="Segoe UI Emoji" w:cs="Segoe UI Emoji"/>
+          <w:b/>
+          <w:bCs/>
+        </w:rPr>
+      </w:pPr>
+      <w:r>
+        <w:rPr>
+          <w:rFonts w:ascii="Segoe UI Emoji" w:hAnsi="Segoe UI Emoji" w:cs="Segoe UI Emoji"/>
+          <w:b/>
+          <w:bCs/>
+        </w:rPr>
+        <w:t>既</w:t>
+      </w:r>
+      <w:r>
+        <w:rPr>
+          <w:rFonts w:ascii="Segoe UI Emoji" w:hAnsi="Segoe UI Emoji" w:cs="Segoe UI Emoji"/>
+          <w:b/>
+          <w:bCs/>
+        </w:rPr>
+        <w:t>……</w:t>
+      </w:r>
+      <w:r>
+        <w:rPr>
+          <w:rFonts w:ascii="Segoe UI Emoji" w:hAnsi="Segoe UI Emoji" w:cs="Segoe UI Emoji"/>
+          <w:b/>
+          <w:bCs/>
+        </w:rPr>
+        <w:t>还</w:t>
+      </w:r>
+      <w:r>
+        <w:rPr>
+          <w:rFonts w:ascii="Segoe UI Emoji" w:hAnsi="Segoe UI Emoji" w:cs="Segoe UI Emoji"/>
+          <w:b/>
+          <w:bCs/>
+        </w:rPr>
+        <w:t>…… also possible</w:t>
+      </w:r>
+    </w:p>
+    <w:p>
+      <w:pPr>
+        <w:rPr>
+          <w:rFonts w:ascii="Segoe UI Emoji" w:hAnsi="Segoe UI Emoji" w:cs="Segoe UI Emoji"/>
+          <w:b/>
+          <w:bCs/>
+        </w:rPr>
+      </w:pPr>
+      <w:r>
+        <w:rPr>
+          <w:rFonts w:ascii="Segoe UI Emoji" w:hAnsi="Segoe UI Emoji" w:cs="Segoe UI Emoji"/>
+          <w:b/>
+          <w:bCs/>
+        </w:rPr>
+        <w:t xml:space="preserve">⚠️ Rule to remember: both </w:t>
+      </w:r>
+      <w:proofErr w:type="gramStart"/>
+      <w:r>
+        <w:rPr>
+          <w:rFonts w:ascii="Segoe UI Emoji" w:hAnsi="Segoe UI Emoji" w:cs="Segoe UI Emoji"/>
+          <w:b/>
+          <w:bCs/>
+        </w:rPr>
+        <w:t>sides</w:t>
+      </w:r>
+      <w:proofErr w:type="gramEnd"/>
+      <w:r>
+        <w:rPr>
+          <w:rFonts w:ascii="Segoe UI Emoji" w:hAnsi="Segoe UI Emoji" w:cs="Segoe UI Emoji"/>
+          <w:b/>
+          <w:bCs/>
+        </w:rPr>
+        <w:t xml:space="preserve"> same tone! </w:t>
+      </w:r>
+      <w:r>
+        <w:rPr>
+          <w:rFonts w:ascii="Segoe UI Emoji" w:hAnsi="Segoe UI Emoji" w:cs="Segoe UI Emoji"/>
+          <w:b/>
+          <w:bCs/>
+        </w:rPr>
+        <w:t>既漂亮又</w:t>
+      </w:r>
+      <w:proofErr w:type="gramStart"/>
+      <w:r>
+        <w:rPr>
+          <w:rFonts w:ascii="Segoe UI Emoji" w:hAnsi="Segoe UI Emoji" w:cs="Segoe UI Emoji"/>
+          <w:b/>
+          <w:bCs/>
+        </w:rPr>
+        <w:t>聪明</w:t>
+      </w:r>
+      <w:r>
+        <w:rPr>
+          <w:rFonts w:ascii="Segoe UI Emoji" w:hAnsi="Segoe UI Emoji" w:cs="Segoe UI Emoji"/>
+          <w:b/>
+          <w:bCs/>
+        </w:rPr>
+        <w:t xml:space="preserve"> ✅ · </w:t>
+      </w:r>
+      <w:r>
+        <w:rPr>
+          <w:rFonts w:ascii="Segoe UI Emoji" w:hAnsi="Segoe UI Emoji" w:cs="Segoe UI Emoji"/>
+          <w:b/>
+          <w:bCs/>
+        </w:rPr>
+        <w:t>既</w:t>
+      </w:r>
+      <w:proofErr w:type="gramEnd"/>
+      <w:r>
+        <w:rPr>
+          <w:rFonts w:ascii="Segoe UI Emoji" w:hAnsi="Segoe UI Emoji" w:cs="Segoe UI Emoji"/>
+          <w:b/>
+          <w:bCs/>
+        </w:rPr>
+        <w:t>不认真动作还慢</w:t>
+      </w:r>
+      <w:r>
+        <w:rPr>
+          <w:rFonts w:ascii="Segoe UI Emoji" w:hAnsi="Segoe UI Emoji" w:cs="Segoe UI Emoji"/>
+          <w:b/>
+          <w:bCs/>
+        </w:rPr>
+        <w:t xml:space="preserve"> </w:t>
+      </w:r>
+      <w:proofErr w:type="gramStart"/>
+      <w:r>
+        <w:rPr>
+          <w:rFonts w:ascii="Segoe UI Emoji" w:hAnsi="Segoe UI Emoji" w:cs="Segoe UI Emoji"/>
+          <w:b/>
+          <w:bCs/>
+        </w:rPr>
+        <w:t xml:space="preserve">✅ — </w:t>
+      </w:r>
+      <w:proofErr w:type="gramEnd"/>
+      <w:r>
+        <w:rPr>
+          <w:rFonts w:ascii="Segoe UI Emoji" w:hAnsi="Segoe UI Emoji" w:cs="Segoe UI Emoji"/>
+          <w:b/>
+          <w:bCs/>
+        </w:rPr>
+        <w:t>but you CANNOT mix</w:t>
+      </w:r>
+      <w:proofErr w:type="gramStart"/>
+      <w:r>
+        <w:rPr>
+          <w:rFonts w:ascii="Segoe UI Emoji" w:hAnsi="Segoe UI Emoji" w:cs="Segoe UI Emoji"/>
+          <w:b/>
+          <w:bCs/>
+        </w:rPr>
+        <w:t xml:space="preserve">: </w:t>
+      </w:r>
+      <w:r>
+        <w:rPr>
+          <w:rFonts w:ascii="Segoe UI Emoji" w:hAnsi="Segoe UI Emoji" w:cs="Segoe UI Emoji"/>
+          <w:b/>
+          <w:bCs/>
+        </w:rPr>
+        <w:t>既</w:t>
+      </w:r>
+      <w:proofErr w:type="gramEnd"/>
+      <w:r>
+        <w:rPr>
+          <w:rFonts w:ascii="Segoe UI Emoji" w:hAnsi="Segoe UI Emoji" w:cs="Segoe UI Emoji"/>
+          <w:b/>
+          <w:bCs/>
+        </w:rPr>
+        <w:t>便宜又难用</w:t>
+      </w:r>
+      <w:r>
+        <w:rPr>
+          <w:rFonts w:ascii="Segoe UI Emoji" w:hAnsi="Segoe UI Emoji" w:cs="Segoe UI Emoji"/>
+          <w:b/>
+          <w:bCs/>
+        </w:rPr>
+        <w:t xml:space="preserve"> </w:t>
+      </w:r>
+      <w:proofErr w:type="gramStart"/>
+      <w:r>
+        <w:rPr>
+          <w:rFonts w:ascii="Segoe UI Emoji" w:hAnsi="Segoe UI Emoji" w:cs="Segoe UI Emoji"/>
+          <w:b/>
+          <w:bCs/>
+        </w:rPr>
+        <w:t>❌.</w:t>
+      </w:r>
+      <w:proofErr w:type="gramEnd"/>
+    </w:p>
+    <w:p>
+      <w:pPr>
+        <w:rPr>
+          <w:rFonts w:ascii="Segoe UI Emoji" w:hAnsi="Segoe UI Emoji" w:cs="Segoe UI Emoji"/>
+          <w:b/>
+          <w:bCs/>
+        </w:rPr>
+      </w:pPr>
+      <w:r>
+        <w:rPr>
+          <w:rFonts w:ascii="Segoe UI Emoji" w:hAnsi="Segoe UI Emoji" w:cs="Segoe UI Emoji"/>
+          <w:b/>
+          <w:bCs/>
+        </w:rPr>
+        <w:lastRenderedPageBreak/>
+        <w:t xml:space="preserve">Quick check: </w:t>
+      </w:r>
+      <w:r>
+        <w:rPr>
+          <w:rFonts w:ascii="Segoe UI Emoji" w:hAnsi="Segoe UI Emoji" w:cs="Segoe UI Emoji"/>
+          <w:b/>
+          <w:bCs/>
+        </w:rPr>
+        <w:t>来中国学习汉语，</w:t>
+      </w:r>
+      <w:r>
+        <w:rPr>
+          <w:rFonts w:ascii="Segoe UI Emoji" w:hAnsi="Segoe UI Emoji" w:cs="Segoe UI Emoji"/>
+          <w:b/>
+          <w:bCs/>
+        </w:rPr>
+        <w:t>________________</w:t>
+      </w:r>
+      <w:r>
+        <w:rPr>
+          <w:rFonts w:ascii="Segoe UI Emoji" w:hAnsi="Segoe UI Emoji" w:cs="Segoe UI Emoji"/>
+          <w:b/>
+          <w:bCs/>
+        </w:rPr>
+        <w:t>。（既</w:t>
+      </w:r>
+      <w:r>
+        <w:rPr>
+          <w:rFonts w:ascii="Segoe UI Emoji" w:hAnsi="Segoe UI Emoji" w:cs="Segoe UI Emoji"/>
+          <w:b/>
+          <w:bCs/>
+        </w:rPr>
+        <w:t>……</w:t>
+      </w:r>
+      <w:r>
+        <w:rPr>
+          <w:rFonts w:ascii="Segoe UI Emoji" w:hAnsi="Segoe UI Emoji" w:cs="Segoe UI Emoji"/>
+          <w:b/>
+          <w:bCs/>
+        </w:rPr>
+        <w:t>也</w:t>
+      </w:r>
+      <w:r>
+        <w:rPr>
+          <w:rFonts w:ascii="Segoe UI Emoji" w:hAnsi="Segoe UI Emoji" w:cs="Segoe UI Emoji"/>
+          <w:b/>
+          <w:bCs/>
+        </w:rPr>
+        <w:t>……</w:t>
+      </w:r>
+      <w:r>
+        <w:rPr>
+          <w:rFonts w:ascii="Segoe UI Emoji" w:hAnsi="Segoe UI Emoji" w:cs="Segoe UI Emoji"/>
+          <w:b/>
+          <w:bCs/>
+        </w:rPr>
+        <w:t>）</w:t>
+      </w:r>
+      <w:r>
+        <w:rPr>
+          <w:rFonts w:ascii="Segoe UI Emoji" w:hAnsi="Segoe UI Emoji" w:cs="Segoe UI Emoji"/>
+          <w:b/>
+          <w:bCs/>
+        </w:rPr>
+        <w:t xml:space="preserve"> </w:t>
+      </w:r>
+      <w:r>
+        <w:rPr>
+          <w:rFonts w:ascii="Segoe UI Emoji" w:hAnsi="Segoe UI Emoji" w:cs="Segoe UI Emoji"/>
+          <w:b/>
+          <w:bCs/>
+          <w:i/>
+          <w:iCs/>
+        </w:rPr>
+        <w:t xml:space="preserve">Sample answer: </w:t>
+      </w:r>
+      <w:r>
+        <w:rPr>
+          <w:rFonts w:ascii="Segoe UI Emoji" w:hAnsi="Segoe UI Emoji" w:cs="Segoe UI Emoji"/>
+          <w:b/>
+          <w:bCs/>
+          <w:i/>
+          <w:iCs/>
+        </w:rPr>
+        <w:t>既能学到知识，也能了解中国文化</w:t>
+      </w:r>
+    </w:p>
+    <w:p>
+      <w:pPr>
+        <w:rPr>
+          <w:rFonts w:ascii="Segoe UI Emoji" w:hAnsi="Segoe UI Emoji" w:cs="Segoe UI Emoji"/>
+          <w:b/>
+          <w:bCs/>
+        </w:rPr>
+      </w:pPr>
+      <w:r>
+        <w:rPr>
+          <w:rFonts w:ascii="Segoe UI Emoji" w:hAnsi="Segoe UI Emoji" w:cs="Segoe UI Emoji"/>
+          <w:b/>
+          <w:bCs/>
+        </w:rPr>
+        <w:pict w14:anchorId="688B2C2F">
+          <v:rect id="_x0000_i1082" style="width:0;height:1.5pt" o:hralign="center" o:hrstd="t" o:hr="t" fillcolor="#a0a0a0" stroked="f"/>
+        </w:pict>
+      </w:r>
+    </w:p>
+    <w:p>
+      <w:pPr>
+        <w:rPr>
+          <w:rFonts w:ascii="Segoe UI Emoji" w:hAnsi="Segoe UI Emoji" w:cs="Segoe UI Emoji"/>
+          <w:b/>
+          <w:bCs/>
+        </w:rPr>
+      </w:pPr>
+      <w:r>
+        <w:rPr>
+          <w:rFonts w:ascii="Segoe UI Emoji" w:hAnsi="Segoe UI Emoji" w:cs="Segoe UI Emoji"/>
+          <w:b/>
+          <w:bCs/>
+        </w:rPr>
+        <w:t>🎯 One-line summary of Lesson 7 grammar</w:t>
+      </w:r>
+    </w:p>
+    <w:p>
+      <w:pPr>
+        <w:rPr>
+          <w:rFonts w:ascii="Segoe UI Emoji" w:hAnsi="Segoe UI Emoji" w:cs="Segoe UI Emoji"/>
+          <w:b/>
+          <w:bCs/>
+        </w:rPr>
+      </w:pPr>
+      <w:r>
+        <w:rPr>
+          <w:rFonts w:ascii="Segoe UI Emoji" w:hAnsi="Segoe UI Emoji" w:cs="Segoe UI Emoji"/>
+          <w:b/>
+          <w:bCs/>
+        </w:rPr>
+        <w:t>估计</w:t>
+      </w:r>
+      <w:r>
+        <w:rPr>
+          <w:rFonts w:ascii="Segoe UI Emoji" w:hAnsi="Segoe UI Emoji" w:cs="Segoe UI Emoji"/>
+          <w:b/>
+          <w:bCs/>
+        </w:rPr>
+        <w:t xml:space="preserve"> </w:t>
+      </w:r>
+      <w:proofErr w:type="gramStart"/>
+      <w:r>
+        <w:rPr>
+          <w:rFonts w:ascii="Segoe UI Emoji" w:hAnsi="Segoe UI Emoji" w:cs="Segoe UI Emoji"/>
+          <w:b/>
+          <w:bCs/>
+        </w:rPr>
+        <w:t>(reckon + clause)</w:t>
+      </w:r>
+      <w:proofErr w:type="gramEnd"/>
+      <w:r>
+        <w:rPr>
+          <w:rFonts w:ascii="Segoe UI Emoji" w:hAnsi="Segoe UI Emoji" w:cs="Segoe UI Emoji"/>
+          <w:b/>
+          <w:bCs/>
+        </w:rPr>
+        <w:t xml:space="preserve"> vs </w:t>
+      </w:r>
+      <w:r>
+        <w:rPr>
+          <w:rFonts w:ascii="Segoe UI Emoji" w:hAnsi="Segoe UI Emoji" w:cs="Segoe UI Emoji"/>
+          <w:b/>
+          <w:bCs/>
+        </w:rPr>
+        <w:t>可能</w:t>
+      </w:r>
+      <w:r>
+        <w:rPr>
+          <w:rFonts w:ascii="Segoe UI Emoji" w:hAnsi="Segoe UI Emoji" w:cs="Segoe UI Emoji"/>
+          <w:b/>
+          <w:bCs/>
+        </w:rPr>
+        <w:t xml:space="preserve"> </w:t>
+      </w:r>
+      <w:proofErr w:type="gramStart"/>
+      <w:r>
+        <w:rPr>
+          <w:rFonts w:ascii="Segoe UI Emoji" w:hAnsi="Segoe UI Emoji" w:cs="Segoe UI Emoji"/>
+          <w:b/>
+          <w:bCs/>
+        </w:rPr>
+        <w:t>(modal)</w:t>
+      </w:r>
+      <w:proofErr w:type="gramEnd"/>
+      <w:r>
+        <w:rPr>
+          <w:rFonts w:ascii="Segoe UI Emoji" w:hAnsi="Segoe UI Emoji" w:cs="Segoe UI Emoji"/>
+          <w:b/>
+          <w:bCs/>
+        </w:rPr>
+        <w:t xml:space="preserve"> </w:t>
+      </w:r>
+      <w:proofErr w:type="gramStart"/>
+      <w:r>
+        <w:rPr>
+          <w:rFonts w:ascii="Segoe UI Emoji" w:hAnsi="Segoe UI Emoji" w:cs="Segoe UI Emoji"/>
+          <w:b/>
+          <w:bCs/>
+        </w:rPr>
+        <w:t xml:space="preserve">· </w:t>
+      </w:r>
+      <w:r>
+        <w:rPr>
+          <w:rFonts w:ascii="Segoe UI Emoji" w:hAnsi="Segoe UI Emoji" w:cs="Segoe UI Emoji"/>
+          <w:b/>
+          <w:bCs/>
+        </w:rPr>
+        <w:t>来不及</w:t>
+      </w:r>
+      <w:r>
+        <w:rPr>
+          <w:rFonts w:ascii="Segoe UI Emoji" w:hAnsi="Segoe UI Emoji" w:cs="Segoe UI Emoji"/>
+          <w:b/>
+          <w:bCs/>
+        </w:rPr>
+        <w:t xml:space="preserve"> (too late / opposite </w:t>
+      </w:r>
+      <w:r>
+        <w:rPr>
+          <w:rFonts w:ascii="Segoe UI Emoji" w:hAnsi="Segoe UI Emoji" w:cs="Segoe UI Emoji"/>
+          <w:b/>
+          <w:bCs/>
+        </w:rPr>
+        <w:t>来得及</w:t>
+      </w:r>
+      <w:r>
+        <w:rPr>
+          <w:rFonts w:ascii="Segoe UI Emoji" w:hAnsi="Segoe UI Emoji" w:cs="Segoe UI Emoji"/>
+          <w:b/>
+          <w:bCs/>
+        </w:rPr>
+        <w:t>)</w:t>
+      </w:r>
+      <w:proofErr w:type="gramEnd"/>
+      <w:r>
+        <w:rPr>
+          <w:rFonts w:ascii="Segoe UI Emoji" w:hAnsi="Segoe UI Emoji" w:cs="Segoe UI Emoji"/>
+          <w:b/>
+          <w:bCs/>
+        </w:rPr>
+        <w:t xml:space="preserve"> </w:t>
+      </w:r>
+      <w:proofErr w:type="gramStart"/>
+      <w:r>
+        <w:rPr>
+          <w:rFonts w:ascii="Segoe UI Emoji" w:hAnsi="Segoe UI Emoji" w:cs="Segoe UI Emoji"/>
+          <w:b/>
+          <w:bCs/>
+        </w:rPr>
+        <w:t xml:space="preserve">· </w:t>
+      </w:r>
+      <w:r>
+        <w:rPr>
+          <w:rFonts w:ascii="Segoe UI Emoji" w:hAnsi="Segoe UI Emoji" w:cs="Segoe UI Emoji"/>
+          <w:b/>
+          <w:bCs/>
+        </w:rPr>
+        <w:t>离合</w:t>
+      </w:r>
+      <w:proofErr w:type="gramEnd"/>
+      <w:r>
+        <w:rPr>
+          <w:rFonts w:ascii="Segoe UI Emoji" w:hAnsi="Segoe UI Emoji" w:cs="Segoe UI Emoji"/>
+          <w:b/>
+          <w:bCs/>
+        </w:rPr>
+        <w:t>词</w:t>
+      </w:r>
+      <w:r>
+        <w:rPr>
+          <w:rFonts w:ascii="Segoe UI Emoji" w:hAnsi="Segoe UI Emoji" w:cs="Segoe UI Emoji"/>
+          <w:b/>
+          <w:bCs/>
+        </w:rPr>
+        <w:t>AAB (</w:t>
+      </w:r>
+      <w:r>
+        <w:rPr>
+          <w:rFonts w:ascii="Segoe UI Emoji" w:hAnsi="Segoe UI Emoji" w:cs="Segoe UI Emoji"/>
+          <w:b/>
+          <w:bCs/>
+        </w:rPr>
+        <w:t>散</w:t>
+      </w:r>
+      <w:proofErr w:type="gramStart"/>
+      <w:r>
+        <w:rPr>
+          <w:rFonts w:ascii="Segoe UI Emoji" w:hAnsi="Segoe UI Emoji" w:cs="Segoe UI Emoji"/>
+          <w:b/>
+          <w:bCs/>
+        </w:rPr>
+        <w:t>散步</w:t>
+      </w:r>
+      <w:r>
+        <w:rPr>
+          <w:rFonts w:ascii="Segoe UI Emoji" w:hAnsi="Segoe UI Emoji" w:cs="Segoe UI Emoji"/>
+          <w:b/>
+          <w:bCs/>
+        </w:rPr>
+        <w:t>!)</w:t>
+      </w:r>
+      <w:proofErr w:type="gramEnd"/>
+      <w:r>
+        <w:rPr>
+          <w:rFonts w:ascii="Segoe UI Emoji" w:hAnsi="Segoe UI Emoji" w:cs="Segoe UI Emoji"/>
+          <w:b/>
+          <w:bCs/>
+        </w:rPr>
+        <w:t xml:space="preserve"> · </w:t>
+      </w:r>
+      <w:r>
+        <w:rPr>
+          <w:rFonts w:ascii="Segoe UI Emoji" w:hAnsi="Segoe UI Emoji" w:cs="Segoe UI Emoji"/>
+          <w:b/>
+          <w:bCs/>
+        </w:rPr>
+        <w:t>要是</w:t>
+      </w:r>
+      <w:r>
+        <w:rPr>
+          <w:rFonts w:ascii="Segoe UI Emoji" w:hAnsi="Segoe UI Emoji" w:cs="Segoe UI Emoji"/>
+          <w:b/>
+          <w:bCs/>
+        </w:rPr>
+        <w:t>……</w:t>
+      </w:r>
+      <w:r>
+        <w:rPr>
+          <w:rFonts w:ascii="Segoe UI Emoji" w:hAnsi="Segoe UI Emoji" w:cs="Segoe UI Emoji"/>
+          <w:b/>
+          <w:bCs/>
+        </w:rPr>
+        <w:t>就</w:t>
+      </w:r>
+      <w:r>
+        <w:rPr>
+          <w:rFonts w:ascii="Segoe UI Emoji" w:hAnsi="Segoe UI Emoji" w:cs="Segoe UI Emoji"/>
+          <w:b/>
+          <w:bCs/>
+        </w:rPr>
+        <w:t xml:space="preserve">…… (if) · </w:t>
+      </w:r>
+      <w:r>
+        <w:rPr>
+          <w:rFonts w:ascii="Segoe UI Emoji" w:hAnsi="Segoe UI Emoji" w:cs="Segoe UI Emoji"/>
+          <w:b/>
+          <w:bCs/>
+        </w:rPr>
+        <w:t>既</w:t>
+      </w:r>
+      <w:r>
+        <w:rPr>
+          <w:rFonts w:ascii="Segoe UI Emoji" w:hAnsi="Segoe UI Emoji" w:cs="Segoe UI Emoji"/>
+          <w:b/>
+          <w:bCs/>
+        </w:rPr>
+        <w:t>A</w:t>
+      </w:r>
+      <w:r>
+        <w:rPr>
+          <w:rFonts w:ascii="Segoe UI Emoji" w:hAnsi="Segoe UI Emoji" w:cs="Segoe UI Emoji"/>
+          <w:b/>
+          <w:bCs/>
+        </w:rPr>
+        <w:t>又</w:t>
+      </w:r>
+      <w:r>
+        <w:rPr>
+          <w:rFonts w:ascii="Segoe UI Emoji" w:hAnsi="Segoe UI Emoji" w:cs="Segoe UI Emoji"/>
+          <w:b/>
+          <w:bCs/>
+        </w:rPr>
+        <w:t>B (both…and…, same tone!)</w:t>
+      </w:r>
+    </w:p>
+    <w:p>
+      <w:pPr>
+        <w:rPr>
+          <w:rFonts w:ascii="Segoe UI Emoji" w:hAnsi="Segoe UI Emoji" w:cs="Segoe UI Emoji"/>
+          <w:b/>
+          <w:bCs/>
+        </w:rPr>
+      </w:pPr>
+      <w:r>
+        <w:rPr>
+          <w:rFonts w:ascii="Segoe UI Emoji" w:hAnsi="Segoe UI Emoji" w:cs="Segoe UI Emoji"/>
+          <w:b/>
+          <w:bCs/>
+        </w:rPr>
+        <w:pict w14:anchorId="3E2AF718">
+          <v:rect id="_x0000_i1083" style="width:0;height:1.5pt" o:hralign="center" o:hrstd="t" o:hr="t" fillcolor="#a0a0a0" stroked="f"/>
+        </w:pict>
       </w:r>
     </w:p>
     <w:p/>
@@ -1619,6 +4223,453 @@
 <file path=word/numbering.xml><?xml version="1.0" encoding="utf-8"?>
 <w:numbering xmlns:wpc="http://schemas.microsoft.com/office/word/2010/wordprocessingCanvas" xmlns:cx="http://schemas.microsoft.com/office/drawing/2014/chartex" xmlns:cx1="http://schemas.microsoft.com/office/drawing/2015/9/8/chartex" xmlns:cx2="http://schemas.microsoft.com/office/drawing/2015/10/21/chartex" xmlns:cx3="http://schemas.microsoft.com/office/drawing/2016/5/9/chartex" xmlns:cx4="http://schemas.microsoft.com/office/drawing/2016/5/10/chartex" xmlns:cx5="http://schemas.microsoft.com/office/drawing/2016/5/11/chartex" xmlns:cx6="http://schemas.microsoft.com/office/drawing/2016/5/12/chartex" xmlns:cx7="http://schemas.microsoft.com/office/drawing/2016/5/13/chartex" xmlns:cx8="http://schemas.microsoft.com/office/drawing/2016/5/14/chartex" xmlns:mc="http://schemas.openxmlformats.org/markup-compatibility/2006" xmlns:aink="http://schemas.microsoft.com/office/drawing/2016/ink" xmlns:am3d="http://schemas.microsoft.com/office/drawing/2017/model3d" xmlns:o="urn:schemas-microsoft-com:office:office" xmlns:oel="http://schemas.microsoft.com/office/2019/extlst" xmlns:r="http://schemas.openxmlformats.org/officeDocument/2006/relationships" xmlns:m="http://schemas.openxmlformats.org/officeDocument/2006/math" xmlns:v="urn:schemas-microsoft-com:vml" xmlns:wp14="http://schemas.microsoft.com/office/word/2010/wordprocessingDrawing" xmlns:wp="http://schemas.openxmlformats.org/drawingml/2006/wordprocessingDrawing" xmlns:w10="urn:schemas-microsoft-com:office:word" xmlns:w="http://schemas.openxmlformats.org/wordprocessingml/2006/main" xmlns:w14="http://schemas.microsoft.com/office/word/2010/wordml" xmlns:w15="http://schemas.microsoft.com/office/word/2012/wordml" xmlns:w16cex="http://schemas.microsoft.com/office/word/2018/wordml/cex" xmlns:w16cid="http://schemas.microsoft.com/office/word/2016/wordml/cid" xmlns:w16="http://schemas.microsoft.com/office/word/2018/wordml" xmlns:w16du="http://schemas.microsoft.com/office/word/2023/wordml/word16du" xmlns:w16sdtdh="http://schemas.microsoft.com/office/word/2020/wordml/sdtdatahash" xmlns:w16sdtfl="http://schemas.microsoft.com/office/word/2024/wordml/sdtformatlock" xmlns:w16se="http://schemas.microsoft.com/office/word/2015/wordml/symex" xmlns:wpg="http://schemas.microsoft.com/office/word/2010/wordprocessingGroup" xmlns:wpi="http://schemas.microsoft.com/office/word/2010/wordprocessingInk" xmlns:wne="http://schemas.microsoft.com/office/word/2006/wordml" xmlns:wps="http://schemas.microsoft.com/office/word/2010/wordprocessingShape" mc:Ignorable="w14 w15 w16se w16cid w16 w16cex w16sdtdh w16sdtfl w16du wp14">
   <w:abstractNum w:abstractNumId="0" w15:restartNumberingAfterBreak="0">
+    <w:nsid w:val="0AD835B0"/>
+    <w:multiLevelType w:val="multilevel"/>
+    <w:tmpl w:val="BDF05A58"/>
+    <w:lvl w:ilvl="0">
+      <w:start w:val="1"/>
+      <w:numFmt w:val="bullet"/>
+      <w:lvlText w:val=""/>
+      <w:lvlJc w:val="left"/>
+      <w:pPr>
+        <w:tabs>
+          <w:tab w:val="num" w:pos="720"/>
+        </w:tabs>
+        <w:ind w:left="720" w:hanging="360"/>
+      </w:pPr>
+      <w:rPr>
+        <w:rFonts w:ascii="Symbol" w:hAnsi="Symbol" w:hint="default"/>
+        <w:sz w:val="20"/>
+      </w:rPr>
+    </w:lvl>
+    <w:lvl w:ilvl="1" w:tentative="1">
+      <w:start w:val="1"/>
+      <w:numFmt w:val="bullet"/>
+      <w:lvlText w:val=""/>
+      <w:lvlJc w:val="left"/>
+      <w:pPr>
+        <w:tabs>
+          <w:tab w:val="num" w:pos="1440"/>
+        </w:tabs>
+        <w:ind w:left="1440" w:hanging="360"/>
+      </w:pPr>
+      <w:rPr>
+        <w:rFonts w:ascii="Symbol" w:hAnsi="Symbol" w:hint="default"/>
+        <w:sz w:val="20"/>
+      </w:rPr>
+    </w:lvl>
+    <w:lvl w:ilvl="2" w:tentative="1">
+      <w:start w:val="1"/>
+      <w:numFmt w:val="bullet"/>
+      <w:lvlText w:val=""/>
+      <w:lvlJc w:val="left"/>
+      <w:pPr>
+        <w:tabs>
+          <w:tab w:val="num" w:pos="2160"/>
+        </w:tabs>
+        <w:ind w:left="2160" w:hanging="360"/>
+      </w:pPr>
+      <w:rPr>
+        <w:rFonts w:ascii="Symbol" w:hAnsi="Symbol" w:hint="default"/>
+        <w:sz w:val="20"/>
+      </w:rPr>
+    </w:lvl>
+    <w:lvl w:ilvl="3" w:tentative="1">
+      <w:start w:val="1"/>
+      <w:numFmt w:val="bullet"/>
+      <w:lvlText w:val=""/>
+      <w:lvlJc w:val="left"/>
+      <w:pPr>
+        <w:tabs>
+          <w:tab w:val="num" w:pos="2880"/>
+        </w:tabs>
+        <w:ind w:left="2880" w:hanging="360"/>
+      </w:pPr>
+      <w:rPr>
+        <w:rFonts w:ascii="Symbol" w:hAnsi="Symbol" w:hint="default"/>
+        <w:sz w:val="20"/>
+      </w:rPr>
+    </w:lvl>
+    <w:lvl w:ilvl="4" w:tentative="1">
+      <w:start w:val="1"/>
+      <w:numFmt w:val="bullet"/>
+      <w:lvlText w:val=""/>
+      <w:lvlJc w:val="left"/>
+      <w:pPr>
+        <w:tabs>
+          <w:tab w:val="num" w:pos="3600"/>
+        </w:tabs>
+        <w:ind w:left="3600" w:hanging="360"/>
+      </w:pPr>
+      <w:rPr>
+        <w:rFonts w:ascii="Symbol" w:hAnsi="Symbol" w:hint="default"/>
+        <w:sz w:val="20"/>
+      </w:rPr>
+    </w:lvl>
+    <w:lvl w:ilvl="5" w:tentative="1">
+      <w:start w:val="1"/>
+      <w:numFmt w:val="bullet"/>
+      <w:lvlText w:val=""/>
+      <w:lvlJc w:val="left"/>
+      <w:pPr>
+        <w:tabs>
+          <w:tab w:val="num" w:pos="4320"/>
+        </w:tabs>
+        <w:ind w:left="4320" w:hanging="360"/>
+      </w:pPr>
+      <w:rPr>
+        <w:rFonts w:ascii="Symbol" w:hAnsi="Symbol" w:hint="default"/>
+        <w:sz w:val="20"/>
+      </w:rPr>
+    </w:lvl>
+    <w:lvl w:ilvl="6" w:tentative="1">
+      <w:start w:val="1"/>
+      <w:numFmt w:val="bullet"/>
+      <w:lvlText w:val=""/>
+      <w:lvlJc w:val="left"/>
+      <w:pPr>
+        <w:tabs>
+          <w:tab w:val="num" w:pos="5040"/>
+        </w:tabs>
+        <w:ind w:left="5040" w:hanging="360"/>
+      </w:pPr>
+      <w:rPr>
+        <w:rFonts w:ascii="Symbol" w:hAnsi="Symbol" w:hint="default"/>
+        <w:sz w:val="20"/>
+      </w:rPr>
+    </w:lvl>
+    <w:lvl w:ilvl="7" w:tentative="1">
+      <w:start w:val="1"/>
+      <w:numFmt w:val="bullet"/>
+      <w:lvlText w:val=""/>
+      <w:lvlJc w:val="left"/>
+      <w:pPr>
+        <w:tabs>
+          <w:tab w:val="num" w:pos="5760"/>
+        </w:tabs>
+        <w:ind w:left="5760" w:hanging="360"/>
+      </w:pPr>
+      <w:rPr>
+        <w:rFonts w:ascii="Symbol" w:hAnsi="Symbol" w:hint="default"/>
+        <w:sz w:val="20"/>
+      </w:rPr>
+    </w:lvl>
+    <w:lvl w:ilvl="8" w:tentative="1">
+      <w:start w:val="1"/>
+      <w:numFmt w:val="bullet"/>
+      <w:lvlText w:val=""/>
+      <w:lvlJc w:val="left"/>
+      <w:pPr>
+        <w:tabs>
+          <w:tab w:val="num" w:pos="6480"/>
+        </w:tabs>
+        <w:ind w:left="6480" w:hanging="360"/>
+      </w:pPr>
+      <w:rPr>
+        <w:rFonts w:ascii="Symbol" w:hAnsi="Symbol" w:hint="default"/>
+        <w:sz w:val="20"/>
+      </w:rPr>
+    </w:lvl>
+  </w:abstractNum>
+  <w:abstractNum w:abstractNumId="1" w15:restartNumberingAfterBreak="0">
+    <w:nsid w:val="0FE43F0D"/>
+    <w:multiLevelType w:val="multilevel"/>
+    <w:tmpl w:val="1B328C58"/>
+    <w:lvl w:ilvl="0">
+      <w:start w:val="1"/>
+      <w:numFmt w:val="bullet"/>
+      <w:lvlText w:val=""/>
+      <w:lvlJc w:val="left"/>
+      <w:pPr>
+        <w:tabs>
+          <w:tab w:val="num" w:pos="720"/>
+        </w:tabs>
+        <w:ind w:left="720" w:hanging="360"/>
+      </w:pPr>
+      <w:rPr>
+        <w:rFonts w:ascii="Symbol" w:hAnsi="Symbol" w:hint="default"/>
+        <w:sz w:val="20"/>
+      </w:rPr>
+    </w:lvl>
+    <w:lvl w:ilvl="1" w:tentative="1">
+      <w:start w:val="1"/>
+      <w:numFmt w:val="bullet"/>
+      <w:lvlText w:val=""/>
+      <w:lvlJc w:val="left"/>
+      <w:pPr>
+        <w:tabs>
+          <w:tab w:val="num" w:pos="1440"/>
+        </w:tabs>
+        <w:ind w:left="1440" w:hanging="360"/>
+      </w:pPr>
+      <w:rPr>
+        <w:rFonts w:ascii="Symbol" w:hAnsi="Symbol" w:hint="default"/>
+        <w:sz w:val="20"/>
+      </w:rPr>
+    </w:lvl>
+    <w:lvl w:ilvl="2" w:tentative="1">
+      <w:start w:val="1"/>
+      <w:numFmt w:val="bullet"/>
+      <w:lvlText w:val=""/>
+      <w:lvlJc w:val="left"/>
+      <w:pPr>
+        <w:tabs>
+          <w:tab w:val="num" w:pos="2160"/>
+        </w:tabs>
+        <w:ind w:left="2160" w:hanging="360"/>
+      </w:pPr>
+      <w:rPr>
+        <w:rFonts w:ascii="Symbol" w:hAnsi="Symbol" w:hint="default"/>
+        <w:sz w:val="20"/>
+      </w:rPr>
+    </w:lvl>
+    <w:lvl w:ilvl="3" w:tentative="1">
+      <w:start w:val="1"/>
+      <w:numFmt w:val="bullet"/>
+      <w:lvlText w:val=""/>
+      <w:lvlJc w:val="left"/>
+      <w:pPr>
+        <w:tabs>
+          <w:tab w:val="num" w:pos="2880"/>
+        </w:tabs>
+        <w:ind w:left="2880" w:hanging="360"/>
+      </w:pPr>
+      <w:rPr>
+        <w:rFonts w:ascii="Symbol" w:hAnsi="Symbol" w:hint="default"/>
+        <w:sz w:val="20"/>
+      </w:rPr>
+    </w:lvl>
+    <w:lvl w:ilvl="4" w:tentative="1">
+      <w:start w:val="1"/>
+      <w:numFmt w:val="bullet"/>
+      <w:lvlText w:val=""/>
+      <w:lvlJc w:val="left"/>
+      <w:pPr>
+        <w:tabs>
+          <w:tab w:val="num" w:pos="3600"/>
+        </w:tabs>
+        <w:ind w:left="3600" w:hanging="360"/>
+      </w:pPr>
+      <w:rPr>
+        <w:rFonts w:ascii="Symbol" w:hAnsi="Symbol" w:hint="default"/>
+        <w:sz w:val="20"/>
+      </w:rPr>
+    </w:lvl>
+    <w:lvl w:ilvl="5" w:tentative="1">
+      <w:start w:val="1"/>
+      <w:numFmt w:val="bullet"/>
+      <w:lvlText w:val=""/>
+      <w:lvlJc w:val="left"/>
+      <w:pPr>
+        <w:tabs>
+          <w:tab w:val="num" w:pos="4320"/>
+        </w:tabs>
+        <w:ind w:left="4320" w:hanging="360"/>
+      </w:pPr>
+      <w:rPr>
+        <w:rFonts w:ascii="Symbol" w:hAnsi="Symbol" w:hint="default"/>
+        <w:sz w:val="20"/>
+      </w:rPr>
+    </w:lvl>
+    <w:lvl w:ilvl="6" w:tentative="1">
+      <w:start w:val="1"/>
+      <w:numFmt w:val="bullet"/>
+      <w:lvlText w:val=""/>
+      <w:lvlJc w:val="left"/>
+      <w:pPr>
+        <w:tabs>
+          <w:tab w:val="num" w:pos="5040"/>
+        </w:tabs>
+        <w:ind w:left="5040" w:hanging="360"/>
+      </w:pPr>
+      <w:rPr>
+        <w:rFonts w:ascii="Symbol" w:hAnsi="Symbol" w:hint="default"/>
+        <w:sz w:val="20"/>
+      </w:rPr>
+    </w:lvl>
+    <w:lvl w:ilvl="7" w:tentative="1">
+      <w:start w:val="1"/>
+      <w:numFmt w:val="bullet"/>
+      <w:lvlText w:val=""/>
+      <w:lvlJc w:val="left"/>
+      <w:pPr>
+        <w:tabs>
+          <w:tab w:val="num" w:pos="5760"/>
+        </w:tabs>
+        <w:ind w:left="5760" w:hanging="360"/>
+      </w:pPr>
+      <w:rPr>
+        <w:rFonts w:ascii="Symbol" w:hAnsi="Symbol" w:hint="default"/>
+        <w:sz w:val="20"/>
+      </w:rPr>
+    </w:lvl>
+    <w:lvl w:ilvl="8" w:tentative="1">
+      <w:start w:val="1"/>
+      <w:numFmt w:val="bullet"/>
+      <w:lvlText w:val=""/>
+      <w:lvlJc w:val="left"/>
+      <w:pPr>
+        <w:tabs>
+          <w:tab w:val="num" w:pos="6480"/>
+        </w:tabs>
+        <w:ind w:left="6480" w:hanging="360"/>
+      </w:pPr>
+      <w:rPr>
+        <w:rFonts w:ascii="Symbol" w:hAnsi="Symbol" w:hint="default"/>
+        <w:sz w:val="20"/>
+      </w:rPr>
+    </w:lvl>
+  </w:abstractNum>
+  <w:abstractNum w:abstractNumId="2" w15:restartNumberingAfterBreak="0">
+    <w:nsid w:val="13363226"/>
+    <w:multiLevelType w:val="multilevel"/>
+    <w:tmpl w:val="31AACB38"/>
+    <w:lvl w:ilvl="0">
+      <w:start w:val="1"/>
+      <w:numFmt w:val="bullet"/>
+      <w:lvlText w:val=""/>
+      <w:lvlJc w:val="left"/>
+      <w:pPr>
+        <w:tabs>
+          <w:tab w:val="num" w:pos="720"/>
+        </w:tabs>
+        <w:ind w:left="720" w:hanging="360"/>
+      </w:pPr>
+      <w:rPr>
+        <w:rFonts w:ascii="Symbol" w:hAnsi="Symbol" w:hint="default"/>
+        <w:sz w:val="20"/>
+      </w:rPr>
+    </w:lvl>
+    <w:lvl w:ilvl="1" w:tentative="1">
+      <w:start w:val="1"/>
+      <w:numFmt w:val="bullet"/>
+      <w:lvlText w:val=""/>
+      <w:lvlJc w:val="left"/>
+      <w:pPr>
+        <w:tabs>
+          <w:tab w:val="num" w:pos="1440"/>
+        </w:tabs>
+        <w:ind w:left="1440" w:hanging="360"/>
+      </w:pPr>
+      <w:rPr>
+        <w:rFonts w:ascii="Symbol" w:hAnsi="Symbol" w:hint="default"/>
+        <w:sz w:val="20"/>
+      </w:rPr>
+    </w:lvl>
+    <w:lvl w:ilvl="2" w:tentative="1">
+      <w:start w:val="1"/>
+      <w:numFmt w:val="bullet"/>
+      <w:lvlText w:val=""/>
+      <w:lvlJc w:val="left"/>
+      <w:pPr>
+        <w:tabs>
+          <w:tab w:val="num" w:pos="2160"/>
+        </w:tabs>
+        <w:ind w:left="2160" w:hanging="360"/>
+      </w:pPr>
+      <w:rPr>
+        <w:rFonts w:ascii="Symbol" w:hAnsi="Symbol" w:hint="default"/>
+        <w:sz w:val="20"/>
+      </w:rPr>
+    </w:lvl>
+    <w:lvl w:ilvl="3" w:tentative="1">
+      <w:start w:val="1"/>
+      <w:numFmt w:val="bullet"/>
+      <w:lvlText w:val=""/>
+      <w:lvlJc w:val="left"/>
+      <w:pPr>
+        <w:tabs>
+          <w:tab w:val="num" w:pos="2880"/>
+        </w:tabs>
+        <w:ind w:left="2880" w:hanging="360"/>
+      </w:pPr>
+      <w:rPr>
+        <w:rFonts w:ascii="Symbol" w:hAnsi="Symbol" w:hint="default"/>
+        <w:sz w:val="20"/>
+      </w:rPr>
+    </w:lvl>
+    <w:lvl w:ilvl="4" w:tentative="1">
+      <w:start w:val="1"/>
+      <w:numFmt w:val="bullet"/>
+      <w:lvlText w:val=""/>
+      <w:lvlJc w:val="left"/>
+      <w:pPr>
+        <w:tabs>
+          <w:tab w:val="num" w:pos="3600"/>
+        </w:tabs>
+        <w:ind w:left="3600" w:hanging="360"/>
+      </w:pPr>
+      <w:rPr>
+        <w:rFonts w:ascii="Symbol" w:hAnsi="Symbol" w:hint="default"/>
+        <w:sz w:val="20"/>
+      </w:rPr>
+    </w:lvl>
+    <w:lvl w:ilvl="5" w:tentative="1">
+      <w:start w:val="1"/>
+      <w:numFmt w:val="bullet"/>
+      <w:lvlText w:val=""/>
+      <w:lvlJc w:val="left"/>
+      <w:pPr>
+        <w:tabs>
+          <w:tab w:val="num" w:pos="4320"/>
+        </w:tabs>
+        <w:ind w:left="4320" w:hanging="360"/>
+      </w:pPr>
+      <w:rPr>
+        <w:rFonts w:ascii="Symbol" w:hAnsi="Symbol" w:hint="default"/>
+        <w:sz w:val="20"/>
+      </w:rPr>
+    </w:lvl>
+    <w:lvl w:ilvl="6" w:tentative="1">
+      <w:start w:val="1"/>
+      <w:numFmt w:val="bullet"/>
+      <w:lvlText w:val=""/>
+      <w:lvlJc w:val="left"/>
+      <w:pPr>
+        <w:tabs>
+          <w:tab w:val="num" w:pos="5040"/>
+        </w:tabs>
+        <w:ind w:left="5040" w:hanging="360"/>
+      </w:pPr>
+      <w:rPr>
+        <w:rFonts w:ascii="Symbol" w:hAnsi="Symbol" w:hint="default"/>
+        <w:sz w:val="20"/>
+      </w:rPr>
+    </w:lvl>
+    <w:lvl w:ilvl="7" w:tentative="1">
+      <w:start w:val="1"/>
+      <w:numFmt w:val="bullet"/>
+      <w:lvlText w:val=""/>
+      <w:lvlJc w:val="left"/>
+      <w:pPr>
+        <w:tabs>
+          <w:tab w:val="num" w:pos="5760"/>
+        </w:tabs>
+        <w:ind w:left="5760" w:hanging="360"/>
+      </w:pPr>
+      <w:rPr>
+        <w:rFonts w:ascii="Symbol" w:hAnsi="Symbol" w:hint="default"/>
+        <w:sz w:val="20"/>
+      </w:rPr>
+    </w:lvl>
+    <w:lvl w:ilvl="8" w:tentative="1">
+      <w:start w:val="1"/>
+      <w:numFmt w:val="bullet"/>
+      <w:lvlText w:val=""/>
+      <w:lvlJc w:val="left"/>
+      <w:pPr>
+        <w:tabs>
+          <w:tab w:val="num" w:pos="6480"/>
+        </w:tabs>
+        <w:ind w:left="6480" w:hanging="360"/>
+      </w:pPr>
+      <w:rPr>
+        <w:rFonts w:ascii="Symbol" w:hAnsi="Symbol" w:hint="default"/>
+        <w:sz w:val="20"/>
+      </w:rPr>
+    </w:lvl>
+  </w:abstractNum>
+  <w:abstractNum w:abstractNumId="3" w15:restartNumberingAfterBreak="0">
     <w:nsid w:val="23DF4D56"/>
     <w:multiLevelType w:val="multilevel"/>
     <w:tmpl w:val="42ECB1D2"/>
@@ -1767,7 +4818,7 @@
       </w:rPr>
     </w:lvl>
   </w:abstractNum>
-  <w:abstractNum w:abstractNumId="1" w15:restartNumberingAfterBreak="0">
+  <w:abstractNum w:abstractNumId="4" w15:restartNumberingAfterBreak="0">
     <w:nsid w:val="254A4A87"/>
     <w:multiLevelType w:val="multilevel"/>
     <w:tmpl w:val="B134AAF2"/>
@@ -1916,7 +4967,305 @@
       </w:rPr>
     </w:lvl>
   </w:abstractNum>
-  <w:abstractNum w:abstractNumId="2" w15:restartNumberingAfterBreak="0">
+  <w:abstractNum w:abstractNumId="5" w15:restartNumberingAfterBreak="0">
+    <w:nsid w:val="2EC60B47"/>
+    <w:multiLevelType w:val="multilevel"/>
+    <w:tmpl w:val="9BDE2958"/>
+    <w:lvl w:ilvl="0">
+      <w:start w:val="1"/>
+      <w:numFmt w:val="bullet"/>
+      <w:lvlText w:val=""/>
+      <w:lvlJc w:val="left"/>
+      <w:pPr>
+        <w:tabs>
+          <w:tab w:val="num" w:pos="720"/>
+        </w:tabs>
+        <w:ind w:left="720" w:hanging="360"/>
+      </w:pPr>
+      <w:rPr>
+        <w:rFonts w:ascii="Symbol" w:hAnsi="Symbol" w:hint="default"/>
+        <w:sz w:val="20"/>
+      </w:rPr>
+    </w:lvl>
+    <w:lvl w:ilvl="1" w:tentative="1">
+      <w:start w:val="1"/>
+      <w:numFmt w:val="bullet"/>
+      <w:lvlText w:val=""/>
+      <w:lvlJc w:val="left"/>
+      <w:pPr>
+        <w:tabs>
+          <w:tab w:val="num" w:pos="1440"/>
+        </w:tabs>
+        <w:ind w:left="1440" w:hanging="360"/>
+      </w:pPr>
+      <w:rPr>
+        <w:rFonts w:ascii="Symbol" w:hAnsi="Symbol" w:hint="default"/>
+        <w:sz w:val="20"/>
+      </w:rPr>
+    </w:lvl>
+    <w:lvl w:ilvl="2" w:tentative="1">
+      <w:start w:val="1"/>
+      <w:numFmt w:val="bullet"/>
+      <w:lvlText w:val=""/>
+      <w:lvlJc w:val="left"/>
+      <w:pPr>
+        <w:tabs>
+          <w:tab w:val="num" w:pos="2160"/>
+        </w:tabs>
+        <w:ind w:left="2160" w:hanging="360"/>
+      </w:pPr>
+      <w:rPr>
+        <w:rFonts w:ascii="Symbol" w:hAnsi="Symbol" w:hint="default"/>
+        <w:sz w:val="20"/>
+      </w:rPr>
+    </w:lvl>
+    <w:lvl w:ilvl="3" w:tentative="1">
+      <w:start w:val="1"/>
+      <w:numFmt w:val="bullet"/>
+      <w:lvlText w:val=""/>
+      <w:lvlJc w:val="left"/>
+      <w:pPr>
+        <w:tabs>
+          <w:tab w:val="num" w:pos="2880"/>
+        </w:tabs>
+        <w:ind w:left="2880" w:hanging="360"/>
+      </w:pPr>
+      <w:rPr>
+        <w:rFonts w:ascii="Symbol" w:hAnsi="Symbol" w:hint="default"/>
+        <w:sz w:val="20"/>
+      </w:rPr>
+    </w:lvl>
+    <w:lvl w:ilvl="4" w:tentative="1">
+      <w:start w:val="1"/>
+      <w:numFmt w:val="bullet"/>
+      <w:lvlText w:val=""/>
+      <w:lvlJc w:val="left"/>
+      <w:pPr>
+        <w:tabs>
+          <w:tab w:val="num" w:pos="3600"/>
+        </w:tabs>
+        <w:ind w:left="3600" w:hanging="360"/>
+      </w:pPr>
+      <w:rPr>
+        <w:rFonts w:ascii="Symbol" w:hAnsi="Symbol" w:hint="default"/>
+        <w:sz w:val="20"/>
+      </w:rPr>
+    </w:lvl>
+    <w:lvl w:ilvl="5" w:tentative="1">
+      <w:start w:val="1"/>
+      <w:numFmt w:val="bullet"/>
+      <w:lvlText w:val=""/>
+      <w:lvlJc w:val="left"/>
+      <w:pPr>
+        <w:tabs>
+          <w:tab w:val="num" w:pos="4320"/>
+        </w:tabs>
+        <w:ind w:left="4320" w:hanging="360"/>
+      </w:pPr>
+      <w:rPr>
+        <w:rFonts w:ascii="Symbol" w:hAnsi="Symbol" w:hint="default"/>
+        <w:sz w:val="20"/>
+      </w:rPr>
+    </w:lvl>
+    <w:lvl w:ilvl="6" w:tentative="1">
+      <w:start w:val="1"/>
+      <w:numFmt w:val="bullet"/>
+      <w:lvlText w:val=""/>
+      <w:lvlJc w:val="left"/>
+      <w:pPr>
+        <w:tabs>
+          <w:tab w:val="num" w:pos="5040"/>
+        </w:tabs>
+        <w:ind w:left="5040" w:hanging="360"/>
+      </w:pPr>
+      <w:rPr>
+        <w:rFonts w:ascii="Symbol" w:hAnsi="Symbol" w:hint="default"/>
+        <w:sz w:val="20"/>
+      </w:rPr>
+    </w:lvl>
+    <w:lvl w:ilvl="7" w:tentative="1">
+      <w:start w:val="1"/>
+      <w:numFmt w:val="bullet"/>
+      <w:lvlText w:val=""/>
+      <w:lvlJc w:val="left"/>
+      <w:pPr>
+        <w:tabs>
+          <w:tab w:val="num" w:pos="5760"/>
+        </w:tabs>
+        <w:ind w:left="5760" w:hanging="360"/>
+      </w:pPr>
+      <w:rPr>
+        <w:rFonts w:ascii="Symbol" w:hAnsi="Symbol" w:hint="default"/>
+        <w:sz w:val="20"/>
+      </w:rPr>
+    </w:lvl>
+    <w:lvl w:ilvl="8" w:tentative="1">
+      <w:start w:val="1"/>
+      <w:numFmt w:val="bullet"/>
+      <w:lvlText w:val=""/>
+      <w:lvlJc w:val="left"/>
+      <w:pPr>
+        <w:tabs>
+          <w:tab w:val="num" w:pos="6480"/>
+        </w:tabs>
+        <w:ind w:left="6480" w:hanging="360"/>
+      </w:pPr>
+      <w:rPr>
+        <w:rFonts w:ascii="Symbol" w:hAnsi="Symbol" w:hint="default"/>
+        <w:sz w:val="20"/>
+      </w:rPr>
+    </w:lvl>
+  </w:abstractNum>
+  <w:abstractNum w:abstractNumId="6" w15:restartNumberingAfterBreak="0">
+    <w:nsid w:val="32994FBC"/>
+    <w:multiLevelType w:val="multilevel"/>
+    <w:tmpl w:val="403CC07C"/>
+    <w:lvl w:ilvl="0">
+      <w:start w:val="1"/>
+      <w:numFmt w:val="bullet"/>
+      <w:lvlText w:val=""/>
+      <w:lvlJc w:val="left"/>
+      <w:pPr>
+        <w:tabs>
+          <w:tab w:val="num" w:pos="720"/>
+        </w:tabs>
+        <w:ind w:left="720" w:hanging="360"/>
+      </w:pPr>
+      <w:rPr>
+        <w:rFonts w:ascii="Symbol" w:hAnsi="Symbol" w:hint="default"/>
+        <w:sz w:val="20"/>
+      </w:rPr>
+    </w:lvl>
+    <w:lvl w:ilvl="1" w:tentative="1">
+      <w:start w:val="1"/>
+      <w:numFmt w:val="bullet"/>
+      <w:lvlText w:val=""/>
+      <w:lvlJc w:val="left"/>
+      <w:pPr>
+        <w:tabs>
+          <w:tab w:val="num" w:pos="1440"/>
+        </w:tabs>
+        <w:ind w:left="1440" w:hanging="360"/>
+      </w:pPr>
+      <w:rPr>
+        <w:rFonts w:ascii="Symbol" w:hAnsi="Symbol" w:hint="default"/>
+        <w:sz w:val="20"/>
+      </w:rPr>
+    </w:lvl>
+    <w:lvl w:ilvl="2" w:tentative="1">
+      <w:start w:val="1"/>
+      <w:numFmt w:val="bullet"/>
+      <w:lvlText w:val=""/>
+      <w:lvlJc w:val="left"/>
+      <w:pPr>
+        <w:tabs>
+          <w:tab w:val="num" w:pos="2160"/>
+        </w:tabs>
+        <w:ind w:left="2160" w:hanging="360"/>
+      </w:pPr>
+      <w:rPr>
+        <w:rFonts w:ascii="Symbol" w:hAnsi="Symbol" w:hint="default"/>
+        <w:sz w:val="20"/>
+      </w:rPr>
+    </w:lvl>
+    <w:lvl w:ilvl="3" w:tentative="1">
+      <w:start w:val="1"/>
+      <w:numFmt w:val="bullet"/>
+      <w:lvlText w:val=""/>
+      <w:lvlJc w:val="left"/>
+      <w:pPr>
+        <w:tabs>
+          <w:tab w:val="num" w:pos="2880"/>
+        </w:tabs>
+        <w:ind w:left="2880" w:hanging="360"/>
+      </w:pPr>
+      <w:rPr>
+        <w:rFonts w:ascii="Symbol" w:hAnsi="Symbol" w:hint="default"/>
+        <w:sz w:val="20"/>
+      </w:rPr>
+    </w:lvl>
+    <w:lvl w:ilvl="4" w:tentative="1">
+      <w:start w:val="1"/>
+      <w:numFmt w:val="bullet"/>
+      <w:lvlText w:val=""/>
+      <w:lvlJc w:val="left"/>
+      <w:pPr>
+        <w:tabs>
+          <w:tab w:val="num" w:pos="3600"/>
+        </w:tabs>
+        <w:ind w:left="3600" w:hanging="360"/>
+      </w:pPr>
+      <w:rPr>
+        <w:rFonts w:ascii="Symbol" w:hAnsi="Symbol" w:hint="default"/>
+        <w:sz w:val="20"/>
+      </w:rPr>
+    </w:lvl>
+    <w:lvl w:ilvl="5" w:tentative="1">
+      <w:start w:val="1"/>
+      <w:numFmt w:val="bullet"/>
+      <w:lvlText w:val=""/>
+      <w:lvlJc w:val="left"/>
+      <w:pPr>
+        <w:tabs>
+          <w:tab w:val="num" w:pos="4320"/>
+        </w:tabs>
+        <w:ind w:left="4320" w:hanging="360"/>
+      </w:pPr>
+      <w:rPr>
+        <w:rFonts w:ascii="Symbol" w:hAnsi="Symbol" w:hint="default"/>
+        <w:sz w:val="20"/>
+      </w:rPr>
+    </w:lvl>
+    <w:lvl w:ilvl="6" w:tentative="1">
+      <w:start w:val="1"/>
+      <w:numFmt w:val="bullet"/>
+      <w:lvlText w:val=""/>
+      <w:lvlJc w:val="left"/>
+      <w:pPr>
+        <w:tabs>
+          <w:tab w:val="num" w:pos="5040"/>
+        </w:tabs>
+        <w:ind w:left="5040" w:hanging="360"/>
+      </w:pPr>
+      <w:rPr>
+        <w:rFonts w:ascii="Symbol" w:hAnsi="Symbol" w:hint="default"/>
+        <w:sz w:val="20"/>
+      </w:rPr>
+    </w:lvl>
+    <w:lvl w:ilvl="7" w:tentative="1">
+      <w:start w:val="1"/>
+      <w:numFmt w:val="bullet"/>
+      <w:lvlText w:val=""/>
+      <w:lvlJc w:val="left"/>
+      <w:pPr>
+        <w:tabs>
+          <w:tab w:val="num" w:pos="5760"/>
+        </w:tabs>
+        <w:ind w:left="5760" w:hanging="360"/>
+      </w:pPr>
+      <w:rPr>
+        <w:rFonts w:ascii="Symbol" w:hAnsi="Symbol" w:hint="default"/>
+        <w:sz w:val="20"/>
+      </w:rPr>
+    </w:lvl>
+    <w:lvl w:ilvl="8" w:tentative="1">
+      <w:start w:val="1"/>
+      <w:numFmt w:val="bullet"/>
+      <w:lvlText w:val=""/>
+      <w:lvlJc w:val="left"/>
+      <w:pPr>
+        <w:tabs>
+          <w:tab w:val="num" w:pos="6480"/>
+        </w:tabs>
+        <w:ind w:left="6480" w:hanging="360"/>
+      </w:pPr>
+      <w:rPr>
+        <w:rFonts w:ascii="Symbol" w:hAnsi="Symbol" w:hint="default"/>
+        <w:sz w:val="20"/>
+      </w:rPr>
+    </w:lvl>
+  </w:abstractNum>
+  <w:abstractNum w:abstractNumId="7" w15:restartNumberingAfterBreak="0">
     <w:nsid w:val="351066B4"/>
     <w:multiLevelType w:val="multilevel"/>
     <w:tmpl w:val="8C483DAC"/>
@@ -2065,7 +5414,305 @@
       </w:rPr>
     </w:lvl>
   </w:abstractNum>
-  <w:abstractNum w:abstractNumId="3" w15:restartNumberingAfterBreak="0">
+  <w:abstractNum w:abstractNumId="8" w15:restartNumberingAfterBreak="0">
+    <w:nsid w:val="439205CA"/>
+    <w:multiLevelType w:val="multilevel"/>
+    <w:tmpl w:val="801E6F6C"/>
+    <w:lvl w:ilvl="0">
+      <w:start w:val="1"/>
+      <w:numFmt w:val="bullet"/>
+      <w:lvlText w:val=""/>
+      <w:lvlJc w:val="left"/>
+      <w:pPr>
+        <w:tabs>
+          <w:tab w:val="num" w:pos="720"/>
+        </w:tabs>
+        <w:ind w:left="720" w:hanging="360"/>
+      </w:pPr>
+      <w:rPr>
+        <w:rFonts w:ascii="Symbol" w:hAnsi="Symbol" w:hint="default"/>
+        <w:sz w:val="20"/>
+      </w:rPr>
+    </w:lvl>
+    <w:lvl w:ilvl="1" w:tentative="1">
+      <w:start w:val="1"/>
+      <w:numFmt w:val="bullet"/>
+      <w:lvlText w:val=""/>
+      <w:lvlJc w:val="left"/>
+      <w:pPr>
+        <w:tabs>
+          <w:tab w:val="num" w:pos="1440"/>
+        </w:tabs>
+        <w:ind w:left="1440" w:hanging="360"/>
+      </w:pPr>
+      <w:rPr>
+        <w:rFonts w:ascii="Symbol" w:hAnsi="Symbol" w:hint="default"/>
+        <w:sz w:val="20"/>
+      </w:rPr>
+    </w:lvl>
+    <w:lvl w:ilvl="2" w:tentative="1">
+      <w:start w:val="1"/>
+      <w:numFmt w:val="bullet"/>
+      <w:lvlText w:val=""/>
+      <w:lvlJc w:val="left"/>
+      <w:pPr>
+        <w:tabs>
+          <w:tab w:val="num" w:pos="2160"/>
+        </w:tabs>
+        <w:ind w:left="2160" w:hanging="360"/>
+      </w:pPr>
+      <w:rPr>
+        <w:rFonts w:ascii="Symbol" w:hAnsi="Symbol" w:hint="default"/>
+        <w:sz w:val="20"/>
+      </w:rPr>
+    </w:lvl>
+    <w:lvl w:ilvl="3" w:tentative="1">
+      <w:start w:val="1"/>
+      <w:numFmt w:val="bullet"/>
+      <w:lvlText w:val=""/>
+      <w:lvlJc w:val="left"/>
+      <w:pPr>
+        <w:tabs>
+          <w:tab w:val="num" w:pos="2880"/>
+        </w:tabs>
+        <w:ind w:left="2880" w:hanging="360"/>
+      </w:pPr>
+      <w:rPr>
+        <w:rFonts w:ascii="Symbol" w:hAnsi="Symbol" w:hint="default"/>
+        <w:sz w:val="20"/>
+      </w:rPr>
+    </w:lvl>
+    <w:lvl w:ilvl="4" w:tentative="1">
+      <w:start w:val="1"/>
+      <w:numFmt w:val="bullet"/>
+      <w:lvlText w:val=""/>
+      <w:lvlJc w:val="left"/>
+      <w:pPr>
+        <w:tabs>
+          <w:tab w:val="num" w:pos="3600"/>
+        </w:tabs>
+        <w:ind w:left="3600" w:hanging="360"/>
+      </w:pPr>
+      <w:rPr>
+        <w:rFonts w:ascii="Symbol" w:hAnsi="Symbol" w:hint="default"/>
+        <w:sz w:val="20"/>
+      </w:rPr>
+    </w:lvl>
+    <w:lvl w:ilvl="5" w:tentative="1">
+      <w:start w:val="1"/>
+      <w:numFmt w:val="bullet"/>
+      <w:lvlText w:val=""/>
+      <w:lvlJc w:val="left"/>
+      <w:pPr>
+        <w:tabs>
+          <w:tab w:val="num" w:pos="4320"/>
+        </w:tabs>
+        <w:ind w:left="4320" w:hanging="360"/>
+      </w:pPr>
+      <w:rPr>
+        <w:rFonts w:ascii="Symbol" w:hAnsi="Symbol" w:hint="default"/>
+        <w:sz w:val="20"/>
+      </w:rPr>
+    </w:lvl>
+    <w:lvl w:ilvl="6" w:tentative="1">
+      <w:start w:val="1"/>
+      <w:numFmt w:val="bullet"/>
+      <w:lvlText w:val=""/>
+      <w:lvlJc w:val="left"/>
+      <w:pPr>
+        <w:tabs>
+          <w:tab w:val="num" w:pos="5040"/>
+        </w:tabs>
+        <w:ind w:left="5040" w:hanging="360"/>
+      </w:pPr>
+      <w:rPr>
+        <w:rFonts w:ascii="Symbol" w:hAnsi="Symbol" w:hint="default"/>
+        <w:sz w:val="20"/>
+      </w:rPr>
+    </w:lvl>
+    <w:lvl w:ilvl="7" w:tentative="1">
+      <w:start w:val="1"/>
+      <w:numFmt w:val="bullet"/>
+      <w:lvlText w:val=""/>
+      <w:lvlJc w:val="left"/>
+      <w:pPr>
+        <w:tabs>
+          <w:tab w:val="num" w:pos="5760"/>
+        </w:tabs>
+        <w:ind w:left="5760" w:hanging="360"/>
+      </w:pPr>
+      <w:rPr>
+        <w:rFonts w:ascii="Symbol" w:hAnsi="Symbol" w:hint="default"/>
+        <w:sz w:val="20"/>
+      </w:rPr>
+    </w:lvl>
+    <w:lvl w:ilvl="8" w:tentative="1">
+      <w:start w:val="1"/>
+      <w:numFmt w:val="bullet"/>
+      <w:lvlText w:val=""/>
+      <w:lvlJc w:val="left"/>
+      <w:pPr>
+        <w:tabs>
+          <w:tab w:val="num" w:pos="6480"/>
+        </w:tabs>
+        <w:ind w:left="6480" w:hanging="360"/>
+      </w:pPr>
+      <w:rPr>
+        <w:rFonts w:ascii="Symbol" w:hAnsi="Symbol" w:hint="default"/>
+        <w:sz w:val="20"/>
+      </w:rPr>
+    </w:lvl>
+  </w:abstractNum>
+  <w:abstractNum w:abstractNumId="9" w15:restartNumberingAfterBreak="0">
+    <w:nsid w:val="45482D96"/>
+    <w:multiLevelType w:val="multilevel"/>
+    <w:tmpl w:val="11765504"/>
+    <w:lvl w:ilvl="0">
+      <w:start w:val="1"/>
+      <w:numFmt w:val="bullet"/>
+      <w:lvlText w:val=""/>
+      <w:lvlJc w:val="left"/>
+      <w:pPr>
+        <w:tabs>
+          <w:tab w:val="num" w:pos="720"/>
+        </w:tabs>
+        <w:ind w:left="720" w:hanging="360"/>
+      </w:pPr>
+      <w:rPr>
+        <w:rFonts w:ascii="Symbol" w:hAnsi="Symbol" w:hint="default"/>
+        <w:sz w:val="20"/>
+      </w:rPr>
+    </w:lvl>
+    <w:lvl w:ilvl="1" w:tentative="1">
+      <w:start w:val="1"/>
+      <w:numFmt w:val="bullet"/>
+      <w:lvlText w:val=""/>
+      <w:lvlJc w:val="left"/>
+      <w:pPr>
+        <w:tabs>
+          <w:tab w:val="num" w:pos="1440"/>
+        </w:tabs>
+        <w:ind w:left="1440" w:hanging="360"/>
+      </w:pPr>
+      <w:rPr>
+        <w:rFonts w:ascii="Symbol" w:hAnsi="Symbol" w:hint="default"/>
+        <w:sz w:val="20"/>
+      </w:rPr>
+    </w:lvl>
+    <w:lvl w:ilvl="2" w:tentative="1">
+      <w:start w:val="1"/>
+      <w:numFmt w:val="bullet"/>
+      <w:lvlText w:val=""/>
+      <w:lvlJc w:val="left"/>
+      <w:pPr>
+        <w:tabs>
+          <w:tab w:val="num" w:pos="2160"/>
+        </w:tabs>
+        <w:ind w:left="2160" w:hanging="360"/>
+      </w:pPr>
+      <w:rPr>
+        <w:rFonts w:ascii="Symbol" w:hAnsi="Symbol" w:hint="default"/>
+        <w:sz w:val="20"/>
+      </w:rPr>
+    </w:lvl>
+    <w:lvl w:ilvl="3" w:tentative="1">
+      <w:start w:val="1"/>
+      <w:numFmt w:val="bullet"/>
+      <w:lvlText w:val=""/>
+      <w:lvlJc w:val="left"/>
+      <w:pPr>
+        <w:tabs>
+          <w:tab w:val="num" w:pos="2880"/>
+        </w:tabs>
+        <w:ind w:left="2880" w:hanging="360"/>
+      </w:pPr>
+      <w:rPr>
+        <w:rFonts w:ascii="Symbol" w:hAnsi="Symbol" w:hint="default"/>
+        <w:sz w:val="20"/>
+      </w:rPr>
+    </w:lvl>
+    <w:lvl w:ilvl="4" w:tentative="1">
+      <w:start w:val="1"/>
+      <w:numFmt w:val="bullet"/>
+      <w:lvlText w:val=""/>
+      <w:lvlJc w:val="left"/>
+      <w:pPr>
+        <w:tabs>
+          <w:tab w:val="num" w:pos="3600"/>
+        </w:tabs>
+        <w:ind w:left="3600" w:hanging="360"/>
+      </w:pPr>
+      <w:rPr>
+        <w:rFonts w:ascii="Symbol" w:hAnsi="Symbol" w:hint="default"/>
+        <w:sz w:val="20"/>
+      </w:rPr>
+    </w:lvl>
+    <w:lvl w:ilvl="5" w:tentative="1">
+      <w:start w:val="1"/>
+      <w:numFmt w:val="bullet"/>
+      <w:lvlText w:val=""/>
+      <w:lvlJc w:val="left"/>
+      <w:pPr>
+        <w:tabs>
+          <w:tab w:val="num" w:pos="4320"/>
+        </w:tabs>
+        <w:ind w:left="4320" w:hanging="360"/>
+      </w:pPr>
+      <w:rPr>
+        <w:rFonts w:ascii="Symbol" w:hAnsi="Symbol" w:hint="default"/>
+        <w:sz w:val="20"/>
+      </w:rPr>
+    </w:lvl>
+    <w:lvl w:ilvl="6" w:tentative="1">
+      <w:start w:val="1"/>
+      <w:numFmt w:val="bullet"/>
+      <w:lvlText w:val=""/>
+      <w:lvlJc w:val="left"/>
+      <w:pPr>
+        <w:tabs>
+          <w:tab w:val="num" w:pos="5040"/>
+        </w:tabs>
+        <w:ind w:left="5040" w:hanging="360"/>
+      </w:pPr>
+      <w:rPr>
+        <w:rFonts w:ascii="Symbol" w:hAnsi="Symbol" w:hint="default"/>
+        <w:sz w:val="20"/>
+      </w:rPr>
+    </w:lvl>
+    <w:lvl w:ilvl="7" w:tentative="1">
+      <w:start w:val="1"/>
+      <w:numFmt w:val="bullet"/>
+      <w:lvlText w:val=""/>
+      <w:lvlJc w:val="left"/>
+      <w:pPr>
+        <w:tabs>
+          <w:tab w:val="num" w:pos="5760"/>
+        </w:tabs>
+        <w:ind w:left="5760" w:hanging="360"/>
+      </w:pPr>
+      <w:rPr>
+        <w:rFonts w:ascii="Symbol" w:hAnsi="Symbol" w:hint="default"/>
+        <w:sz w:val="20"/>
+      </w:rPr>
+    </w:lvl>
+    <w:lvl w:ilvl="8" w:tentative="1">
+      <w:start w:val="1"/>
+      <w:numFmt w:val="bullet"/>
+      <w:lvlText w:val=""/>
+      <w:lvlJc w:val="left"/>
+      <w:pPr>
+        <w:tabs>
+          <w:tab w:val="num" w:pos="6480"/>
+        </w:tabs>
+        <w:ind w:left="6480" w:hanging="360"/>
+      </w:pPr>
+      <w:rPr>
+        <w:rFonts w:ascii="Symbol" w:hAnsi="Symbol" w:hint="default"/>
+        <w:sz w:val="20"/>
+      </w:rPr>
+    </w:lvl>
+  </w:abstractNum>
+  <w:abstractNum w:abstractNumId="10" w15:restartNumberingAfterBreak="0">
     <w:nsid w:val="489133DD"/>
     <w:multiLevelType w:val="multilevel"/>
     <w:tmpl w:val="C4CEBCDA"/>
@@ -2214,7 +5861,156 @@
       </w:rPr>
     </w:lvl>
   </w:abstractNum>
-  <w:abstractNum w:abstractNumId="4" w15:restartNumberingAfterBreak="0">
+  <w:abstractNum w:abstractNumId="11" w15:restartNumberingAfterBreak="0">
+    <w:nsid w:val="751D223A"/>
+    <w:multiLevelType w:val="multilevel"/>
+    <w:tmpl w:val="8536F902"/>
+    <w:lvl w:ilvl="0">
+      <w:start w:val="1"/>
+      <w:numFmt w:val="bullet"/>
+      <w:lvlText w:val=""/>
+      <w:lvlJc w:val="left"/>
+      <w:pPr>
+        <w:tabs>
+          <w:tab w:val="num" w:pos="720"/>
+        </w:tabs>
+        <w:ind w:left="720" w:hanging="360"/>
+      </w:pPr>
+      <w:rPr>
+        <w:rFonts w:ascii="Symbol" w:hAnsi="Symbol" w:hint="default"/>
+        <w:sz w:val="20"/>
+      </w:rPr>
+    </w:lvl>
+    <w:lvl w:ilvl="1" w:tentative="1">
+      <w:start w:val="1"/>
+      <w:numFmt w:val="bullet"/>
+      <w:lvlText w:val=""/>
+      <w:lvlJc w:val="left"/>
+      <w:pPr>
+        <w:tabs>
+          <w:tab w:val="num" w:pos="1440"/>
+        </w:tabs>
+        <w:ind w:left="1440" w:hanging="360"/>
+      </w:pPr>
+      <w:rPr>
+        <w:rFonts w:ascii="Symbol" w:hAnsi="Symbol" w:hint="default"/>
+        <w:sz w:val="20"/>
+      </w:rPr>
+    </w:lvl>
+    <w:lvl w:ilvl="2" w:tentative="1">
+      <w:start w:val="1"/>
+      <w:numFmt w:val="bullet"/>
+      <w:lvlText w:val=""/>
+      <w:lvlJc w:val="left"/>
+      <w:pPr>
+        <w:tabs>
+          <w:tab w:val="num" w:pos="2160"/>
+        </w:tabs>
+        <w:ind w:left="2160" w:hanging="360"/>
+      </w:pPr>
+      <w:rPr>
+        <w:rFonts w:ascii="Symbol" w:hAnsi="Symbol" w:hint="default"/>
+        <w:sz w:val="20"/>
+      </w:rPr>
+    </w:lvl>
+    <w:lvl w:ilvl="3" w:tentative="1">
+      <w:start w:val="1"/>
+      <w:numFmt w:val="bullet"/>
+      <w:lvlText w:val=""/>
+      <w:lvlJc w:val="left"/>
+      <w:pPr>
+        <w:tabs>
+          <w:tab w:val="num" w:pos="2880"/>
+        </w:tabs>
+        <w:ind w:left="2880" w:hanging="360"/>
+      </w:pPr>
+      <w:rPr>
+        <w:rFonts w:ascii="Symbol" w:hAnsi="Symbol" w:hint="default"/>
+        <w:sz w:val="20"/>
+      </w:rPr>
+    </w:lvl>
+    <w:lvl w:ilvl="4" w:tentative="1">
+      <w:start w:val="1"/>
+      <w:numFmt w:val="bullet"/>
+      <w:lvlText w:val=""/>
+      <w:lvlJc w:val="left"/>
+      <w:pPr>
+        <w:tabs>
+          <w:tab w:val="num" w:pos="3600"/>
+        </w:tabs>
+        <w:ind w:left="3600" w:hanging="360"/>
+      </w:pPr>
+      <w:rPr>
+        <w:rFonts w:ascii="Symbol" w:hAnsi="Symbol" w:hint="default"/>
+        <w:sz w:val="20"/>
+      </w:rPr>
+    </w:lvl>
+    <w:lvl w:ilvl="5" w:tentative="1">
+      <w:start w:val="1"/>
+      <w:numFmt w:val="bullet"/>
+      <w:lvlText w:val=""/>
+      <w:lvlJc w:val="left"/>
+      <w:pPr>
+        <w:tabs>
+          <w:tab w:val="num" w:pos="4320"/>
+        </w:tabs>
+        <w:ind w:left="4320" w:hanging="360"/>
+      </w:pPr>
+      <w:rPr>
+        <w:rFonts w:ascii="Symbol" w:hAnsi="Symbol" w:hint="default"/>
+        <w:sz w:val="20"/>
+      </w:rPr>
+    </w:lvl>
+    <w:lvl w:ilvl="6" w:tentative="1">
+      <w:start w:val="1"/>
+      <w:numFmt w:val="bullet"/>
+      <w:lvlText w:val=""/>
+      <w:lvlJc w:val="left"/>
+      <w:pPr>
+        <w:tabs>
+          <w:tab w:val="num" w:pos="5040"/>
+        </w:tabs>
+        <w:ind w:left="5040" w:hanging="360"/>
+      </w:pPr>
+      <w:rPr>
+        <w:rFonts w:ascii="Symbol" w:hAnsi="Symbol" w:hint="default"/>
+        <w:sz w:val="20"/>
+      </w:rPr>
+    </w:lvl>
+    <w:lvl w:ilvl="7" w:tentative="1">
+      <w:start w:val="1"/>
+      <w:numFmt w:val="bullet"/>
+      <w:lvlText w:val=""/>
+      <w:lvlJc w:val="left"/>
+      <w:pPr>
+        <w:tabs>
+          <w:tab w:val="num" w:pos="5760"/>
+        </w:tabs>
+        <w:ind w:left="5760" w:hanging="360"/>
+      </w:pPr>
+      <w:rPr>
+        <w:rFonts w:ascii="Symbol" w:hAnsi="Symbol" w:hint="default"/>
+        <w:sz w:val="20"/>
+      </w:rPr>
+    </w:lvl>
+    <w:lvl w:ilvl="8" w:tentative="1">
+      <w:start w:val="1"/>
+      <w:numFmt w:val="bullet"/>
+      <w:lvlText w:val=""/>
+      <w:lvlJc w:val="left"/>
+      <w:pPr>
+        <w:tabs>
+          <w:tab w:val="num" w:pos="6480"/>
+        </w:tabs>
+        <w:ind w:left="6480" w:hanging="360"/>
+      </w:pPr>
+      <w:rPr>
+        <w:rFonts w:ascii="Symbol" w:hAnsi="Symbol" w:hint="default"/>
+        <w:sz w:val="20"/>
+      </w:rPr>
+    </w:lvl>
+  </w:abstractNum>
+  <w:abstractNum w:abstractNumId="12" w15:restartNumberingAfterBreak="0">
     <w:nsid w:val="7A2104F8"/>
     <w:multiLevelType w:val="multilevel"/>
     <w:tmpl w:val="7924B9F2"/>
@@ -2364,19 +6160,43 @@
     </w:lvl>
   </w:abstractNum>
   <w:num w:numId="1" w16cid:durableId="2095780735">
+    <w:abstractNumId w:val="12"/>
+  </w:num>
+  <w:num w:numId="2" w16cid:durableId="830291253">
+    <w:abstractNumId w:val="7"/>
+  </w:num>
+  <w:num w:numId="3" w16cid:durableId="1252353405">
     <w:abstractNumId w:val="4"/>
   </w:num>
-  <w:num w:numId="2" w16cid:durableId="830291253">
+  <w:num w:numId="4" w16cid:durableId="1168398539">
+    <w:abstractNumId w:val="10"/>
+  </w:num>
+  <w:num w:numId="5" w16cid:durableId="964505950">
+    <w:abstractNumId w:val="3"/>
+  </w:num>
+  <w:num w:numId="6" w16cid:durableId="1383795121">
+    <w:abstractNumId w:val="1"/>
+  </w:num>
+  <w:num w:numId="7" w16cid:durableId="766585098">
+    <w:abstractNumId w:val="5"/>
+  </w:num>
+  <w:num w:numId="8" w16cid:durableId="1727030213">
     <w:abstractNumId w:val="2"/>
   </w:num>
-  <w:num w:numId="3" w16cid:durableId="1252353405">
-    <w:abstractNumId w:val="1"/>
+  <w:num w:numId="9" w16cid:durableId="2145082110">
+    <w:abstractNumId w:val="9"/>
   </w:num>
-  <w:num w:numId="4" w16cid:durableId="1168398539">
-    <w:abstractNumId w:val="3"/>
+  <w:num w:numId="10" w16cid:durableId="590702491">
+    <w:abstractNumId w:val="0"/>
   </w:num>
-  <w:num w:numId="5" w16cid:durableId="964505950">
-    <w:abstractNumId w:val="0"/>
+  <w:num w:numId="11" w16cid:durableId="654720582">
+    <w:abstractNumId w:val="11"/>
+  </w:num>
+  <w:num w:numId="12" w16cid:durableId="233589248">
+    <w:abstractNumId w:val="8"/>
+  </w:num>
+  <w:num w:numId="13" w16cid:durableId="59908635">
+    <w:abstractNumId w:val="6"/>
   </w:num>
 </w:numbering>
 </file>
